--- a/rapport_hangman.docx
+++ b/rapport_hangman.docx
@@ -1,8 +1,8 @@
 
 <file path=word/document.xml><?xml version="1.0" encoding="utf-8"?>
-<w:document xmlns:wpc="http://schemas.microsoft.com/office/word/2010/wordprocessingCanvas" xmlns:cx="http://schemas.microsoft.com/office/drawing/2014/chartex" xmlns:cx1="http://schemas.microsoft.com/office/drawing/2015/9/8/chartex" xmlns:cx2="http://schemas.microsoft.com/office/drawing/2015/10/21/chartex" xmlns:cx3="http://schemas.microsoft.com/office/drawing/2016/5/9/chartex" xmlns:cx4="http://schemas.microsoft.com/office/drawing/2016/5/10/chartex" xmlns:cx5="http://schemas.microsoft.com/office/drawing/2016/5/11/chartex" xmlns:cx6="http://schemas.microsoft.com/office/drawing/2016/5/12/chartex" xmlns:cx7="http://schemas.microsoft.com/office/drawing/2016/5/13/chartex" xmlns:cx8="http://schemas.microsoft.com/office/drawing/2016/5/14/chartex" xmlns:mc="http://schemas.openxmlformats.org/markup-compatibility/2006" xmlns:aink="http://schemas.microsoft.com/office/drawing/2016/ink" xmlns:am3d="http://schemas.microsoft.com/office/drawing/2017/model3d" xmlns:o="urn:schemas-microsoft-com:office:office" xmlns:oel="http://schemas.microsoft.com/office/2019/extlst" xmlns:r="http://schemas.openxmlformats.org/officeDocument/2006/relationships" xmlns:m="http://schemas.openxmlformats.org/officeDocument/2006/math" xmlns:v="urn:schemas-microsoft-com:vml" xmlns:wp14="http://schemas.microsoft.com/office/word/2010/wordprocessingDrawing" xmlns:wp="http://schemas.openxmlformats.org/drawingml/2006/wordprocessingDrawing" xmlns:w10="urn:schemas-microsoft-com:office:word" xmlns:w="http://schemas.openxmlformats.org/wordprocessingml/2006/main" xmlns:w14="http://schemas.microsoft.com/office/word/2010/wordml" xmlns:w15="http://schemas.microsoft.com/office/word/2012/wordml" xmlns:w16cex="http://schemas.microsoft.com/office/word/2018/wordml/cex" xmlns:w16cid="http://schemas.microsoft.com/office/word/2016/wordml/cid" xmlns:w16="http://schemas.microsoft.com/office/word/2018/wordml" xmlns:w16du="http://schemas.microsoft.com/office/word/2023/wordml/word16du" xmlns:w16sdtdh="http://schemas.microsoft.com/office/word/2020/wordml/sdtdatahash" xmlns:w16sdtfl="http://schemas.microsoft.com/office/word/2024/wordml/sdtformatlock" xmlns:w16se="http://schemas.microsoft.com/office/word/2015/wordml/symex" xmlns:wpg="http://schemas.microsoft.com/office/word/2010/wordprocessingGroup" xmlns:wpi="http://schemas.microsoft.com/office/word/2010/wordprocessingInk" xmlns:wne="http://schemas.microsoft.com/office/word/2006/wordml" xmlns:wps="http://schemas.microsoft.com/office/word/2010/wordprocessingShape" mc:Ignorable="w14 w15 w16se w16cid w16 w16cex w16sdtdh w16sdtfl w16du wp14">
+<w:document xmlns:ns1="http://schemas.openxmlformats.org/markup-compatibility/2006" xmlns:ns2="http://schemas.microsoft.com/office/word/2010/wordml" xmlns:w="http://schemas.openxmlformats.org/wordprocessingml/2006/main" ns1:Ignorable="w14 w15 w16se w16cid w16 w16cex w16sdtdh w16sdtfl w16du wp14">
   <w:body>
-    <w:p>
+    <w:p ns2:paraId="4DE39C74" ns2:textId="77777777">
       <w:pPr>
         <w:jc w:val="center"/>
         <w:rPr>
@@ -10,7 +10,6 @@
           <w:lang w:val="nl-NL"/>
         </w:rPr>
       </w:pPr>
-      <w:proofErr w:type="spellStart"/>
       <w:r>
         <w:rPr>
           <w:rFonts w:asciiTheme="majorHAnsi" w:hAnsiTheme="majorHAnsi" w:cstheme="majorHAnsi"/>
@@ -19,43 +18,10 @@
           <w:sz w:val="48"/>
           <w:lang w:val="nl-NL"/>
         </w:rPr>
-        <w:t>Hangman</w:t>
-      </w:r>
-      <w:proofErr w:type="spellEnd"/>
-      <w:r>
-        <w:rPr>
-          <w:rFonts w:asciiTheme="majorHAnsi" w:hAnsiTheme="majorHAnsi" w:cstheme="majorHAnsi"/>
-          <w:b/>
-          <w:color w:val="1F497D"/>
-          <w:sz w:val="48"/>
-          <w:lang w:val="nl-NL"/>
-        </w:rPr>
-        <w:t xml:space="preserve"> – </w:t>
-      </w:r>
-      <w:proofErr w:type="spellStart"/>
-      <w:r>
-        <w:rPr>
-          <w:rFonts w:asciiTheme="majorHAnsi" w:hAnsiTheme="majorHAnsi" w:cstheme="majorHAnsi"/>
-          <w:b/>
-          <w:color w:val="1F497D"/>
-          <w:sz w:val="48"/>
-          <w:lang w:val="nl-NL"/>
-        </w:rPr>
-        <w:t>Rule-Based</w:t>
-      </w:r>
-      <w:proofErr w:type="spellEnd"/>
-      <w:r>
-        <w:rPr>
-          <w:rFonts w:asciiTheme="majorHAnsi" w:hAnsiTheme="majorHAnsi" w:cstheme="majorHAnsi"/>
-          <w:b/>
-          <w:color w:val="1F497D"/>
-          <w:sz w:val="48"/>
-          <w:lang w:val="nl-NL"/>
-        </w:rPr>
-        <w:t xml:space="preserve"> Agent Vergelijking</w:t>
+        <w:t>Hangman – Rule-Based Agent Vergelijking</w:t>
       </w:r>
     </w:p>
-    <w:p>
+    <w:p ns2:paraId="2FF5E4D5" ns2:textId="77777777">
       <w:pPr>
         <w:jc w:val="center"/>
         <w:rPr>
@@ -71,90 +37,31 @@
           <w:sz w:val="26"/>
           <w:lang w:val="nl-NL"/>
         </w:rPr>
-        <w:t xml:space="preserve">Een vergelijking van vijf </w:t>
+        <w:t>Een vergelijking van vijf rule-based AI-strategieën voor het spel Hangman</w:t>
       </w:r>
-      <w:proofErr w:type="spellStart"/>
+    </w:p>
+    <w:p ns2:paraId="07589F4A" ns2:textId="77777777">
+      <w:pPr>
+        <w:rPr>
+          <w:rFonts w:asciiTheme="majorHAnsi" w:hAnsiTheme="majorHAnsi" w:cstheme="majorHAnsi"/>
+          <w:lang w:val="nl-NL"/>
+        </w:rPr>
+      </w:pPr>
+    </w:p>
+    <w:p ns2:paraId="6DE3A08A" ns2:textId="2566BACB">
+      <w:pPr>
+        <w:jc w:val="center"/>
+        <w:rPr>
+          <w:rFonts w:asciiTheme="majorHAnsi" w:hAnsiTheme="majorHAnsi" w:cstheme="majorHAnsi"/>
+          <w:lang w:val="nl-NL"/>
+        </w:rPr>
+      </w:pPr>
       <w:r>
         <w:rPr>
           <w:rFonts w:asciiTheme="majorHAnsi" w:hAnsiTheme="majorHAnsi" w:cstheme="majorHAnsi"/>
-          <w:i/>
-          <w:color w:val="404040"/>
-          <w:sz w:val="26"/>
-          <w:lang w:val="nl-NL"/>
-        </w:rPr>
-        <w:t>rule-based</w:t>
-      </w:r>
-      <w:proofErr w:type="spellEnd"/>
-      <w:r>
-        <w:rPr>
-          <w:rFonts w:asciiTheme="majorHAnsi" w:hAnsiTheme="majorHAnsi" w:cstheme="majorHAnsi"/>
-          <w:i/>
-          <w:color w:val="404040"/>
-          <w:sz w:val="26"/>
-          <w:lang w:val="nl-NL"/>
-        </w:rPr>
-        <w:t xml:space="preserve"> AI-strategieën voor het spel </w:t>
-      </w:r>
-      <w:proofErr w:type="spellStart"/>
-      <w:r>
-        <w:rPr>
-          <w:rFonts w:asciiTheme="majorHAnsi" w:hAnsiTheme="majorHAnsi" w:cstheme="majorHAnsi"/>
-          <w:i/>
-          <w:color w:val="404040"/>
-          <w:sz w:val="26"/>
-          <w:lang w:val="nl-NL"/>
-        </w:rPr>
-        <w:t>Hangman</w:t>
-      </w:r>
-      <w:proofErr w:type="spellEnd"/>
-    </w:p>
-    <w:p>
-      <w:pPr>
-        <w:rPr>
-          <w:rFonts w:asciiTheme="majorHAnsi" w:hAnsiTheme="majorHAnsi" w:cstheme="majorHAnsi"/>
-          <w:lang w:val="nl-NL"/>
-        </w:rPr>
-      </w:pPr>
-    </w:p>
-    <w:p>
-      <w:pPr>
-        <w:jc w:val="center"/>
-        <w:rPr>
-          <w:rFonts w:asciiTheme="majorHAnsi" w:hAnsiTheme="majorHAnsi" w:cstheme="majorHAnsi"/>
-          <w:lang w:val="nl-NL"/>
-        </w:rPr>
-      </w:pPr>
-      <w:proofErr w:type="spellStart"/>
-      <w:r>
-        <w:rPr>
-          <w:rFonts w:asciiTheme="majorHAnsi" w:hAnsiTheme="majorHAnsi" w:cstheme="majorHAnsi"/>
-          <w:lang w:val="nl-NL"/>
-        </w:rPr>
-        <w:t>Autonomous</w:t>
-      </w:r>
-      <w:proofErr w:type="spellEnd"/>
-      <w:r>
-        <w:rPr>
-          <w:rFonts w:asciiTheme="majorHAnsi" w:hAnsiTheme="majorHAnsi" w:cstheme="majorHAnsi"/>
-          <w:lang w:val="nl-NL"/>
-        </w:rPr>
-        <w:t xml:space="preserve"> Systems – Game </w:t>
-      </w:r>
-      <w:proofErr w:type="spellStart"/>
-      <w:r>
-        <w:rPr>
-          <w:rFonts w:asciiTheme="majorHAnsi" w:hAnsiTheme="majorHAnsi" w:cstheme="majorHAnsi"/>
-          <w:lang w:val="nl-NL"/>
-        </w:rPr>
-        <w:t>Theory</w:t>
-      </w:r>
-      <w:proofErr w:type="spellEnd"/>
-      <w:r>
-        <w:rPr>
-          <w:rFonts w:asciiTheme="majorHAnsi" w:hAnsiTheme="majorHAnsi" w:cstheme="majorHAnsi"/>
-          <w:lang w:val="nl-NL"/>
-        </w:rPr>
-        <w:t xml:space="preserve"> Project</w:t>
+          <w:lang w:val="nl-NL"/>
+        </w:rPr>
+        <w:t>Autonomous Systems – Game Theory Project</w:t>
       </w:r>
       <w:r>
         <w:rPr>
@@ -165,7 +72,7 @@
         <w:t>Datum: 30 maart 2026</w:t>
       </w:r>
     </w:p>
-    <w:p>
+    <w:p ns2:paraId="5092B2FC" ns2:textId="77777777">
       <w:pPr>
         <w:rPr>
           <w:rFonts w:asciiTheme="majorHAnsi" w:hAnsiTheme="majorHAnsi" w:cstheme="majorHAnsi"/>
@@ -180,7 +87,7 @@
         <w:br w:type="page"/>
       </w:r>
     </w:p>
-    <w:p>
+    <w:p ns2:paraId="26E95A45" ns2:textId="77777777">
       <w:pPr>
         <w:rPr>
           <w:rFonts w:asciiTheme="majorHAnsi" w:hAnsiTheme="majorHAnsi" w:cstheme="majorHAnsi"/>
@@ -199,7 +106,7 @@
         <w:t>Inhoudsopgave</w:t>
       </w:r>
     </w:p>
-    <w:p>
+    <w:p ns2:paraId="607F0AAA" ns2:textId="684BAA7E">
       <w:pPr>
         <w:pStyle w:val="TOC1"/>
         <w:tabs>
@@ -208,6 +115,10 @@
         <w:rPr>
           <w:rFonts w:asciiTheme="majorHAnsi" w:hAnsiTheme="majorHAnsi" w:cstheme="majorHAnsi"/>
           <w:noProof/>
+          <w:kern w:val="2"/>
+          <w:sz w:val="24"/>
+          <w:szCs w:val="24"/>
+          <ns2:ligatures ns2:val="standardContextual"/>
         </w:rPr>
       </w:pPr>
       <w:r>
@@ -228,12 +139,13 @@
         </w:rPr>
         <w:fldChar w:fldCharType="separate"/>
       </w:r>
-      <w:hyperlink w:anchor="_Toc225792684" w:history="1">
+      <w:hyperlink w:anchor="_Toc225795094" w:history="1">
         <w:r>
           <w:rPr>
             <w:rStyle w:val="Hyperlink"/>
             <w:rFonts w:asciiTheme="majorHAnsi" w:hAnsiTheme="majorHAnsi" w:cstheme="majorHAnsi"/>
             <w:noProof/>
+            <w:lang w:val="nl-NL"/>
           </w:rPr>
           <w:t>1. Probleemstelling</w:t>
         </w:r>
@@ -259,7 +171,7 @@
             <w:noProof/>
             <w:webHidden/>
           </w:rPr>
-          <w:instrText xml:space="preserve"> PAGEREF _Toc225792684 \h </w:instrText>
+          <w:instrText xml:space="preserve"> PAGEREF _Toc225795094 \h </w:instrText>
         </w:r>
         <w:r>
           <w:rPr>
@@ -294,7 +206,7 @@
         </w:r>
       </w:hyperlink>
     </w:p>
-    <w:p>
+    <w:p ns2:paraId="04C8F6BA" ns2:textId="42CD87E6">
       <w:pPr>
         <w:pStyle w:val="TOC2"/>
         <w:tabs>
@@ -303,14 +215,19 @@
         <w:rPr>
           <w:rFonts w:asciiTheme="majorHAnsi" w:hAnsiTheme="majorHAnsi" w:cstheme="majorHAnsi"/>
           <w:noProof/>
-        </w:rPr>
-      </w:pPr>
-      <w:hyperlink w:anchor="_Toc225792685" w:history="1">
+          <w:kern w:val="2"/>
+          <w:sz w:val="24"/>
+          <w:szCs w:val="24"/>
+          <ns2:ligatures ns2:val="standardContextual"/>
+        </w:rPr>
+      </w:pPr>
+      <w:hyperlink w:anchor="_Toc225795095" w:history="1">
         <w:r>
           <w:rPr>
             <w:rStyle w:val="Hyperlink"/>
             <w:rFonts w:asciiTheme="majorHAnsi" w:hAnsiTheme="majorHAnsi" w:cstheme="majorHAnsi"/>
             <w:noProof/>
+            <w:lang w:val="nl-NL"/>
           </w:rPr>
           <w:t>Motivatie voor een rule-based benadering</w:t>
         </w:r>
@@ -336,7 +253,7 @@
             <w:noProof/>
             <w:webHidden/>
           </w:rPr>
-          <w:instrText xml:space="preserve"> PAGEREF _Toc225792685 \h </w:instrText>
+          <w:instrText xml:space="preserve"> PAGEREF _Toc225795095 \h </w:instrText>
         </w:r>
         <w:r>
           <w:rPr>
@@ -371,7 +288,7 @@
         </w:r>
       </w:hyperlink>
     </w:p>
-    <w:p>
+    <w:p ns2:paraId="2CADDE51" ns2:textId="69230E75">
       <w:pPr>
         <w:pStyle w:val="TOC1"/>
         <w:tabs>
@@ -380,14 +297,19 @@
         <w:rPr>
           <w:rFonts w:asciiTheme="majorHAnsi" w:hAnsiTheme="majorHAnsi" w:cstheme="majorHAnsi"/>
           <w:noProof/>
-        </w:rPr>
-      </w:pPr>
-      <w:hyperlink w:anchor="_Toc225792686" w:history="1">
+          <w:kern w:val="2"/>
+          <w:sz w:val="24"/>
+          <w:szCs w:val="24"/>
+          <ns2:ligatures ns2:val="standardContextual"/>
+        </w:rPr>
+      </w:pPr>
+      <w:hyperlink w:anchor="_Toc225795096" w:history="1">
         <w:r>
           <w:rPr>
             <w:rStyle w:val="Hyperlink"/>
             <w:rFonts w:asciiTheme="majorHAnsi" w:hAnsiTheme="majorHAnsi" w:cstheme="majorHAnsi"/>
             <w:noProof/>
+            <w:lang w:val="nl-NL"/>
           </w:rPr>
           <w:t>2. Methodologie</w:t>
         </w:r>
@@ -413,7 +335,7 @@
             <w:noProof/>
             <w:webHidden/>
           </w:rPr>
-          <w:instrText xml:space="preserve"> PAGEREF _Toc225792686 \h </w:instrText>
+          <w:instrText xml:space="preserve"> PAGEREF _Toc225795096 \h </w:instrText>
         </w:r>
         <w:r>
           <w:rPr>
@@ -448,7 +370,7 @@
         </w:r>
       </w:hyperlink>
     </w:p>
-    <w:p>
+    <w:p ns2:paraId="25368B5D" ns2:textId="5B8DCB78">
       <w:pPr>
         <w:pStyle w:val="TOC2"/>
         <w:tabs>
@@ -457,14 +379,19 @@
         <w:rPr>
           <w:rFonts w:asciiTheme="majorHAnsi" w:hAnsiTheme="majorHAnsi" w:cstheme="majorHAnsi"/>
           <w:noProof/>
-        </w:rPr>
-      </w:pPr>
-      <w:hyperlink w:anchor="_Toc225792687" w:history="1">
+          <w:kern w:val="2"/>
+          <w:sz w:val="24"/>
+          <w:szCs w:val="24"/>
+          <ns2:ligatures ns2:val="standardContextual"/>
+        </w:rPr>
+      </w:pPr>
+      <w:hyperlink w:anchor="_Toc225795097" w:history="1">
         <w:r>
           <w:rPr>
             <w:rStyle w:val="Hyperlink"/>
             <w:rFonts w:asciiTheme="majorHAnsi" w:hAnsiTheme="majorHAnsi" w:cstheme="majorHAnsi"/>
             <w:noProof/>
+            <w:lang w:val="nl-NL"/>
           </w:rPr>
           <w:t>2.1 Projectarchitectuur</w:t>
         </w:r>
@@ -490,7 +417,7 @@
             <w:noProof/>
             <w:webHidden/>
           </w:rPr>
-          <w:instrText xml:space="preserve"> PAGEREF _Toc225792687 \h </w:instrText>
+          <w:instrText xml:space="preserve"> PAGEREF _Toc225795097 \h </w:instrText>
         </w:r>
         <w:r>
           <w:rPr>
@@ -525,7 +452,7 @@
         </w:r>
       </w:hyperlink>
     </w:p>
-    <w:p>
+    <w:p ns2:paraId="388D42A1" ns2:textId="12CE392C">
       <w:pPr>
         <w:pStyle w:val="TOC2"/>
         <w:tabs>
@@ -534,14 +461,19 @@
         <w:rPr>
           <w:rFonts w:asciiTheme="majorHAnsi" w:hAnsiTheme="majorHAnsi" w:cstheme="majorHAnsi"/>
           <w:noProof/>
-        </w:rPr>
-      </w:pPr>
-      <w:hyperlink w:anchor="_Toc225792688" w:history="1">
+          <w:kern w:val="2"/>
+          <w:sz w:val="24"/>
+          <w:szCs w:val="24"/>
+          <ns2:ligatures ns2:val="standardContextual"/>
+        </w:rPr>
+      </w:pPr>
+      <w:hyperlink w:anchor="_Toc225795098" w:history="1">
         <w:r>
           <w:rPr>
             <w:rStyle w:val="Hyperlink"/>
             <w:rFonts w:asciiTheme="majorHAnsi" w:hAnsiTheme="majorHAnsi" w:cstheme="majorHAnsi"/>
             <w:noProof/>
+            <w:lang w:val="nl-NL"/>
           </w:rPr>
           <w:t>2.2 De vijf strategieën</w:t>
         </w:r>
@@ -567,7 +499,7 @@
             <w:noProof/>
             <w:webHidden/>
           </w:rPr>
-          <w:instrText xml:space="preserve"> PAGEREF _Toc225792688 \h </w:instrText>
+          <w:instrText xml:space="preserve"> PAGEREF _Toc225795098 \h </w:instrText>
         </w:r>
         <w:r>
           <w:rPr>
@@ -602,7 +534,7 @@
         </w:r>
       </w:hyperlink>
     </w:p>
-    <w:p>
+    <w:p ns2:paraId="1E41FE25" ns2:textId="5D029558">
       <w:pPr>
         <w:pStyle w:val="TOC3"/>
         <w:tabs>
@@ -611,14 +543,19 @@
         <w:rPr>
           <w:rFonts w:asciiTheme="majorHAnsi" w:hAnsiTheme="majorHAnsi" w:cstheme="majorHAnsi"/>
           <w:noProof/>
-        </w:rPr>
-      </w:pPr>
-      <w:hyperlink w:anchor="_Toc225792689" w:history="1">
+          <w:kern w:val="2"/>
+          <w:sz w:val="24"/>
+          <w:szCs w:val="24"/>
+          <ns2:ligatures ns2:val="standardContextual"/>
+        </w:rPr>
+      </w:pPr>
+      <w:hyperlink w:anchor="_Toc225795099" w:history="1">
         <w:r>
           <w:rPr>
             <w:rStyle w:val="Hyperlink"/>
             <w:rFonts w:asciiTheme="majorHAnsi" w:hAnsiTheme="majorHAnsi" w:cstheme="majorHAnsi"/>
             <w:noProof/>
+            <w:lang w:val="nl-NL"/>
           </w:rPr>
           <w:t>Strategie 1 – Random Agent</w:t>
         </w:r>
@@ -644,7 +581,7 @@
             <w:noProof/>
             <w:webHidden/>
           </w:rPr>
-          <w:instrText xml:space="preserve"> PAGEREF _Toc225792689 \h </w:instrText>
+          <w:instrText xml:space="preserve"> PAGEREF _Toc225795099 \h </w:instrText>
         </w:r>
         <w:r>
           <w:rPr>
@@ -679,7 +616,7 @@
         </w:r>
       </w:hyperlink>
     </w:p>
-    <w:p>
+    <w:p ns2:paraId="64BF9B3E" ns2:textId="6BA011A0">
       <w:pPr>
         <w:pStyle w:val="TOC3"/>
         <w:tabs>
@@ -688,14 +625,19 @@
         <w:rPr>
           <w:rFonts w:asciiTheme="majorHAnsi" w:hAnsiTheme="majorHAnsi" w:cstheme="majorHAnsi"/>
           <w:noProof/>
-        </w:rPr>
-      </w:pPr>
-      <w:hyperlink w:anchor="_Toc225792690" w:history="1">
+          <w:kern w:val="2"/>
+          <w:sz w:val="24"/>
+          <w:szCs w:val="24"/>
+          <ns2:ligatures ns2:val="standardContextual"/>
+        </w:rPr>
+      </w:pPr>
+      <w:hyperlink w:anchor="_Toc225795100" w:history="1">
         <w:r>
           <w:rPr>
             <w:rStyle w:val="Hyperlink"/>
             <w:rFonts w:asciiTheme="majorHAnsi" w:hAnsiTheme="majorHAnsi" w:cstheme="majorHAnsi"/>
             <w:noProof/>
+            <w:lang w:val="nl-NL"/>
           </w:rPr>
           <w:t>Strategie 2 – Frequency Agent</w:t>
         </w:r>
@@ -721,7 +663,7 @@
             <w:noProof/>
             <w:webHidden/>
           </w:rPr>
-          <w:instrText xml:space="preserve"> PAGEREF _Toc225792690 \h </w:instrText>
+          <w:instrText xml:space="preserve"> PAGEREF _Toc225795100 \h </w:instrText>
         </w:r>
         <w:r>
           <w:rPr>
@@ -756,7 +698,7 @@
         </w:r>
       </w:hyperlink>
     </w:p>
-    <w:p>
+    <w:p ns2:paraId="25B39681" ns2:textId="50B65513">
       <w:pPr>
         <w:pStyle w:val="TOC3"/>
         <w:tabs>
@@ -765,14 +707,19 @@
         <w:rPr>
           <w:rFonts w:asciiTheme="majorHAnsi" w:hAnsiTheme="majorHAnsi" w:cstheme="majorHAnsi"/>
           <w:noProof/>
-        </w:rPr>
-      </w:pPr>
-      <w:hyperlink w:anchor="_Toc225792691" w:history="1">
+          <w:kern w:val="2"/>
+          <w:sz w:val="24"/>
+          <w:szCs w:val="24"/>
+          <ns2:ligatures ns2:val="standardContextual"/>
+        </w:rPr>
+      </w:pPr>
+      <w:hyperlink w:anchor="_Toc225795101" w:history="1">
         <w:r>
           <w:rPr>
             <w:rStyle w:val="Hyperlink"/>
             <w:rFonts w:asciiTheme="majorHAnsi" w:hAnsiTheme="majorHAnsi" w:cstheme="majorHAnsi"/>
             <w:noProof/>
+            <w:lang w:val="nl-NL"/>
           </w:rPr>
           <w:t>Strategie 3 – Positional Frequency Agent</w:t>
         </w:r>
@@ -798,84 +745,7 @@
             <w:noProof/>
             <w:webHidden/>
           </w:rPr>
-          <w:instrText xml:space="preserve"> PAGEREF _Toc225792691 \h </w:instrText>
-        </w:r>
-        <w:r>
-          <w:rPr>
-            <w:rFonts w:asciiTheme="majorHAnsi" w:hAnsiTheme="majorHAnsi" w:cstheme="majorHAnsi"/>
-            <w:noProof/>
-            <w:webHidden/>
-          </w:rPr>
-        </w:r>
-        <w:r>
-          <w:rPr>
-            <w:rFonts w:asciiTheme="majorHAnsi" w:hAnsiTheme="majorHAnsi" w:cstheme="majorHAnsi"/>
-            <w:noProof/>
-            <w:webHidden/>
-          </w:rPr>
-          <w:fldChar w:fldCharType="separate"/>
-        </w:r>
-        <w:r>
-          <w:rPr>
-            <w:rFonts w:asciiTheme="majorHAnsi" w:hAnsiTheme="majorHAnsi" w:cstheme="majorHAnsi"/>
-            <w:noProof/>
-            <w:webHidden/>
-          </w:rPr>
-          <w:t>4</w:t>
-        </w:r>
-        <w:r>
-          <w:rPr>
-            <w:rFonts w:asciiTheme="majorHAnsi" w:hAnsiTheme="majorHAnsi" w:cstheme="majorHAnsi"/>
-            <w:noProof/>
-            <w:webHidden/>
-          </w:rPr>
-          <w:fldChar w:fldCharType="end"/>
-        </w:r>
-      </w:hyperlink>
-    </w:p>
-    <w:p>
-      <w:pPr>
-        <w:pStyle w:val="TOC3"/>
-        <w:tabs>
-          <w:tab w:val="right" w:leader="dot" w:pos="9112"/>
-        </w:tabs>
-        <w:rPr>
-          <w:rFonts w:asciiTheme="majorHAnsi" w:hAnsiTheme="majorHAnsi" w:cstheme="majorHAnsi"/>
-          <w:noProof/>
-        </w:rPr>
-      </w:pPr>
-      <w:hyperlink w:anchor="_Toc225792692" w:history="1">
-        <w:r>
-          <w:rPr>
-            <w:rStyle w:val="Hyperlink"/>
-            <w:rFonts w:asciiTheme="majorHAnsi" w:hAnsiTheme="majorHAnsi" w:cstheme="majorHAnsi"/>
-            <w:noProof/>
-          </w:rPr>
-          <w:t>Strategie 4 – Word List Elimination Agent</w:t>
-        </w:r>
-        <w:r>
-          <w:rPr>
-            <w:rFonts w:asciiTheme="majorHAnsi" w:hAnsiTheme="majorHAnsi" w:cstheme="majorHAnsi"/>
-            <w:noProof/>
-            <w:webHidden/>
-          </w:rPr>
-          <w:tab/>
-        </w:r>
-        <w:r>
-          <w:rPr>
-            <w:rFonts w:asciiTheme="majorHAnsi" w:hAnsiTheme="majorHAnsi" w:cstheme="majorHAnsi"/>
-            <w:noProof/>
-            <w:webHidden/>
-          </w:rPr>
-          <w:fldChar w:fldCharType="begin"/>
-        </w:r>
-        <w:r>
-          <w:rPr>
-            <w:rFonts w:asciiTheme="majorHAnsi" w:hAnsiTheme="majorHAnsi" w:cstheme="majorHAnsi"/>
-            <w:noProof/>
-            <w:webHidden/>
-          </w:rPr>
-          <w:instrText xml:space="preserve"> PAGEREF _Toc225792692 \h </w:instrText>
+          <w:instrText xml:space="preserve"> PAGEREF _Toc225795101 \h </w:instrText>
         </w:r>
         <w:r>
           <w:rPr>
@@ -910,7 +780,7 @@
         </w:r>
       </w:hyperlink>
     </w:p>
-    <w:p>
+    <w:p ns2:paraId="75A1ABCD" ns2:textId="2955872A">
       <w:pPr>
         <w:pStyle w:val="TOC3"/>
         <w:tabs>
@@ -919,16 +789,21 @@
         <w:rPr>
           <w:rFonts w:asciiTheme="majorHAnsi" w:hAnsiTheme="majorHAnsi" w:cstheme="majorHAnsi"/>
           <w:noProof/>
-        </w:rPr>
-      </w:pPr>
-      <w:hyperlink w:anchor="_Toc225792693" w:history="1">
+          <w:kern w:val="2"/>
+          <w:sz w:val="24"/>
+          <w:szCs w:val="24"/>
+          <ns2:ligatures ns2:val="standardContextual"/>
+        </w:rPr>
+      </w:pPr>
+      <w:hyperlink w:anchor="_Toc225795102" w:history="1">
         <w:r>
           <w:rPr>
             <w:rStyle w:val="Hyperlink"/>
             <w:rFonts w:asciiTheme="majorHAnsi" w:hAnsiTheme="majorHAnsi" w:cstheme="majorHAnsi"/>
             <w:noProof/>
+            <w:lang w:val="nl-NL"/>
           </w:rPr>
-          <w:t>Strategie 5 – Entropy Agent</w:t>
+          <w:t>Strategie 4 – Word List Elimination Agent</w:t>
         </w:r>
         <w:r>
           <w:rPr>
@@ -952,7 +827,7 @@
             <w:noProof/>
             <w:webHidden/>
           </w:rPr>
-          <w:instrText xml:space="preserve"> PAGEREF _Toc225792693 \h </w:instrText>
+          <w:instrText xml:space="preserve"> PAGEREF _Toc225795102 \h </w:instrText>
         </w:r>
         <w:r>
           <w:rPr>
@@ -987,25 +862,30 @@
         </w:r>
       </w:hyperlink>
     </w:p>
-    <w:p>
-      <w:pPr>
-        <w:pStyle w:val="TOC2"/>
+    <w:p ns2:paraId="5648C89D" ns2:textId="194C8CA8">
+      <w:pPr>
+        <w:pStyle w:val="TOC3"/>
         <w:tabs>
           <w:tab w:val="right" w:leader="dot" w:pos="9112"/>
         </w:tabs>
         <w:rPr>
           <w:rFonts w:asciiTheme="majorHAnsi" w:hAnsiTheme="majorHAnsi" w:cstheme="majorHAnsi"/>
           <w:noProof/>
-        </w:rPr>
-      </w:pPr>
-      <w:hyperlink w:anchor="_Toc225792694" w:history="1">
+          <w:kern w:val="2"/>
+          <w:sz w:val="24"/>
+          <w:szCs w:val="24"/>
+          <ns2:ligatures ns2:val="standardContextual"/>
+        </w:rPr>
+      </w:pPr>
+      <w:hyperlink w:anchor="_Toc225795103" w:history="1">
         <w:r>
           <w:rPr>
             <w:rStyle w:val="Hyperlink"/>
             <w:rFonts w:asciiTheme="majorHAnsi" w:hAnsiTheme="majorHAnsi" w:cstheme="majorHAnsi"/>
             <w:noProof/>
+            <w:lang w:val="nl-NL"/>
           </w:rPr>
-          <w:t>2.3 Rewardsysteem</w:t>
+          <w:t>Strategie 5 – Entropy Agent</w:t>
         </w:r>
         <w:r>
           <w:rPr>
@@ -1029,7 +909,7 @@
             <w:noProof/>
             <w:webHidden/>
           </w:rPr>
-          <w:instrText xml:space="preserve"> PAGEREF _Toc225792694 \h </w:instrText>
+          <w:instrText xml:space="preserve"> PAGEREF _Toc225795103 \h </w:instrText>
         </w:r>
         <w:r>
           <w:rPr>
@@ -1064,7 +944,7 @@
         </w:r>
       </w:hyperlink>
     </w:p>
-    <w:p>
+    <w:p ns2:paraId="414513AA" ns2:textId="6ADAE16E">
       <w:pPr>
         <w:pStyle w:val="TOC2"/>
         <w:tabs>
@@ -1073,16 +953,21 @@
         <w:rPr>
           <w:rFonts w:asciiTheme="majorHAnsi" w:hAnsiTheme="majorHAnsi" w:cstheme="majorHAnsi"/>
           <w:noProof/>
-        </w:rPr>
-      </w:pPr>
-      <w:hyperlink w:anchor="_Toc225792695" w:history="1">
+          <w:kern w:val="2"/>
+          <w:sz w:val="24"/>
+          <w:szCs w:val="24"/>
+          <ns2:ligatures ns2:val="standardContextual"/>
+        </w:rPr>
+      </w:pPr>
+      <w:hyperlink w:anchor="_Toc225795104" w:history="1">
         <w:r>
           <w:rPr>
             <w:rStyle w:val="Hyperlink"/>
             <w:rFonts w:asciiTheme="majorHAnsi" w:hAnsiTheme="majorHAnsi" w:cstheme="majorHAnsi"/>
             <w:noProof/>
+            <w:lang w:val="nl-NL"/>
           </w:rPr>
-          <w:t>2.4 Woordenlijst en testopzet</w:t>
+          <w:t>2.3 Rewardsysteem</w:t>
         </w:r>
         <w:r>
           <w:rPr>
@@ -1106,7 +991,7 @@
             <w:noProof/>
             <w:webHidden/>
           </w:rPr>
-          <w:instrText xml:space="preserve"> PAGEREF _Toc225792695 \h </w:instrText>
+          <w:instrText xml:space="preserve"> PAGEREF _Toc225795104 \h </w:instrText>
         </w:r>
         <w:r>
           <w:rPr>
@@ -1141,23 +1026,110 @@
         </w:r>
       </w:hyperlink>
     </w:p>
-    <w:p>
-      <w:pPr>
-        <w:pStyle w:val="TOC1"/>
+    <w:p ns2:paraId="1210386D" ns2:textId="329BCCD5">
+      <w:pPr>
+        <w:pStyle w:val="TOC2"/>
         <w:tabs>
           <w:tab w:val="right" w:leader="dot" w:pos="9112"/>
         </w:tabs>
         <w:rPr>
           <w:rFonts w:asciiTheme="majorHAnsi" w:hAnsiTheme="majorHAnsi" w:cstheme="majorHAnsi"/>
           <w:noProof/>
-        </w:rPr>
-      </w:pPr>
-      <w:hyperlink w:anchor="_Toc225792696" w:history="1">
+          <w:kern w:val="2"/>
+          <w:sz w:val="24"/>
+          <w:szCs w:val="24"/>
+          <ns2:ligatures ns2:val="standardContextual"/>
+        </w:rPr>
+      </w:pPr>
+      <w:hyperlink w:anchor="_Toc225795105" w:history="1">
         <w:r>
           <w:rPr>
             <w:rStyle w:val="Hyperlink"/>
             <w:rFonts w:asciiTheme="majorHAnsi" w:hAnsiTheme="majorHAnsi" w:cstheme="majorHAnsi"/>
             <w:noProof/>
+            <w:lang w:val="nl-NL"/>
+          </w:rPr>
+          <w:t>2.4 Woordenlijst en testopzet</w:t>
+        </w:r>
+        <w:r>
+          <w:rPr>
+            <w:rFonts w:asciiTheme="majorHAnsi" w:hAnsiTheme="majorHAnsi" w:cstheme="majorHAnsi"/>
+            <w:noProof/>
+            <w:webHidden/>
+          </w:rPr>
+          <w:tab/>
+        </w:r>
+        <w:r>
+          <w:rPr>
+            <w:rFonts w:asciiTheme="majorHAnsi" w:hAnsiTheme="majorHAnsi" w:cstheme="majorHAnsi"/>
+            <w:noProof/>
+            <w:webHidden/>
+          </w:rPr>
+          <w:fldChar w:fldCharType="begin"/>
+        </w:r>
+        <w:r>
+          <w:rPr>
+            <w:rFonts w:asciiTheme="majorHAnsi" w:hAnsiTheme="majorHAnsi" w:cstheme="majorHAnsi"/>
+            <w:noProof/>
+            <w:webHidden/>
+          </w:rPr>
+          <w:instrText xml:space="preserve"> PAGEREF _Toc225795105 \h </w:instrText>
+        </w:r>
+        <w:r>
+          <w:rPr>
+            <w:rFonts w:asciiTheme="majorHAnsi" w:hAnsiTheme="majorHAnsi" w:cstheme="majorHAnsi"/>
+            <w:noProof/>
+            <w:webHidden/>
+          </w:rPr>
+        </w:r>
+        <w:r>
+          <w:rPr>
+            <w:rFonts w:asciiTheme="majorHAnsi" w:hAnsiTheme="majorHAnsi" w:cstheme="majorHAnsi"/>
+            <w:noProof/>
+            <w:webHidden/>
+          </w:rPr>
+          <w:fldChar w:fldCharType="separate"/>
+        </w:r>
+        <w:r>
+          <w:rPr>
+            <w:rFonts w:asciiTheme="majorHAnsi" w:hAnsiTheme="majorHAnsi" w:cstheme="majorHAnsi"/>
+            <w:noProof/>
+            <w:webHidden/>
+          </w:rPr>
+          <w:t>6</w:t>
+        </w:r>
+        <w:r>
+          <w:rPr>
+            <w:rFonts w:asciiTheme="majorHAnsi" w:hAnsiTheme="majorHAnsi" w:cstheme="majorHAnsi"/>
+            <w:noProof/>
+            <w:webHidden/>
+          </w:rPr>
+          <w:fldChar w:fldCharType="end"/>
+        </w:r>
+      </w:hyperlink>
+    </w:p>
+    <w:p ns2:paraId="13517502" ns2:textId="14CB1B6D">
+      <w:pPr>
+        <w:pStyle w:val="TOC1"/>
+        <w:tabs>
+          <w:tab w:val="right" w:leader="dot" w:pos="9112"/>
+        </w:tabs>
+        <w:rPr>
+          <w:rFonts w:asciiTheme="majorHAnsi" w:hAnsiTheme="majorHAnsi" w:cstheme="majorHAnsi"/>
+          <w:noProof/>
+          <w:kern w:val="2"/>
+          <w:sz w:val="24"/>
+          <w:szCs w:val="24"/>
+          <ns2:ligatures ns2:val="standardContextual"/>
+        </w:rPr>
+      </w:pPr>
+      <w:hyperlink w:anchor="_Toc225795106" w:history="1">
+        <w:r>
+          <w:rPr>
+            <w:rStyle w:val="Hyperlink"/>
+            <w:rFonts w:asciiTheme="majorHAnsi" w:hAnsiTheme="majorHAnsi" w:cstheme="majorHAnsi"/>
+            <w:noProof/>
+            <w:lang w:val="nl-NL"/>
           </w:rPr>
           <w:t>3. Resultaten</w:t>
         </w:r>
@@ -1183,7 +1155,7 @@
             <w:noProof/>
             <w:webHidden/>
           </w:rPr>
-          <w:instrText xml:space="preserve"> PAGEREF _Toc225792696 \h </w:instrText>
+          <w:instrText xml:space="preserve"> PAGEREF _Toc225795106 \h </w:instrText>
         </w:r>
         <w:r>
           <w:rPr>
@@ -1218,7 +1190,7 @@
         </w:r>
       </w:hyperlink>
     </w:p>
-    <w:p>
+    <w:p ns2:paraId="3702852D" ns2:textId="2F2E0484">
       <w:pPr>
         <w:pStyle w:val="TOC2"/>
         <w:tabs>
@@ -1227,14 +1199,19 @@
         <w:rPr>
           <w:rFonts w:asciiTheme="majorHAnsi" w:hAnsiTheme="majorHAnsi" w:cstheme="majorHAnsi"/>
           <w:noProof/>
-        </w:rPr>
-      </w:pPr>
-      <w:hyperlink w:anchor="_Toc225792697" w:history="1">
+          <w:kern w:val="2"/>
+          <w:sz w:val="24"/>
+          <w:szCs w:val="24"/>
+          <ns2:ligatures ns2:val="standardContextual"/>
+        </w:rPr>
+      </w:pPr>
+      <w:hyperlink w:anchor="_Toc225795107" w:history="1">
         <w:r>
           <w:rPr>
             <w:rStyle w:val="Hyperlink"/>
             <w:rFonts w:asciiTheme="majorHAnsi" w:hAnsiTheme="majorHAnsi" w:cstheme="majorHAnsi"/>
             <w:noProof/>
+            <w:lang w:val="nl-NL"/>
           </w:rPr>
           <w:t>3.1 Benchmarkresultaten (200 woorden, max 6 fouten)</w:t>
         </w:r>
@@ -1260,7 +1237,7 @@
             <w:noProof/>
             <w:webHidden/>
           </w:rPr>
-          <w:instrText xml:space="preserve"> PAGEREF _Toc225792697 \h </w:instrText>
+          <w:instrText xml:space="preserve"> PAGEREF _Toc225795107 \h </w:instrText>
         </w:r>
         <w:r>
           <w:rPr>
@@ -1295,7 +1272,7 @@
         </w:r>
       </w:hyperlink>
     </w:p>
-    <w:p>
+    <w:p ns2:paraId="76BBD2B5" ns2:textId="4BB398EE">
       <w:pPr>
         <w:pStyle w:val="TOC2"/>
         <w:tabs>
@@ -1304,14 +1281,19 @@
         <w:rPr>
           <w:rFonts w:asciiTheme="majorHAnsi" w:hAnsiTheme="majorHAnsi" w:cstheme="majorHAnsi"/>
           <w:noProof/>
-        </w:rPr>
-      </w:pPr>
-      <w:hyperlink w:anchor="_Toc225792698" w:history="1">
+          <w:kern w:val="2"/>
+          <w:sz w:val="24"/>
+          <w:szCs w:val="24"/>
+          <ns2:ligatures ns2:val="standardContextual"/>
+        </w:rPr>
+      </w:pPr>
+      <w:hyperlink w:anchor="_Toc225795108" w:history="1">
         <w:r>
           <w:rPr>
             <w:rStyle w:val="Hyperlink"/>
             <w:rFonts w:asciiTheme="majorHAnsi" w:hAnsiTheme="majorHAnsi" w:cstheme="majorHAnsi"/>
             <w:noProof/>
+            <w:lang w:val="nl-NL"/>
           </w:rPr>
           <w:t>3.2 Progressie per strategie</w:t>
         </w:r>
@@ -1337,7 +1319,7 @@
             <w:noProof/>
             <w:webHidden/>
           </w:rPr>
-          <w:instrText xml:space="preserve"> PAGEREF _Toc225792698 \h </w:instrText>
+          <w:instrText xml:space="preserve"> PAGEREF _Toc225795108 \h </w:instrText>
         </w:r>
         <w:r>
           <w:rPr>
@@ -1372,7 +1354,7 @@
         </w:r>
       </w:hyperlink>
     </w:p>
-    <w:p>
+    <w:p ns2:paraId="1E8F4EE9" ns2:textId="1E990700">
       <w:pPr>
         <w:pStyle w:val="TOC2"/>
         <w:tabs>
@@ -1381,14 +1363,19 @@
         <w:rPr>
           <w:rFonts w:asciiTheme="majorHAnsi" w:hAnsiTheme="majorHAnsi" w:cstheme="majorHAnsi"/>
           <w:noProof/>
-        </w:rPr>
-      </w:pPr>
-      <w:hyperlink w:anchor="_Toc225792699" w:history="1">
+          <w:kern w:val="2"/>
+          <w:sz w:val="24"/>
+          <w:szCs w:val="24"/>
+          <ns2:ligatures ns2:val="standardContextual"/>
+        </w:rPr>
+      </w:pPr>
+      <w:hyperlink w:anchor="_Toc225795109" w:history="1">
         <w:r>
           <w:rPr>
             <w:rStyle w:val="Hyperlink"/>
             <w:rFonts w:asciiTheme="majorHAnsi" w:hAnsiTheme="majorHAnsi" w:cstheme="majorHAnsi"/>
             <w:noProof/>
+            <w:lang w:val="nl-NL"/>
           </w:rPr>
           <w:t>3.3 Vergelijking op grotere woordenlijsten</w:t>
         </w:r>
@@ -1414,7 +1401,7 @@
             <w:noProof/>
             <w:webHidden/>
           </w:rPr>
-          <w:instrText xml:space="preserve"> PAGEREF _Toc225792699 \h </w:instrText>
+          <w:instrText xml:space="preserve"> PAGEREF _Toc225795109 \h </w:instrText>
         </w:r>
         <w:r>
           <w:rPr>
@@ -1449,7 +1436,7 @@
         </w:r>
       </w:hyperlink>
     </w:p>
-    <w:p>
+    <w:p ns2:paraId="7AD2FC82" ns2:textId="0D37A21F">
       <w:pPr>
         <w:pStyle w:val="TOC2"/>
         <w:tabs>
@@ -1458,9 +1445,13 @@
         <w:rPr>
           <w:rFonts w:asciiTheme="majorHAnsi" w:hAnsiTheme="majorHAnsi" w:cstheme="majorHAnsi"/>
           <w:noProof/>
-        </w:rPr>
-      </w:pPr>
-      <w:hyperlink w:anchor="_Toc225792700" w:history="1">
+          <w:kern w:val="2"/>
+          <w:sz w:val="24"/>
+          <w:szCs w:val="24"/>
+          <ns2:ligatures ns2:val="standardContextual"/>
+        </w:rPr>
+      </w:pPr>
+      <w:hyperlink w:anchor="_Toc225795110" w:history="1">
         <w:r>
           <w:rPr>
             <w:rStyle w:val="Hyperlink"/>
@@ -1491,7 +1482,7 @@
             <w:noProof/>
             <w:webHidden/>
           </w:rPr>
-          <w:instrText xml:space="preserve"> PAGEREF _Toc225792700 \h </w:instrText>
+          <w:instrText xml:space="preserve"> PAGEREF _Toc225795110 \h </w:instrText>
         </w:r>
         <w:r>
           <w:rPr>
@@ -1526,7 +1517,7 @@
         </w:r>
       </w:hyperlink>
     </w:p>
-    <w:p>
+    <w:p ns2:paraId="0B2E0C74" ns2:textId="55D102B1">
       <w:pPr>
         <w:pStyle w:val="TOC1"/>
         <w:tabs>
@@ -1535,9 +1526,13 @@
         <w:rPr>
           <w:rFonts w:asciiTheme="majorHAnsi" w:hAnsiTheme="majorHAnsi" w:cstheme="majorHAnsi"/>
           <w:noProof/>
-        </w:rPr>
-      </w:pPr>
-      <w:hyperlink w:anchor="_Toc225792701" w:history="1">
+          <w:kern w:val="2"/>
+          <w:sz w:val="24"/>
+          <w:szCs w:val="24"/>
+          <ns2:ligatures ns2:val="standardContextual"/>
+        </w:rPr>
+      </w:pPr>
+      <w:hyperlink w:anchor="_Toc225795111" w:history="1">
         <w:r>
           <w:rPr>
             <w:rStyle w:val="Hyperlink"/>
@@ -1568,7 +1563,7 @@
             <w:noProof/>
             <w:webHidden/>
           </w:rPr>
-          <w:instrText xml:space="preserve"> PAGEREF _Toc225792701 \h </w:instrText>
+          <w:instrText xml:space="preserve"> PAGEREF _Toc225795111 \h </w:instrText>
         </w:r>
         <w:r>
           <w:rPr>
@@ -1603,7 +1598,7 @@
         </w:r>
       </w:hyperlink>
     </w:p>
-    <w:p>
+    <w:p ns2:paraId="00A0701F" ns2:textId="000C138B">
       <w:pPr>
         <w:pStyle w:val="TOC2"/>
         <w:tabs>
@@ -1612,9 +1607,13 @@
         <w:rPr>
           <w:rFonts w:asciiTheme="majorHAnsi" w:hAnsiTheme="majorHAnsi" w:cstheme="majorHAnsi"/>
           <w:noProof/>
-        </w:rPr>
-      </w:pPr>
-      <w:hyperlink w:anchor="_Toc225792702" w:history="1">
+          <w:kern w:val="2"/>
+          <w:sz w:val="24"/>
+          <w:szCs w:val="24"/>
+          <ns2:ligatures ns2:val="standardContextual"/>
+        </w:rPr>
+      </w:pPr>
+      <w:hyperlink w:anchor="_Toc225795112" w:history="1">
         <w:r>
           <w:rPr>
             <w:rStyle w:val="Hyperlink"/>
@@ -1645,7 +1644,7 @@
             <w:noProof/>
             <w:webHidden/>
           </w:rPr>
-          <w:instrText xml:space="preserve"> PAGEREF _Toc225792702 \h </w:instrText>
+          <w:instrText xml:space="preserve"> PAGEREF _Toc225795112 \h </w:instrText>
         </w:r>
         <w:r>
           <w:rPr>
@@ -1680,7 +1679,7 @@
         </w:r>
       </w:hyperlink>
     </w:p>
-    <w:p>
+    <w:p ns2:paraId="25FA0EA9" ns2:textId="130E3F90">
       <w:pPr>
         <w:pStyle w:val="TOC2"/>
         <w:tabs>
@@ -1689,9 +1688,13 @@
         <w:rPr>
           <w:rFonts w:asciiTheme="majorHAnsi" w:hAnsiTheme="majorHAnsi" w:cstheme="majorHAnsi"/>
           <w:noProof/>
-        </w:rPr>
-      </w:pPr>
-      <w:hyperlink w:anchor="_Toc225792703" w:history="1">
+          <w:kern w:val="2"/>
+          <w:sz w:val="24"/>
+          <w:szCs w:val="24"/>
+          <ns2:ligatures ns2:val="standardContextual"/>
+        </w:rPr>
+      </w:pPr>
+      <w:hyperlink w:anchor="_Toc225795113" w:history="1">
         <w:r>
           <w:rPr>
             <w:rStyle w:val="Hyperlink"/>
@@ -1722,7 +1725,7 @@
             <w:noProof/>
             <w:webHidden/>
           </w:rPr>
-          <w:instrText xml:space="preserve"> PAGEREF _Toc225792703 \h </w:instrText>
+          <w:instrText xml:space="preserve"> PAGEREF _Toc225795113 \h </w:instrText>
         </w:r>
         <w:r>
           <w:rPr>
@@ -1757,7 +1760,7 @@
         </w:r>
       </w:hyperlink>
     </w:p>
-    <w:p>
+    <w:p ns2:paraId="0511221F" ns2:textId="08799D75">
       <w:pPr>
         <w:pStyle w:val="TOC2"/>
         <w:tabs>
@@ -1766,14 +1769,19 @@
         <w:rPr>
           <w:rFonts w:asciiTheme="majorHAnsi" w:hAnsiTheme="majorHAnsi" w:cstheme="majorHAnsi"/>
           <w:noProof/>
-        </w:rPr>
-      </w:pPr>
-      <w:hyperlink w:anchor="_Toc225792704" w:history="1">
+          <w:kern w:val="2"/>
+          <w:sz w:val="24"/>
+          <w:szCs w:val="24"/>
+          <ns2:ligatures ns2:val="standardContextual"/>
+        </w:rPr>
+      </w:pPr>
+      <w:hyperlink w:anchor="_Toc225795114" w:history="1">
         <w:r>
           <w:rPr>
             <w:rStyle w:val="Hyperlink"/>
             <w:rFonts w:asciiTheme="majorHAnsi" w:hAnsiTheme="majorHAnsi" w:cstheme="majorHAnsi"/>
             <w:noProof/>
+            <w:lang w:val="nl-NL"/>
           </w:rPr>
           <w:t>4.3 Kernbevinding</w:t>
         </w:r>
@@ -1799,7 +1807,7 @@
             <w:noProof/>
             <w:webHidden/>
           </w:rPr>
-          <w:instrText xml:space="preserve"> PAGEREF _Toc225792704 \h </w:instrText>
+          <w:instrText xml:space="preserve"> PAGEREF _Toc225795114 \h </w:instrText>
         </w:r>
         <w:r>
           <w:rPr>
@@ -1834,7 +1842,7 @@
         </w:r>
       </w:hyperlink>
     </w:p>
-    <w:p>
+    <w:p ns2:paraId="7D56AB21" ns2:textId="03443AA8">
       <w:pPr>
         <w:pStyle w:val="TOC1"/>
         <w:tabs>
@@ -1843,9 +1851,13 @@
         <w:rPr>
           <w:rFonts w:asciiTheme="majorHAnsi" w:hAnsiTheme="majorHAnsi" w:cstheme="majorHAnsi"/>
           <w:noProof/>
-        </w:rPr>
-      </w:pPr>
-      <w:hyperlink w:anchor="_Toc225792705" w:history="1">
+          <w:kern w:val="2"/>
+          <w:sz w:val="24"/>
+          <w:szCs w:val="24"/>
+          <ns2:ligatures ns2:val="standardContextual"/>
+        </w:rPr>
+      </w:pPr>
+      <w:hyperlink w:anchor="_Toc225795115" w:history="1">
         <w:r>
           <w:rPr>
             <w:rStyle w:val="Hyperlink"/>
@@ -1876,7 +1888,7 @@
             <w:noProof/>
             <w:webHidden/>
           </w:rPr>
-          <w:instrText xml:space="preserve"> PAGEREF _Toc225792705 \h </w:instrText>
+          <w:instrText xml:space="preserve"> PAGEREF _Toc225795115 \h </w:instrText>
         </w:r>
         <w:r>
           <w:rPr>
@@ -1911,7 +1923,7 @@
         </w:r>
       </w:hyperlink>
     </w:p>
-    <w:p>
+    <w:p ns2:paraId="6138D20B" ns2:textId="00F00B76">
       <w:pPr>
         <w:rPr>
           <w:rFonts w:asciiTheme="majorHAnsi" w:hAnsiTheme="majorHAnsi" w:cstheme="majorHAnsi"/>
@@ -1924,7 +1936,7 @@
         <w:fldChar w:fldCharType="end"/>
       </w:r>
     </w:p>
-    <w:p>
+    <w:p ns2:paraId="5BDEED0D" ns2:textId="77777777">
       <w:pPr>
         <w:rPr>
           <w:rFonts w:asciiTheme="majorHAnsi" w:hAnsiTheme="majorHAnsi" w:cstheme="majorHAnsi"/>
@@ -1937,7 +1949,7 @@
         <w:br w:type="page"/>
       </w:r>
     </w:p>
-    <w:p>
+    <w:p ns2:paraId="1238EBA2" ns2:textId="77777777">
       <w:pPr>
         <w:pStyle w:val="Heading1"/>
         <w:rPr>
@@ -1945,7 +1957,7 @@
           <w:lang w:val="nl-NL"/>
         </w:rPr>
       </w:pPr>
-      <w:bookmarkStart w:id="0" w:name="_Toc225792684"/>
+      <w:bookmarkStart w:id="0" w:name="_Toc225795094"/>
       <w:r>
         <w:rPr>
           <w:rFonts w:cstheme="majorHAnsi"/>
@@ -1957,31 +1969,22 @@
       </w:r>
       <w:bookmarkEnd w:id="0"/>
     </w:p>
-    <w:p>
-      <w:pPr>
-        <w:rPr>
-          <w:rFonts w:asciiTheme="majorHAnsi" w:hAnsiTheme="majorHAnsi" w:cstheme="majorHAnsi"/>
-          <w:lang w:val="nl-NL"/>
-        </w:rPr>
-      </w:pPr>
-      <w:proofErr w:type="spellStart"/>
+    <w:p ns2:paraId="2CB46C83" ns2:textId="77777777">
+      <w:pPr>
+        <w:rPr>
+          <w:rFonts w:asciiTheme="majorHAnsi" w:hAnsiTheme="majorHAnsi" w:cstheme="majorHAnsi"/>
+          <w:lang w:val="nl-NL"/>
+        </w:rPr>
+      </w:pPr>
       <w:r>
         <w:rPr>
           <w:rFonts w:asciiTheme="majorHAnsi" w:hAnsiTheme="majorHAnsi" w:cstheme="majorHAnsi"/>
           <w:lang w:val="nl-NL"/>
         </w:rPr>
-        <w:t>Hangman</w:t>
-      </w:r>
-      <w:proofErr w:type="spellEnd"/>
-      <w:r>
-        <w:rPr>
-          <w:rFonts w:asciiTheme="majorHAnsi" w:hAnsiTheme="majorHAnsi" w:cstheme="majorHAnsi"/>
-          <w:lang w:val="nl-NL"/>
-        </w:rPr>
-        <w:t xml:space="preserve"> is een woordraadspel waarbij een speler stap voor stap letters raadt om een verborgen woord te achterhalen. De speler ziet het aantal letters en het patroon van al correct geraden letters; foute gokken kosten een leven. Het spel eindigt bij volledige onthulling van het woord (winst) of bij het opgebruiken van alle levens (verlies).</w:t>
+        <w:t>Hangman is een woordraadspel waarbij een speler stap voor stap letters raadt om een verborgen woord te achterhalen. De speler ziet het aantal letters en het patroon van al correct geraden letters; foute gokken kosten een leven. Het spel eindigt bij volledige onthulling van het woord (winst) of bij het opgebruiken van alle levens (verlies).</w:t>
       </w:r>
     </w:p>
-    <w:p>
+    <w:p ns2:paraId="20B39C15" ns2:textId="77777777">
       <w:pPr>
         <w:rPr>
           <w:rFonts w:asciiTheme="majorHAnsi" w:hAnsiTheme="majorHAnsi" w:cstheme="majorHAnsi"/>
@@ -1993,26 +1996,10 @@
           <w:rFonts w:asciiTheme="majorHAnsi" w:hAnsiTheme="majorHAnsi" w:cstheme="majorHAnsi"/>
           <w:lang w:val="nl-NL"/>
         </w:rPr>
-        <w:t xml:space="preserve">Het doel van dit project is om te onderzoeken hoe sterk het prestatieverschil is tussen diverse </w:t>
-      </w:r>
-      <w:proofErr w:type="spellStart"/>
-      <w:r>
-        <w:rPr>
-          <w:rFonts w:asciiTheme="majorHAnsi" w:hAnsiTheme="majorHAnsi" w:cstheme="majorHAnsi"/>
-          <w:lang w:val="nl-NL"/>
-        </w:rPr>
-        <w:t>rule-based</w:t>
-      </w:r>
-      <w:proofErr w:type="spellEnd"/>
-      <w:r>
-        <w:rPr>
-          <w:rFonts w:asciiTheme="majorHAnsi" w:hAnsiTheme="majorHAnsi" w:cstheme="majorHAnsi"/>
-          <w:lang w:val="nl-NL"/>
-        </w:rPr>
-        <w:t xml:space="preserve"> strategieën, variërend van puur willekeurig tot informatietheorie-gebaseerd. Daarmee wordt de vraag beantwoord: hoeveel wint een agent door meer kennis of redeneervermogen toe te voegen?</w:t>
+        <w:t>Het doel van dit project is om te onderzoeken hoe sterk het prestatieverschil is tussen diverse rule-based strategieën, variërend van puur willekeurig tot informatietheorie-gebaseerd. Daarmee wordt de vraag beantwoord: hoeveel wint een agent door meer kennis of redeneervermogen toe te voegen?</w:t>
       </w:r>
     </w:p>
-    <w:p>
+    <w:p ns2:paraId="257797D7" ns2:textId="77777777">
       <w:pPr>
         <w:pStyle w:val="Heading2"/>
         <w:rPr>
@@ -2020,60 +2007,33 @@
           <w:lang w:val="nl-NL"/>
         </w:rPr>
       </w:pPr>
-      <w:bookmarkStart w:id="1" w:name="_Toc225792685"/>
+      <w:bookmarkStart w:id="1" w:name="_Toc225795095"/>
       <w:r>
         <w:rPr>
           <w:rFonts w:cstheme="majorHAnsi"/>
           <w:color w:val="1F497D"/>
           <w:lang w:val="nl-NL"/>
         </w:rPr>
-        <w:t xml:space="preserve">Motivatie voor een </w:t>
-      </w:r>
-      <w:proofErr w:type="spellStart"/>
-      <w:r>
-        <w:rPr>
-          <w:rFonts w:cstheme="majorHAnsi"/>
-          <w:color w:val="1F497D"/>
-          <w:lang w:val="nl-NL"/>
-        </w:rPr>
-        <w:t>rule-based</w:t>
-      </w:r>
-      <w:proofErr w:type="spellEnd"/>
-      <w:r>
-        <w:rPr>
-          <w:rFonts w:cstheme="majorHAnsi"/>
-          <w:color w:val="1F497D"/>
-          <w:lang w:val="nl-NL"/>
-        </w:rPr>
-        <w:t xml:space="preserve"> benadering</w:t>
+        <w:t>Motivatie voor een rule-based benadering</w:t>
       </w:r>
       <w:bookmarkEnd w:id="1"/>
     </w:p>
-    <w:p>
-      <w:pPr>
-        <w:rPr>
-          <w:rFonts w:asciiTheme="majorHAnsi" w:hAnsiTheme="majorHAnsi" w:cstheme="majorHAnsi"/>
-          <w:lang w:val="nl-NL"/>
-        </w:rPr>
-      </w:pPr>
-      <w:proofErr w:type="spellStart"/>
+    <w:p ns2:paraId="7808CE25" ns2:textId="77777777">
+      <w:pPr>
+        <w:rPr>
+          <w:rFonts w:asciiTheme="majorHAnsi" w:hAnsiTheme="majorHAnsi" w:cstheme="majorHAnsi"/>
+          <w:lang w:val="nl-NL"/>
+        </w:rPr>
+      </w:pPr>
       <w:r>
         <w:rPr>
           <w:rFonts w:asciiTheme="majorHAnsi" w:hAnsiTheme="majorHAnsi" w:cstheme="majorHAnsi"/>
           <w:lang w:val="nl-NL"/>
         </w:rPr>
-        <w:t>Rule-based</w:t>
-      </w:r>
-      <w:proofErr w:type="spellEnd"/>
-      <w:r>
-        <w:rPr>
-          <w:rFonts w:asciiTheme="majorHAnsi" w:hAnsiTheme="majorHAnsi" w:cstheme="majorHAnsi"/>
-          <w:lang w:val="nl-NL"/>
-        </w:rPr>
-        <w:t xml:space="preserve"> systemen zijn bij uitstek geschikt voor dit probleem om de volgende redenen:</w:t>
+        <w:t>Rule-based systemen zijn bij uitstek geschikt voor dit probleem om de volgende redenen:</w:t>
       </w:r>
     </w:p>
-    <w:p>
+    <w:p ns2:paraId="04D966BE" ns2:textId="77777777">
       <w:pPr>
         <w:pStyle w:val="ListBullet"/>
         <w:rPr>
@@ -2097,7 +2057,7 @@
         <w:t>Elke beslissing is volledig herleidbaar. Regel 'kies de letter met de hoogste Shannon-entropie' legt precies uit waarom een bepaalde letter gekozen wordt.</w:t>
       </w:r>
     </w:p>
-    <w:p>
+    <w:p ns2:paraId="23473FE5" ns2:textId="77777777">
       <w:pPr>
         <w:pStyle w:val="ListBullet"/>
         <w:rPr>
@@ -2121,7 +2081,7 @@
         <w:t>Door vijf strategieën te bouwen die elk precies één laag extra kennis toevoegen, wordt het effect van iedere toevoeging geïsoleerd meetbaar.</w:t>
       </w:r>
     </w:p>
-    <w:p>
+    <w:p ns2:paraId="7F6B08DB" ns2:textId="77777777">
       <w:pPr>
         <w:pStyle w:val="ListBullet"/>
         <w:rPr>
@@ -2142,26 +2102,10 @@
           <w:rFonts w:asciiTheme="majorHAnsi" w:hAnsiTheme="majorHAnsi" w:cstheme="majorHAnsi"/>
           <w:lang w:val="nl-NL"/>
         </w:rPr>
-        <w:t xml:space="preserve">Bij gelijke invoer produceert een </w:t>
-      </w:r>
-      <w:proofErr w:type="spellStart"/>
-      <w:r>
-        <w:rPr>
-          <w:rFonts w:asciiTheme="majorHAnsi" w:hAnsiTheme="majorHAnsi" w:cstheme="majorHAnsi"/>
-          <w:lang w:val="nl-NL"/>
-        </w:rPr>
-        <w:t>rule-based</w:t>
-      </w:r>
-      <w:proofErr w:type="spellEnd"/>
-      <w:r>
-        <w:rPr>
-          <w:rFonts w:asciiTheme="majorHAnsi" w:hAnsiTheme="majorHAnsi" w:cstheme="majorHAnsi"/>
-          <w:lang w:val="nl-NL"/>
-        </w:rPr>
-        <w:t xml:space="preserve"> agent altijd dezelfde uitvoer, wat benchmarken en vergelijken eenvoudig maakt.</w:t>
+        <w:t>Bij gelijke invoer produceert een rule-based agent altijd dezelfde uitvoer, wat benchmarken en vergelijken eenvoudig maakt.</w:t>
       </w:r>
     </w:p>
-    <w:p>
+    <w:p ns2:paraId="483FC380" ns2:textId="77777777">
       <w:pPr>
         <w:pStyle w:val="ListBullet"/>
         <w:rPr>
@@ -2182,58 +2126,10 @@
           <w:rFonts w:asciiTheme="majorHAnsi" w:hAnsiTheme="majorHAnsi" w:cstheme="majorHAnsi"/>
           <w:lang w:val="nl-NL"/>
         </w:rPr>
-        <w:t xml:space="preserve">In tegenstelling tot machine </w:t>
-      </w:r>
-      <w:proofErr w:type="spellStart"/>
-      <w:r>
-        <w:rPr>
-          <w:rFonts w:asciiTheme="majorHAnsi" w:hAnsiTheme="majorHAnsi" w:cstheme="majorHAnsi"/>
-          <w:lang w:val="nl-NL"/>
-        </w:rPr>
-        <w:t>learning</w:t>
-      </w:r>
-      <w:proofErr w:type="spellEnd"/>
-      <w:r>
-        <w:rPr>
-          <w:rFonts w:asciiTheme="majorHAnsi" w:hAnsiTheme="majorHAnsi" w:cstheme="majorHAnsi"/>
-          <w:lang w:val="nl-NL"/>
-        </w:rPr>
-        <w:t xml:space="preserve"> modellen hebben </w:t>
-      </w:r>
-      <w:proofErr w:type="spellStart"/>
-      <w:r>
-        <w:rPr>
-          <w:rFonts w:asciiTheme="majorHAnsi" w:hAnsiTheme="majorHAnsi" w:cstheme="majorHAnsi"/>
-          <w:lang w:val="nl-NL"/>
-        </w:rPr>
-        <w:t>rule-based</w:t>
-      </w:r>
-      <w:proofErr w:type="spellEnd"/>
-      <w:r>
-        <w:rPr>
-          <w:rFonts w:asciiTheme="majorHAnsi" w:hAnsiTheme="majorHAnsi" w:cstheme="majorHAnsi"/>
-          <w:lang w:val="nl-NL"/>
-        </w:rPr>
-        <w:t xml:space="preserve"> </w:t>
-      </w:r>
-      <w:proofErr w:type="spellStart"/>
-      <w:r>
-        <w:rPr>
-          <w:rFonts w:asciiTheme="majorHAnsi" w:hAnsiTheme="majorHAnsi" w:cstheme="majorHAnsi"/>
-          <w:lang w:val="nl-NL"/>
-        </w:rPr>
-        <w:t>agents</w:t>
-      </w:r>
-      <w:proofErr w:type="spellEnd"/>
-      <w:r>
-        <w:rPr>
-          <w:rFonts w:asciiTheme="majorHAnsi" w:hAnsiTheme="majorHAnsi" w:cstheme="majorHAnsi"/>
-          <w:lang w:val="nl-NL"/>
-        </w:rPr>
-        <w:t xml:space="preserve"> geen gelabelde datasets of trainingstijd nodig.</w:t>
+        <w:t>In tegenstelling tot machine learning modellen hebben rule-based agents geen gelabelde datasets of trainingstijd nodig.</w:t>
       </w:r>
     </w:p>
-    <w:p>
+    <w:p ns2:paraId="513BEEC6" ns2:textId="77777777">
       <w:pPr>
         <w:rPr>
           <w:rFonts w:asciiTheme="majorHAnsi" w:hAnsiTheme="majorHAnsi" w:cstheme="majorHAnsi"/>
@@ -2245,26 +2141,10 @@
           <w:rFonts w:asciiTheme="majorHAnsi" w:hAnsiTheme="majorHAnsi" w:cstheme="majorHAnsi"/>
           <w:lang w:val="nl-NL"/>
         </w:rPr>
-        <w:t xml:space="preserve">Tegelijk kent een </w:t>
-      </w:r>
-      <w:proofErr w:type="spellStart"/>
-      <w:r>
-        <w:rPr>
-          <w:rFonts w:asciiTheme="majorHAnsi" w:hAnsiTheme="majorHAnsi" w:cstheme="majorHAnsi"/>
-          <w:lang w:val="nl-NL"/>
-        </w:rPr>
-        <w:t>rule-based</w:t>
-      </w:r>
-      <w:proofErr w:type="spellEnd"/>
-      <w:r>
-        <w:rPr>
-          <w:rFonts w:asciiTheme="majorHAnsi" w:hAnsiTheme="majorHAnsi" w:cstheme="majorHAnsi"/>
-          <w:lang w:val="nl-NL"/>
-        </w:rPr>
-        <w:t xml:space="preserve"> aanpak ook beperkingen: de regels worden handmatig ontworpen en kunnen niet automatisch aanpassen aan nieuwe patronen. Dit maakt het interessant om te zien waar de grens ligt van wat handgemaakte regels kunnen bereiken.</w:t>
+        <w:t>Tegelijk kent een rule-based aanpak ook beperkingen: de regels worden handmatig ontworpen en kunnen niet automatisch aanpassen aan nieuwe patronen. Dit maakt het interessant om te zien waar de grens ligt van wat handgemaakte regels kunnen bereiken.</w:t>
       </w:r>
     </w:p>
-    <w:p>
+    <w:p ns2:paraId="034403A4" ns2:textId="77777777">
       <w:pPr>
         <w:rPr>
           <w:rFonts w:asciiTheme="majorHAnsi" w:hAnsiTheme="majorHAnsi" w:cstheme="majorHAnsi"/>
@@ -2279,7 +2159,7 @@
         <w:br w:type="page"/>
       </w:r>
     </w:p>
-    <w:p>
+    <w:p ns2:paraId="634C58A8" ns2:textId="77777777">
       <w:pPr>
         <w:pStyle w:val="Heading1"/>
         <w:rPr>
@@ -2287,7 +2167,7 @@
           <w:lang w:val="nl-NL"/>
         </w:rPr>
       </w:pPr>
-      <w:bookmarkStart w:id="2" w:name="_Toc225792686"/>
+      <w:bookmarkStart w:id="2" w:name="_Toc225795096"/>
       <w:r>
         <w:rPr>
           <w:rFonts w:cstheme="majorHAnsi"/>
@@ -2299,7 +2179,7 @@
       </w:r>
       <w:bookmarkEnd w:id="2"/>
     </w:p>
-    <w:p>
+    <w:p ns2:paraId="02F21A13" ns2:textId="77777777">
       <w:pPr>
         <w:pStyle w:val="Heading2"/>
         <w:rPr>
@@ -2307,7 +2187,7 @@
           <w:lang w:val="nl-NL"/>
         </w:rPr>
       </w:pPr>
-      <w:bookmarkStart w:id="3" w:name="_Toc225792687"/>
+      <w:bookmarkStart w:id="3" w:name="_Toc225795097"/>
       <w:r>
         <w:rPr>
           <w:rFonts w:cstheme="majorHAnsi"/>
@@ -2318,7 +2198,7 @@
       </w:r>
       <w:bookmarkEnd w:id="3"/>
     </w:p>
-    <w:p>
+    <w:p ns2:paraId="1CDF0ABE" ns2:textId="77777777">
       <w:pPr>
         <w:rPr>
           <w:rFonts w:asciiTheme="majorHAnsi" w:hAnsiTheme="majorHAnsi" w:cstheme="majorHAnsi"/>
@@ -2333,7 +2213,7 @@
         <w:t>Het project is opgebouwd uit vier afzonderlijke modules die elk een eigen verantwoordelijkheid hebben:</w:t>
       </w:r>
     </w:p>
-    <w:p>
+    <w:p ns2:paraId="33ABEB93" ns2:textId="77777777">
       <w:pPr>
         <w:pStyle w:val="ListBullet"/>
         <w:rPr>
@@ -2341,140 +2221,23 @@
           <w:lang w:val="nl-NL"/>
         </w:rPr>
       </w:pPr>
-      <w:proofErr w:type="gramStart"/>
       <w:r>
         <w:rPr>
           <w:rFonts w:asciiTheme="majorHAnsi" w:hAnsiTheme="majorHAnsi" w:cstheme="majorHAnsi"/>
           <w:b/>
           <w:lang w:val="nl-NL"/>
         </w:rPr>
-        <w:t>game.py</w:t>
-      </w:r>
-      <w:proofErr w:type="gramEnd"/>
-      <w:r>
-        <w:rPr>
-          <w:rFonts w:asciiTheme="majorHAnsi" w:hAnsiTheme="majorHAnsi" w:cstheme="majorHAnsi"/>
-          <w:b/>
-          <w:lang w:val="nl-NL"/>
-        </w:rPr>
-        <w:t xml:space="preserve"> – </w:t>
-      </w:r>
-      <w:proofErr w:type="spellStart"/>
-      <w:r>
-        <w:rPr>
-          <w:rFonts w:asciiTheme="majorHAnsi" w:hAnsiTheme="majorHAnsi" w:cstheme="majorHAnsi"/>
-          <w:b/>
-          <w:lang w:val="nl-NL"/>
-        </w:rPr>
-        <w:t>HangmanGame</w:t>
-      </w:r>
-      <w:proofErr w:type="spellEnd"/>
-      <w:r>
-        <w:rPr>
-          <w:rFonts w:asciiTheme="majorHAnsi" w:hAnsiTheme="majorHAnsi" w:cstheme="majorHAnsi"/>
-          <w:b/>
-          <w:lang w:val="nl-NL"/>
-        </w:rPr>
-        <w:t xml:space="preserve">: </w:t>
+        <w:t xml:space="preserve">game.py – HangmanGame: </w:t>
       </w:r>
       <w:r>
         <w:rPr>
           <w:rFonts w:asciiTheme="majorHAnsi" w:hAnsiTheme="majorHAnsi" w:cstheme="majorHAnsi"/>
           <w:lang w:val="nl-NL"/>
         </w:rPr>
-        <w:t xml:space="preserve">Bevat de kernlogica: het geheime woord, het masker met </w:t>
-      </w:r>
-      <w:proofErr w:type="spellStart"/>
-      <w:r>
-        <w:rPr>
-          <w:rFonts w:asciiTheme="majorHAnsi" w:hAnsiTheme="majorHAnsi" w:cstheme="majorHAnsi"/>
-          <w:lang w:val="nl-NL"/>
-        </w:rPr>
-        <w:t>underscores</w:t>
-      </w:r>
-      <w:proofErr w:type="spellEnd"/>
-      <w:r>
-        <w:rPr>
-          <w:rFonts w:asciiTheme="majorHAnsi" w:hAnsiTheme="majorHAnsi" w:cstheme="majorHAnsi"/>
-          <w:lang w:val="nl-NL"/>
-        </w:rPr>
-        <w:t xml:space="preserve">, de set geraden letters en het aantal foute gokken. De methode </w:t>
-      </w:r>
-      <w:proofErr w:type="spellStart"/>
-      <w:r>
-        <w:rPr>
-          <w:rFonts w:asciiTheme="majorHAnsi" w:hAnsiTheme="majorHAnsi" w:cstheme="majorHAnsi"/>
-          <w:lang w:val="nl-NL"/>
-        </w:rPr>
-        <w:t>guess</w:t>
-      </w:r>
-      <w:proofErr w:type="spellEnd"/>
-      <w:r>
-        <w:rPr>
-          <w:rFonts w:asciiTheme="majorHAnsi" w:hAnsiTheme="majorHAnsi" w:cstheme="majorHAnsi"/>
-          <w:lang w:val="nl-NL"/>
-        </w:rPr>
-        <w:t xml:space="preserve">(letter) verwerkt één gok en geeft True terug bij een correcte gok. </w:t>
-      </w:r>
-      <w:proofErr w:type="spellStart"/>
-      <w:proofErr w:type="gramStart"/>
-      <w:r>
-        <w:rPr>
-          <w:rFonts w:asciiTheme="majorHAnsi" w:hAnsiTheme="majorHAnsi" w:cstheme="majorHAnsi"/>
-          <w:lang w:val="nl-NL"/>
-        </w:rPr>
-        <w:t>get</w:t>
-      </w:r>
-      <w:proofErr w:type="gramEnd"/>
-      <w:r>
-        <w:rPr>
-          <w:rFonts w:asciiTheme="majorHAnsi" w:hAnsiTheme="majorHAnsi" w:cstheme="majorHAnsi"/>
-          <w:lang w:val="nl-NL"/>
-        </w:rPr>
-        <w:t>_</w:t>
-      </w:r>
-      <w:proofErr w:type="gramStart"/>
-      <w:r>
-        <w:rPr>
-          <w:rFonts w:asciiTheme="majorHAnsi" w:hAnsiTheme="majorHAnsi" w:cstheme="majorHAnsi"/>
-          <w:lang w:val="nl-NL"/>
-        </w:rPr>
-        <w:t>state</w:t>
-      </w:r>
-      <w:proofErr w:type="spellEnd"/>
-      <w:r>
-        <w:rPr>
-          <w:rFonts w:asciiTheme="majorHAnsi" w:hAnsiTheme="majorHAnsi" w:cstheme="majorHAnsi"/>
-          <w:lang w:val="nl-NL"/>
-        </w:rPr>
-        <w:t>(</w:t>
-      </w:r>
-      <w:proofErr w:type="gramEnd"/>
-      <w:r>
-        <w:rPr>
-          <w:rFonts w:asciiTheme="majorHAnsi" w:hAnsiTheme="majorHAnsi" w:cstheme="majorHAnsi"/>
-          <w:lang w:val="nl-NL"/>
-        </w:rPr>
-        <w:t xml:space="preserve">) levert een </w:t>
-      </w:r>
-      <w:proofErr w:type="spellStart"/>
-      <w:r>
-        <w:rPr>
-          <w:rFonts w:asciiTheme="majorHAnsi" w:hAnsiTheme="majorHAnsi" w:cstheme="majorHAnsi"/>
-          <w:lang w:val="nl-NL"/>
-        </w:rPr>
-        <w:t>dictionary</w:t>
-      </w:r>
-      <w:proofErr w:type="spellEnd"/>
-      <w:r>
-        <w:rPr>
-          <w:rFonts w:asciiTheme="majorHAnsi" w:hAnsiTheme="majorHAnsi" w:cstheme="majorHAnsi"/>
-          <w:lang w:val="nl-NL"/>
-        </w:rPr>
-        <w:t xml:space="preserve"> met de volledige spelstatus.</w:t>
+        <w:t>Bevat de kernlogica: het geheime woord, het masker met underscores, de set geraden letters en het aantal foute gokken. De methode guess(letter) verwerkt één gok en geeft True terug bij een correcte gok. get_state() levert een dictionary met de volledige spelstatus.</w:t>
       </w:r>
     </w:p>
-    <w:p>
+    <w:p ns2:paraId="65793AFF" ns2:textId="77777777">
       <w:pPr>
         <w:pStyle w:val="ListBullet"/>
         <w:rPr>
@@ -2482,310 +2245,52 @@
           <w:lang w:val="nl-NL"/>
         </w:rPr>
       </w:pPr>
-      <w:proofErr w:type="gramStart"/>
       <w:r>
         <w:rPr>
           <w:rFonts w:asciiTheme="majorHAnsi" w:hAnsiTheme="majorHAnsi" w:cstheme="majorHAnsi"/>
           <w:b/>
           <w:lang w:val="nl-NL"/>
         </w:rPr>
-        <w:t>environment.py</w:t>
-      </w:r>
-      <w:proofErr w:type="gramEnd"/>
-      <w:r>
-        <w:rPr>
-          <w:rFonts w:asciiTheme="majorHAnsi" w:hAnsiTheme="majorHAnsi" w:cstheme="majorHAnsi"/>
-          <w:b/>
-          <w:lang w:val="nl-NL"/>
-        </w:rPr>
-        <w:t xml:space="preserve"> – </w:t>
-      </w:r>
-      <w:proofErr w:type="spellStart"/>
-      <w:r>
-        <w:rPr>
-          <w:rFonts w:asciiTheme="majorHAnsi" w:hAnsiTheme="majorHAnsi" w:cstheme="majorHAnsi"/>
-          <w:b/>
-          <w:lang w:val="nl-NL"/>
-        </w:rPr>
-        <w:t>HangmanEnvironment</w:t>
-      </w:r>
-      <w:proofErr w:type="spellEnd"/>
-      <w:r>
-        <w:rPr>
-          <w:rFonts w:asciiTheme="majorHAnsi" w:hAnsiTheme="majorHAnsi" w:cstheme="majorHAnsi"/>
-          <w:b/>
-          <w:lang w:val="nl-NL"/>
-        </w:rPr>
-        <w:t xml:space="preserve">: </w:t>
+        <w:t xml:space="preserve">environment.py – HangmanEnvironment: </w:t>
       </w:r>
       <w:r>
         <w:rPr>
           <w:rFonts w:asciiTheme="majorHAnsi" w:hAnsiTheme="majorHAnsi" w:cstheme="majorHAnsi"/>
           <w:lang w:val="nl-NL"/>
         </w:rPr>
-        <w:t xml:space="preserve">Implementeert een </w:t>
-      </w:r>
-      <w:proofErr w:type="spellStart"/>
-      <w:r>
-        <w:rPr>
-          <w:rFonts w:asciiTheme="majorHAnsi" w:hAnsiTheme="majorHAnsi" w:cstheme="majorHAnsi"/>
-          <w:lang w:val="nl-NL"/>
-        </w:rPr>
-        <w:t>Reinforcement</w:t>
-      </w:r>
-      <w:proofErr w:type="spellEnd"/>
-      <w:r>
-        <w:rPr>
-          <w:rFonts w:asciiTheme="majorHAnsi" w:hAnsiTheme="majorHAnsi" w:cstheme="majorHAnsi"/>
-          <w:lang w:val="nl-NL"/>
-        </w:rPr>
-        <w:t xml:space="preserve"> Learning-omgeving rondom </w:t>
-      </w:r>
-      <w:proofErr w:type="spellStart"/>
-      <w:r>
-        <w:rPr>
-          <w:rFonts w:asciiTheme="majorHAnsi" w:hAnsiTheme="majorHAnsi" w:cstheme="majorHAnsi"/>
-          <w:lang w:val="nl-NL"/>
-        </w:rPr>
-        <w:t>HangmanGame</w:t>
-      </w:r>
-      <w:proofErr w:type="spellEnd"/>
-      <w:r>
-        <w:rPr>
-          <w:rFonts w:asciiTheme="majorHAnsi" w:hAnsiTheme="majorHAnsi" w:cstheme="majorHAnsi"/>
-          <w:lang w:val="nl-NL"/>
-        </w:rPr>
-        <w:t xml:space="preserve">. De methoden </w:t>
-      </w:r>
-      <w:proofErr w:type="gramStart"/>
-      <w:r>
-        <w:rPr>
-          <w:rFonts w:asciiTheme="majorHAnsi" w:hAnsiTheme="majorHAnsi" w:cstheme="majorHAnsi"/>
-          <w:lang w:val="nl-NL"/>
-        </w:rPr>
-        <w:t>reset(</w:t>
-      </w:r>
-      <w:proofErr w:type="gramEnd"/>
-      <w:r>
-        <w:rPr>
-          <w:rFonts w:asciiTheme="majorHAnsi" w:hAnsiTheme="majorHAnsi" w:cstheme="majorHAnsi"/>
-          <w:lang w:val="nl-NL"/>
-        </w:rPr>
-        <w:t xml:space="preserve">) en step(letter) volgen het standaard RL-patroon (Sutton &amp; </w:t>
-      </w:r>
-      <w:proofErr w:type="spellStart"/>
-      <w:r>
-        <w:rPr>
-          <w:rFonts w:asciiTheme="majorHAnsi" w:hAnsiTheme="majorHAnsi" w:cstheme="majorHAnsi"/>
-          <w:lang w:val="nl-NL"/>
-        </w:rPr>
-        <w:t>Barto</w:t>
-      </w:r>
-      <w:proofErr w:type="spellEnd"/>
-      <w:r>
-        <w:rPr>
-          <w:rFonts w:asciiTheme="majorHAnsi" w:hAnsiTheme="majorHAnsi" w:cstheme="majorHAnsi"/>
-          <w:lang w:val="nl-NL"/>
-        </w:rPr>
-        <w:t xml:space="preserve">, 2018). </w:t>
-      </w:r>
-      <w:proofErr w:type="gramStart"/>
-      <w:r>
-        <w:rPr>
-          <w:rFonts w:asciiTheme="majorHAnsi" w:hAnsiTheme="majorHAnsi" w:cstheme="majorHAnsi"/>
-          <w:lang w:val="nl-NL"/>
-        </w:rPr>
-        <w:t>step(</w:t>
-      </w:r>
-      <w:proofErr w:type="gramEnd"/>
-      <w:r>
-        <w:rPr>
-          <w:rFonts w:asciiTheme="majorHAnsi" w:hAnsiTheme="majorHAnsi" w:cstheme="majorHAnsi"/>
-          <w:lang w:val="nl-NL"/>
-        </w:rPr>
-        <w:t xml:space="preserve">) geeft een </w:t>
-      </w:r>
-      <w:proofErr w:type="spellStart"/>
-      <w:r>
-        <w:rPr>
-          <w:rFonts w:asciiTheme="majorHAnsi" w:hAnsiTheme="majorHAnsi" w:cstheme="majorHAnsi"/>
-          <w:lang w:val="nl-NL"/>
-        </w:rPr>
-        <w:t>StepResult</w:t>
-      </w:r>
-      <w:proofErr w:type="spellEnd"/>
-      <w:r>
-        <w:rPr>
-          <w:rFonts w:asciiTheme="majorHAnsi" w:hAnsiTheme="majorHAnsi" w:cstheme="majorHAnsi"/>
-          <w:lang w:val="nl-NL"/>
-        </w:rPr>
-        <w:t xml:space="preserve"> terug met observatie, </w:t>
-      </w:r>
-      <w:proofErr w:type="spellStart"/>
-      <w:r>
-        <w:rPr>
-          <w:rFonts w:asciiTheme="majorHAnsi" w:hAnsiTheme="majorHAnsi" w:cstheme="majorHAnsi"/>
-          <w:lang w:val="nl-NL"/>
-        </w:rPr>
-        <w:t>reward</w:t>
-      </w:r>
-      <w:proofErr w:type="spellEnd"/>
-      <w:r>
-        <w:rPr>
-          <w:rFonts w:asciiTheme="majorHAnsi" w:hAnsiTheme="majorHAnsi" w:cstheme="majorHAnsi"/>
-          <w:lang w:val="nl-NL"/>
-        </w:rPr>
-        <w:t xml:space="preserve"> en een </w:t>
-      </w:r>
-      <w:proofErr w:type="spellStart"/>
-      <w:r>
-        <w:rPr>
-          <w:rFonts w:asciiTheme="majorHAnsi" w:hAnsiTheme="majorHAnsi" w:cstheme="majorHAnsi"/>
-          <w:lang w:val="nl-NL"/>
-        </w:rPr>
-        <w:t>terminated</w:t>
-      </w:r>
-      <w:proofErr w:type="spellEnd"/>
-      <w:r>
-        <w:rPr>
-          <w:rFonts w:asciiTheme="majorHAnsi" w:hAnsiTheme="majorHAnsi" w:cstheme="majorHAnsi"/>
-          <w:lang w:val="nl-NL"/>
-        </w:rPr>
-        <w:t>-vlag.</w:t>
+        <w:t>Implementeert een Reinforcement Learning-omgeving rondom HangmanGame. De methoden reset() en step(letter) volgen het standaard RL-patroon (Sutton &amp; Barto, 2018). step() geeft een StepResult terug met observatie, reward en een terminated-vlag.</w:t>
       </w:r>
     </w:p>
-    <w:p>
+    <w:p ns2:paraId="76D9253F" ns2:textId="77777777">
       <w:pPr>
         <w:pStyle w:val="ListBullet"/>
         <w:rPr>
           <w:rFonts w:asciiTheme="majorHAnsi" w:hAnsiTheme="majorHAnsi" w:cstheme="majorHAnsi"/>
         </w:rPr>
       </w:pPr>
-      <w:proofErr w:type="gramStart"/>
       <w:r>
         <w:rPr>
           <w:rFonts w:asciiTheme="majorHAnsi" w:hAnsiTheme="majorHAnsi" w:cstheme="majorHAnsi"/>
           <w:b/>
           <w:lang w:val="nl-NL"/>
         </w:rPr>
-        <w:t>agents.py</w:t>
-      </w:r>
-      <w:proofErr w:type="gramEnd"/>
-      <w:r>
-        <w:rPr>
-          <w:rFonts w:asciiTheme="majorHAnsi" w:hAnsiTheme="majorHAnsi" w:cstheme="majorHAnsi"/>
-          <w:b/>
-          <w:lang w:val="nl-NL"/>
-        </w:rPr>
-        <w:t xml:space="preserve"> – vijf agent-klassen: </w:t>
+        <w:t xml:space="preserve">agents.py – vijf agent-klassen: </w:t>
       </w:r>
       <w:r>
         <w:rPr>
           <w:rFonts w:asciiTheme="majorHAnsi" w:hAnsiTheme="majorHAnsi" w:cstheme="majorHAnsi"/>
           <w:lang w:val="nl-NL"/>
         </w:rPr>
-        <w:t xml:space="preserve">Elke agent erft van </w:t>
-      </w:r>
-      <w:proofErr w:type="spellStart"/>
-      <w:r>
-        <w:rPr>
-          <w:rFonts w:asciiTheme="majorHAnsi" w:hAnsiTheme="majorHAnsi" w:cstheme="majorHAnsi"/>
-          <w:lang w:val="nl-NL"/>
-        </w:rPr>
-        <w:t>BaseAgent</w:t>
-      </w:r>
-      <w:proofErr w:type="spellEnd"/>
-      <w:r>
-        <w:rPr>
-          <w:rFonts w:asciiTheme="majorHAnsi" w:hAnsiTheme="majorHAnsi" w:cstheme="majorHAnsi"/>
-          <w:lang w:val="nl-NL"/>
-        </w:rPr>
-        <w:t xml:space="preserve"> en implementeert </w:t>
-      </w:r>
-      <w:proofErr w:type="spellStart"/>
-      <w:r>
-        <w:rPr>
-          <w:rFonts w:asciiTheme="majorHAnsi" w:hAnsiTheme="majorHAnsi" w:cstheme="majorHAnsi"/>
-          <w:lang w:val="nl-NL"/>
-        </w:rPr>
-        <w:t>pick_</w:t>
-      </w:r>
-      <w:proofErr w:type="gramStart"/>
-      <w:r>
-        <w:rPr>
-          <w:rFonts w:asciiTheme="majorHAnsi" w:hAnsiTheme="majorHAnsi" w:cstheme="majorHAnsi"/>
-          <w:lang w:val="nl-NL"/>
-        </w:rPr>
-        <w:t>letter</w:t>
-      </w:r>
-      <w:proofErr w:type="spellEnd"/>
-      <w:r>
-        <w:rPr>
-          <w:rFonts w:asciiTheme="majorHAnsi" w:hAnsiTheme="majorHAnsi" w:cstheme="majorHAnsi"/>
-          <w:lang w:val="nl-NL"/>
-        </w:rPr>
-        <w:t>(</w:t>
-      </w:r>
-      <w:proofErr w:type="gramEnd"/>
-      <w:r>
-        <w:rPr>
-          <w:rFonts w:asciiTheme="majorHAnsi" w:hAnsiTheme="majorHAnsi" w:cstheme="majorHAnsi"/>
-          <w:lang w:val="nl-NL"/>
-        </w:rPr>
-        <w:t xml:space="preserve">state, </w:t>
-      </w:r>
-      <w:proofErr w:type="spellStart"/>
-      <w:r>
-        <w:rPr>
-          <w:rFonts w:asciiTheme="majorHAnsi" w:hAnsiTheme="majorHAnsi" w:cstheme="majorHAnsi"/>
-          <w:lang w:val="nl-NL"/>
-        </w:rPr>
-        <w:t>word_list</w:t>
-      </w:r>
-      <w:proofErr w:type="spellEnd"/>
-      <w:r>
-        <w:rPr>
-          <w:rFonts w:asciiTheme="majorHAnsi" w:hAnsiTheme="majorHAnsi" w:cstheme="majorHAnsi"/>
-          <w:lang w:val="nl-NL"/>
-        </w:rPr>
-        <w:t xml:space="preserve">). </w:t>
+        <w:t xml:space="preserve">Elke agent erft van BaseAgent en implementeert pick_letter(state, word_list). </w:t>
       </w:r>
       <w:r>
         <w:rPr>
           <w:rFonts w:asciiTheme="majorHAnsi" w:hAnsiTheme="majorHAnsi" w:cstheme="majorHAnsi"/>
         </w:rPr>
-        <w:t xml:space="preserve">De agents </w:t>
-      </w:r>
-      <w:proofErr w:type="spellStart"/>
-      <w:r>
-        <w:rPr>
-          <w:rFonts w:asciiTheme="majorHAnsi" w:hAnsiTheme="majorHAnsi" w:cstheme="majorHAnsi"/>
-        </w:rPr>
-        <w:t>zijn</w:t>
-      </w:r>
-      <w:proofErr w:type="spellEnd"/>
-      <w:r>
-        <w:rPr>
-          <w:rFonts w:asciiTheme="majorHAnsi" w:hAnsiTheme="majorHAnsi" w:cstheme="majorHAnsi"/>
-        </w:rPr>
-        <w:t xml:space="preserve">: </w:t>
-      </w:r>
-      <w:proofErr w:type="spellStart"/>
-      <w:r>
-        <w:rPr>
-          <w:rFonts w:asciiTheme="majorHAnsi" w:hAnsiTheme="majorHAnsi" w:cstheme="majorHAnsi"/>
-        </w:rPr>
-        <w:t>RandomAgent</w:t>
-      </w:r>
-      <w:proofErr w:type="spellEnd"/>
-      <w:r>
-        <w:rPr>
-          <w:rFonts w:asciiTheme="majorHAnsi" w:hAnsiTheme="majorHAnsi" w:cstheme="majorHAnsi"/>
-        </w:rPr>
-        <w:t>, FrequencyAgent, PositionalFrequencyAgent, WordListEliminationAgent en EntropyAgent.</w:t>
+        <w:t>De agents zijn: RandomAgent, FrequencyAgent, PositionalFrequencyAgent, WordListEliminationAgent en EntropyAgent.</w:t>
       </w:r>
     </w:p>
-    <w:p>
+    <w:p ns2:paraId="0376CF36" ns2:textId="77777777">
       <w:pPr>
         <w:pStyle w:val="ListBullet"/>
         <w:rPr>
@@ -2793,65 +2298,23 @@
           <w:lang w:val="nl-NL"/>
         </w:rPr>
       </w:pPr>
-      <w:proofErr w:type="gramStart"/>
       <w:r>
         <w:rPr>
           <w:rFonts w:asciiTheme="majorHAnsi" w:hAnsiTheme="majorHAnsi" w:cstheme="majorHAnsi"/>
           <w:b/>
           <w:lang w:val="nl-NL"/>
         </w:rPr>
-        <w:t>benchmark.py</w:t>
-      </w:r>
-      <w:proofErr w:type="gramEnd"/>
-      <w:r>
-        <w:rPr>
-          <w:rFonts w:asciiTheme="majorHAnsi" w:hAnsiTheme="majorHAnsi" w:cstheme="majorHAnsi"/>
-          <w:b/>
-          <w:lang w:val="nl-NL"/>
-        </w:rPr>
-        <w:t xml:space="preserve"> – benchmark-runner: </w:t>
+        <w:t xml:space="preserve">benchmark.py – benchmark-runner: </w:t>
       </w:r>
       <w:r>
         <w:rPr>
           <w:rFonts w:asciiTheme="majorHAnsi" w:hAnsiTheme="majorHAnsi" w:cstheme="majorHAnsi"/>
           <w:lang w:val="nl-NL"/>
         </w:rPr>
-        <w:t xml:space="preserve">Draait alle </w:t>
-      </w:r>
-      <w:proofErr w:type="spellStart"/>
-      <w:r>
-        <w:rPr>
-          <w:rFonts w:asciiTheme="majorHAnsi" w:hAnsiTheme="majorHAnsi" w:cstheme="majorHAnsi"/>
-          <w:lang w:val="nl-NL"/>
-        </w:rPr>
-        <w:t>agents</w:t>
-      </w:r>
-      <w:proofErr w:type="spellEnd"/>
-      <w:r>
-        <w:rPr>
-          <w:rFonts w:asciiTheme="majorHAnsi" w:hAnsiTheme="majorHAnsi" w:cstheme="majorHAnsi"/>
-          <w:lang w:val="nl-NL"/>
-        </w:rPr>
-        <w:t xml:space="preserve"> op dezelfde set testwoorden en rapporteert </w:t>
-      </w:r>
-      <w:proofErr w:type="spellStart"/>
-      <w:r>
-        <w:rPr>
-          <w:rFonts w:asciiTheme="majorHAnsi" w:hAnsiTheme="majorHAnsi" w:cstheme="majorHAnsi"/>
-          <w:lang w:val="nl-NL"/>
-        </w:rPr>
-        <w:t>winrate</w:t>
-      </w:r>
-      <w:proofErr w:type="spellEnd"/>
-      <w:r>
-        <w:rPr>
-          <w:rFonts w:asciiTheme="majorHAnsi" w:hAnsiTheme="majorHAnsi" w:cstheme="majorHAnsi"/>
-          <w:lang w:val="nl-NL"/>
-        </w:rPr>
-        <w:t>, gemiddeld aantal foute gokken en gemiddeld totaal aantal gokken per agent.</w:t>
+        <w:t>Draait alle agents op dezelfde set testwoorden en rapporteert winrate, gemiddeld aantal foute gokken en gemiddeld totaal aantal gokken per agent.</w:t>
       </w:r>
     </w:p>
-    <w:p>
+    <w:p ns2:paraId="7FF7FEB0" ns2:textId="77777777">
       <w:pPr>
         <w:pStyle w:val="Heading2"/>
         <w:rPr>
@@ -2859,7 +2322,7 @@
           <w:lang w:val="nl-NL"/>
         </w:rPr>
       </w:pPr>
-      <w:bookmarkStart w:id="4" w:name="_Toc225792688"/>
+      <w:bookmarkStart w:id="4" w:name="_Toc225795098"/>
       <w:r>
         <w:rPr>
           <w:rFonts w:cstheme="majorHAnsi"/>
@@ -2870,7 +2333,7 @@
       </w:r>
       <w:bookmarkEnd w:id="4"/>
     </w:p>
-    <w:p>
+    <w:p ns2:paraId="67F2AF5B" ns2:textId="77777777">
       <w:pPr>
         <w:pStyle w:val="Heading3"/>
         <w:rPr>
@@ -2878,7 +2341,7 @@
           <w:lang w:val="nl-NL"/>
         </w:rPr>
       </w:pPr>
-      <w:bookmarkStart w:id="5" w:name="_Toc225792689"/>
+      <w:bookmarkStart w:id="5" w:name="_Toc225795099"/>
       <w:r>
         <w:rPr>
           <w:rFonts w:cstheme="majorHAnsi"/>
@@ -2889,7 +2352,7 @@
       </w:r>
       <w:bookmarkEnd w:id="5"/>
     </w:p>
-    <w:p>
+    <w:p ns2:paraId="643E14FE" ns2:textId="77777777">
       <w:pPr>
         <w:rPr>
           <w:rFonts w:asciiTheme="majorHAnsi" w:hAnsiTheme="majorHAnsi" w:cstheme="majorHAnsi"/>
@@ -2904,60 +2367,27 @@
         <w:t>De eenvoudigste aanpak: kies elke beurt een willekeurige letter uit de nog niet geraden letters. Er wordt geen gebruik gemaakt van de woordenlijst of enige andere kennis. Dit is de baseline; alles dat slechter scoort is erger dan puur toeval.</w:t>
       </w:r>
     </w:p>
-    <w:p>
-      <w:pPr>
-        <w:rPr>
-          <w:rFonts w:asciiTheme="majorHAnsi" w:hAnsiTheme="majorHAnsi" w:cstheme="majorHAnsi"/>
-        </w:rPr>
-      </w:pPr>
-      <w:proofErr w:type="spellStart"/>
+    <w:p ns2:paraId="3CB8336F" ns2:textId="77777777">
+      <w:pPr>
+        <w:rPr>
+          <w:rFonts w:asciiTheme="majorHAnsi" w:hAnsiTheme="majorHAnsi" w:cstheme="majorHAnsi"/>
+        </w:rPr>
+      </w:pPr>
       <w:r>
         <w:rPr>
           <w:rFonts w:asciiTheme="majorHAnsi" w:hAnsiTheme="majorHAnsi" w:cstheme="majorHAnsi"/>
           <w:b/>
         </w:rPr>
-        <w:t>Keuzelogica</w:t>
+        <w:t xml:space="preserve">Keuzelogica: </w:t>
       </w:r>
-      <w:proofErr w:type="spellEnd"/>
       <w:r>
         <w:rPr>
           <w:rFonts w:asciiTheme="majorHAnsi" w:hAnsiTheme="majorHAnsi" w:cstheme="majorHAnsi"/>
-          <w:b/>
-        </w:rPr>
-        <w:t xml:space="preserve">: </w:t>
-      </w:r>
-      <w:proofErr w:type="spellStart"/>
-      <w:proofErr w:type="gramStart"/>
-      <w:r>
-        <w:rPr>
-          <w:rFonts w:asciiTheme="majorHAnsi" w:hAnsiTheme="majorHAnsi" w:cstheme="majorHAnsi"/>
-        </w:rPr>
-        <w:t>random.choice</w:t>
-      </w:r>
-      <w:proofErr w:type="spellEnd"/>
-      <w:proofErr w:type="gramEnd"/>
-      <w:r>
-        <w:rPr>
-          <w:rFonts w:asciiTheme="majorHAnsi" w:hAnsiTheme="majorHAnsi" w:cstheme="majorHAnsi"/>
-        </w:rPr>
-        <w:t>(state['</w:t>
-      </w:r>
-      <w:proofErr w:type="spellStart"/>
-      <w:r>
-        <w:rPr>
-          <w:rFonts w:asciiTheme="majorHAnsi" w:hAnsiTheme="majorHAnsi" w:cstheme="majorHAnsi"/>
-        </w:rPr>
-        <w:t>remaining_letters</w:t>
-      </w:r>
-      <w:proofErr w:type="spellEnd"/>
-      <w:r>
-        <w:rPr>
-          <w:rFonts w:asciiTheme="majorHAnsi" w:hAnsiTheme="majorHAnsi" w:cstheme="majorHAnsi"/>
-        </w:rPr>
-        <w:t>'])</w:t>
+        </w:rPr>
+        <w:t>random.choice(state['remaining_letters'])</w:t>
       </w:r>
     </w:p>
-    <w:p>
+    <w:p ns2:paraId="0199F707" ns2:textId="77777777">
       <w:pPr>
         <w:pStyle w:val="Heading3"/>
         <w:rPr>
@@ -2965,36 +2395,18 @@
           <w:lang w:val="nl-NL"/>
         </w:rPr>
       </w:pPr>
-      <w:bookmarkStart w:id="6" w:name="_Toc225792690"/>
+      <w:bookmarkStart w:id="6" w:name="_Toc225795100"/>
       <w:r>
         <w:rPr>
           <w:rFonts w:cstheme="majorHAnsi"/>
           <w:color w:val="1F497D"/>
           <w:lang w:val="nl-NL"/>
         </w:rPr>
-        <w:t xml:space="preserve">Strategie 2 – </w:t>
-      </w:r>
-      <w:proofErr w:type="spellStart"/>
-      <w:r>
-        <w:rPr>
-          <w:rFonts w:cstheme="majorHAnsi"/>
-          <w:color w:val="1F497D"/>
-          <w:lang w:val="nl-NL"/>
-        </w:rPr>
-        <w:t>Frequency</w:t>
-      </w:r>
-      <w:proofErr w:type="spellEnd"/>
-      <w:r>
-        <w:rPr>
-          <w:rFonts w:cstheme="majorHAnsi"/>
-          <w:color w:val="1F497D"/>
-          <w:lang w:val="nl-NL"/>
-        </w:rPr>
-        <w:t xml:space="preserve"> Agent</w:t>
+        <w:t>Strategie 2 – Frequency Agent</w:t>
       </w:r>
       <w:bookmarkEnd w:id="6"/>
     </w:p>
-    <w:p>
+    <w:p ns2:paraId="0AA688E2" ns2:textId="77777777">
       <w:pPr>
         <w:rPr>
           <w:rFonts w:asciiTheme="majorHAnsi" w:hAnsiTheme="majorHAnsi" w:cstheme="majorHAnsi"/>
@@ -3006,26 +2418,10 @@
           <w:rFonts w:asciiTheme="majorHAnsi" w:hAnsiTheme="majorHAnsi" w:cstheme="majorHAnsi"/>
           <w:lang w:val="nl-NL"/>
         </w:rPr>
-        <w:t>In het Engels komen bepaalde letters veel vaker voor dan andere. De frequentievolgorde is (</w:t>
-      </w:r>
-      <w:proofErr w:type="spellStart"/>
-      <w:r>
-        <w:rPr>
-          <w:rFonts w:asciiTheme="majorHAnsi" w:hAnsiTheme="majorHAnsi" w:cstheme="majorHAnsi"/>
-          <w:lang w:val="nl-NL"/>
-        </w:rPr>
-        <w:t>Norvig</w:t>
-      </w:r>
-      <w:proofErr w:type="spellEnd"/>
-      <w:r>
-        <w:rPr>
-          <w:rFonts w:asciiTheme="majorHAnsi" w:hAnsiTheme="majorHAnsi" w:cstheme="majorHAnsi"/>
-          <w:lang w:val="nl-NL"/>
-        </w:rPr>
-        <w:t>, 2012): E → T → A → O → I → N → S → H → R → D → …</w:t>
+        <w:t>In het Engels komen bepaalde letters veel vaker voor dan andere. De frequentievolgorde is (Norvig, 2012): E → T → A → O → I → N → S → H → R → D → …</w:t>
       </w:r>
     </w:p>
-    <w:p>
+    <w:p ns2:paraId="31DE0891" ns2:textId="77777777">
       <w:pPr>
         <w:rPr>
           <w:rFonts w:asciiTheme="majorHAnsi" w:hAnsiTheme="majorHAnsi" w:cstheme="majorHAnsi"/>
@@ -3040,7 +2436,7 @@
         <w:t>Deze agent gokt letters in die vaste volgorde, ongeacht welk woord gespeeld wordt. Het is beter dan willekeurig omdat veelvoorkomende letters vaker correct zijn, maar de agent negeert de woordenlijst volledig.</w:t>
       </w:r>
     </w:p>
-    <w:p>
+    <w:p ns2:paraId="2DFB6613" ns2:textId="77777777">
       <w:pPr>
         <w:rPr>
           <w:rFonts w:asciiTheme="majorHAnsi" w:hAnsiTheme="majorHAnsi" w:cstheme="majorHAnsi"/>
@@ -3060,26 +2456,10 @@
           <w:rFonts w:asciiTheme="majorHAnsi" w:hAnsiTheme="majorHAnsi" w:cstheme="majorHAnsi"/>
           <w:lang w:val="nl-NL"/>
         </w:rPr>
-        <w:t>De volgorde '</w:t>
-      </w:r>
-      <w:proofErr w:type="spellStart"/>
-      <w:r>
-        <w:rPr>
-          <w:rFonts w:asciiTheme="majorHAnsi" w:hAnsiTheme="majorHAnsi" w:cstheme="majorHAnsi"/>
-          <w:lang w:val="nl-NL"/>
-        </w:rPr>
-        <w:t>etaoinshrdlcumwfgypbvkjxqz</w:t>
-      </w:r>
-      <w:proofErr w:type="spellEnd"/>
-      <w:r>
-        <w:rPr>
-          <w:rFonts w:asciiTheme="majorHAnsi" w:hAnsiTheme="majorHAnsi" w:cstheme="majorHAnsi"/>
-          <w:lang w:val="nl-NL"/>
-        </w:rPr>
-        <w:t>' is een vaste constante (FREQ_ORDER). De agent itereert door deze lijst en kiest de eerste letter die nog niet geraden is.</w:t>
+        <w:t>De volgorde 'etaoinshrdlcumwfgypbvkjxqz' is een vaste constante (FREQ_ORDER). De agent itereert door deze lijst en kiest de eerste letter die nog niet geraden is.</w:t>
       </w:r>
     </w:p>
-    <w:p>
+    <w:p ns2:paraId="2087BC5C" ns2:textId="77777777">
       <w:pPr>
         <w:pStyle w:val="Heading3"/>
         <w:rPr>
@@ -3087,7 +2467,7 @@
           <w:lang w:val="nl-NL"/>
         </w:rPr>
       </w:pPr>
-      <w:bookmarkStart w:id="7" w:name="_Toc225792691"/>
+      <w:bookmarkStart w:id="7" w:name="_Toc225795101"/>
       <w:r>
         <w:rPr>
           <w:rFonts w:cstheme="majorHAnsi"/>
@@ -3095,47 +2475,11 @@
           <w:lang w:val="nl-NL"/>
         </w:rPr>
         <w:lastRenderedPageBreak/>
-        <w:t xml:space="preserve">Strategie 3 – </w:t>
-      </w:r>
-      <w:proofErr w:type="spellStart"/>
-      <w:r>
-        <w:rPr>
-          <w:rFonts w:cstheme="majorHAnsi"/>
-          <w:color w:val="1F497D"/>
-          <w:lang w:val="nl-NL"/>
-        </w:rPr>
-        <w:t>Positional</w:t>
-      </w:r>
-      <w:proofErr w:type="spellEnd"/>
-      <w:r>
-        <w:rPr>
-          <w:rFonts w:cstheme="majorHAnsi"/>
-          <w:color w:val="1F497D"/>
-          <w:lang w:val="nl-NL"/>
-        </w:rPr>
-        <w:t xml:space="preserve"> </w:t>
-      </w:r>
-      <w:proofErr w:type="spellStart"/>
-      <w:r>
-        <w:rPr>
-          <w:rFonts w:cstheme="majorHAnsi"/>
-          <w:color w:val="1F497D"/>
-          <w:lang w:val="nl-NL"/>
-        </w:rPr>
-        <w:t>Frequency</w:t>
-      </w:r>
-      <w:proofErr w:type="spellEnd"/>
-      <w:r>
-        <w:rPr>
-          <w:rFonts w:cstheme="majorHAnsi"/>
-          <w:color w:val="1F497D"/>
-          <w:lang w:val="nl-NL"/>
-        </w:rPr>
-        <w:t xml:space="preserve"> Agent</w:t>
+        <w:t>Strategie 3 – Positional Frequency Agent</w:t>
       </w:r>
       <w:bookmarkEnd w:id="7"/>
     </w:p>
-    <w:p>
+    <w:p ns2:paraId="1251E244" ns2:textId="77777777">
       <w:pPr>
         <w:rPr>
           <w:rFonts w:asciiTheme="majorHAnsi" w:hAnsiTheme="majorHAnsi" w:cstheme="majorHAnsi"/>
@@ -3150,7 +2494,7 @@
         <w:t>Deze agent gebruikt de woordenlijst op een statistische manier. Voor elke onbekende positie in het masker telt hij hoe vaak iedere letter op die plek voorkomt in alle woorden van dezelfde lengte. De letter met de hoogste positie-gewogen score wint.</w:t>
       </w:r>
     </w:p>
-    <w:p>
+    <w:p ns2:paraId="6A61F573" ns2:textId="77777777">
       <w:pPr>
         <w:rPr>
           <w:rFonts w:asciiTheme="majorHAnsi" w:hAnsiTheme="majorHAnsi" w:cstheme="majorHAnsi"/>
@@ -3173,7 +2517,7 @@
         <w:t>Er wordt niet actief gefilterd op het huidige spelverloop. Woorden die al onmogelijk zijn door eerdere gokken tellen nog steeds mee in de statistieken.</w:t>
       </w:r>
     </w:p>
-    <w:p>
+    <w:p ns2:paraId="4B121B73" ns2:textId="77777777">
       <w:pPr>
         <w:pStyle w:val="Heading3"/>
         <w:rPr>
@@ -3181,36 +2525,18 @@
           <w:lang w:val="nl-NL"/>
         </w:rPr>
       </w:pPr>
-      <w:bookmarkStart w:id="8" w:name="_Toc225792692"/>
+      <w:bookmarkStart w:id="8" w:name="_Toc225795102"/>
       <w:r>
         <w:rPr>
           <w:rFonts w:cstheme="majorHAnsi"/>
           <w:color w:val="1F497D"/>
           <w:lang w:val="nl-NL"/>
         </w:rPr>
-        <w:t xml:space="preserve">Strategie 4 – Word List </w:t>
-      </w:r>
-      <w:proofErr w:type="spellStart"/>
-      <w:r>
-        <w:rPr>
-          <w:rFonts w:cstheme="majorHAnsi"/>
-          <w:color w:val="1F497D"/>
-          <w:lang w:val="nl-NL"/>
-        </w:rPr>
-        <w:t>Elimination</w:t>
-      </w:r>
-      <w:proofErr w:type="spellEnd"/>
-      <w:r>
-        <w:rPr>
-          <w:rFonts w:cstheme="majorHAnsi"/>
-          <w:color w:val="1F497D"/>
-          <w:lang w:val="nl-NL"/>
-        </w:rPr>
-        <w:t xml:space="preserve"> Agent</w:t>
+        <w:t>Strategie 4 – Word List Elimination Agent</w:t>
       </w:r>
       <w:bookmarkEnd w:id="8"/>
     </w:p>
-    <w:p>
+    <w:p ns2:paraId="10B3E4B2" ns2:textId="77777777">
       <w:pPr>
         <w:rPr>
           <w:rFonts w:asciiTheme="majorHAnsi" w:hAnsiTheme="majorHAnsi" w:cstheme="majorHAnsi"/>
@@ -3225,7 +2551,7 @@
         <w:t>Na elke gok wordt de woordenlijst gefilterd: woorden die niet meer passen bij het huidige masker en de geraden letters worden verwijderd. Dit levert een steeds kleinere kandidatenlijst op. De agent kiest vervolgens de letter die in de meeste resterende kandidaten voorkomt.</w:t>
       </w:r>
     </w:p>
-    <w:p>
+    <w:p ns2:paraId="605932F0" ns2:textId="77777777">
       <w:pPr>
         <w:rPr>
           <w:rFonts w:asciiTheme="majorHAnsi" w:hAnsiTheme="majorHAnsi" w:cstheme="majorHAnsi"/>
@@ -3245,26 +2571,10 @@
           <w:rFonts w:asciiTheme="majorHAnsi" w:hAnsiTheme="majorHAnsi" w:cstheme="majorHAnsi"/>
           <w:lang w:val="nl-NL"/>
         </w:rPr>
-        <w:t xml:space="preserve">Een </w:t>
-      </w:r>
-      <w:proofErr w:type="spellStart"/>
-      <w:r>
-        <w:rPr>
-          <w:rFonts w:asciiTheme="majorHAnsi" w:hAnsiTheme="majorHAnsi" w:cstheme="majorHAnsi"/>
-          <w:lang w:val="nl-NL"/>
-        </w:rPr>
-        <w:t>kandidaatwoord</w:t>
-      </w:r>
-      <w:proofErr w:type="spellEnd"/>
-      <w:r>
-        <w:rPr>
-          <w:rFonts w:asciiTheme="majorHAnsi" w:hAnsiTheme="majorHAnsi" w:cstheme="majorHAnsi"/>
-          <w:lang w:val="nl-NL"/>
-        </w:rPr>
-        <w:t xml:space="preserve"> wordt verwijderd als: (a) de woordlengte niet klopt, (b) een bekende positie een andere letter heeft dan het masker, of (c) een onbekende positie een al-geraden letter bevat.</w:t>
+        <w:t>Een kandidaatwoord wordt verwijderd als: (a) de woordlengte niet klopt, (b) een bekende positie een andere letter heeft dan het masker, of (c) een onbekende positie een al-geraden letter bevat.</w:t>
       </w:r>
     </w:p>
-    <w:p>
+    <w:p ns2:paraId="59041CD1" ns2:textId="77777777">
       <w:pPr>
         <w:rPr>
           <w:rFonts w:asciiTheme="majorHAnsi" w:hAnsiTheme="majorHAnsi" w:cstheme="majorHAnsi"/>
@@ -3287,7 +2597,7 @@
         <w:t>De kandidatenlijst krimpt dynamisch na elke beurt, waardoor latere gokken steeds gerichter worden.</w:t>
       </w:r>
     </w:p>
-    <w:p>
+    <w:p ns2:paraId="0DD272E4" ns2:textId="77777777">
       <w:pPr>
         <w:pStyle w:val="Heading3"/>
         <w:rPr>
@@ -3295,36 +2605,18 @@
           <w:lang w:val="nl-NL"/>
         </w:rPr>
       </w:pPr>
-      <w:bookmarkStart w:id="9" w:name="_Toc225792693"/>
+      <w:bookmarkStart w:id="9" w:name="_Toc225795103"/>
       <w:r>
         <w:rPr>
           <w:rFonts w:cstheme="majorHAnsi"/>
           <w:color w:val="1F497D"/>
           <w:lang w:val="nl-NL"/>
         </w:rPr>
-        <w:t xml:space="preserve">Strategie 5 – </w:t>
-      </w:r>
-      <w:proofErr w:type="spellStart"/>
-      <w:r>
-        <w:rPr>
-          <w:rFonts w:cstheme="majorHAnsi"/>
-          <w:color w:val="1F497D"/>
-          <w:lang w:val="nl-NL"/>
-        </w:rPr>
-        <w:t>Entropy</w:t>
-      </w:r>
-      <w:proofErr w:type="spellEnd"/>
-      <w:r>
-        <w:rPr>
-          <w:rFonts w:cstheme="majorHAnsi"/>
-          <w:color w:val="1F497D"/>
-          <w:lang w:val="nl-NL"/>
-        </w:rPr>
-        <w:t xml:space="preserve"> Agent</w:t>
+        <w:t>Strategie 5 – Entropy Agent</w:t>
       </w:r>
       <w:bookmarkEnd w:id="9"/>
     </w:p>
-    <w:p>
+    <w:p ns2:paraId="5D8E5D0F" ns2:textId="77777777">
       <w:pPr>
         <w:rPr>
           <w:rFonts w:asciiTheme="majorHAnsi" w:hAnsiTheme="majorHAnsi" w:cstheme="majorHAnsi"/>
@@ -3336,42 +2628,10 @@
           <w:rFonts w:asciiTheme="majorHAnsi" w:hAnsiTheme="majorHAnsi" w:cstheme="majorHAnsi"/>
           <w:lang w:val="nl-NL"/>
         </w:rPr>
-        <w:t xml:space="preserve">De </w:t>
-      </w:r>
-      <w:proofErr w:type="spellStart"/>
-      <w:r>
-        <w:rPr>
-          <w:rFonts w:asciiTheme="majorHAnsi" w:hAnsiTheme="majorHAnsi" w:cstheme="majorHAnsi"/>
-          <w:lang w:val="nl-NL"/>
-        </w:rPr>
-        <w:t>Entropy</w:t>
-      </w:r>
-      <w:proofErr w:type="spellEnd"/>
-      <w:r>
-        <w:rPr>
-          <w:rFonts w:asciiTheme="majorHAnsi" w:hAnsiTheme="majorHAnsi" w:cstheme="majorHAnsi"/>
-          <w:lang w:val="nl-NL"/>
-        </w:rPr>
-        <w:t xml:space="preserve"> Agent filtert kandidaten op dezelfde manier als strategie 4, maar maakt een slimmere keuze. In plaats van simpelweg de meest-voorkomende letter te kiezen, berekent hij voor elke </w:t>
-      </w:r>
-      <w:proofErr w:type="spellStart"/>
-      <w:r>
-        <w:rPr>
-          <w:rFonts w:asciiTheme="majorHAnsi" w:hAnsiTheme="majorHAnsi" w:cstheme="majorHAnsi"/>
-          <w:lang w:val="nl-NL"/>
-        </w:rPr>
-        <w:t>kandidaatletter</w:t>
-      </w:r>
-      <w:proofErr w:type="spellEnd"/>
-      <w:r>
-        <w:rPr>
-          <w:rFonts w:asciiTheme="majorHAnsi" w:hAnsiTheme="majorHAnsi" w:cstheme="majorHAnsi"/>
-          <w:lang w:val="nl-NL"/>
-        </w:rPr>
-        <w:t xml:space="preserve"> de Shannon-entropie van de opsplitsing die die letter zou veroorzaken (Shannon, 1948).</w:t>
+        <w:t>De Entropy Agent filtert kandidaten op dezelfde manier als strategie 4, maar maakt een slimmere keuze. In plaats van simpelweg de meest-voorkomende letter te kiezen, berekent hij voor elke kandidaatletter de Shannon-entropie van de opsplitsing die die letter zou veroorzaken (Shannon, 1948).</w:t>
       </w:r>
     </w:p>
-    <w:p>
+    <w:p ns2:paraId="3994E62F" ns2:textId="77777777">
       <w:pPr>
         <w:rPr>
           <w:rFonts w:asciiTheme="majorHAnsi" w:hAnsiTheme="majorHAnsi" w:cstheme="majorHAnsi"/>
@@ -3394,7 +2654,7 @@
         <w:t>Twee letters kunnen allebei in 80% van de kandidaten voorkomen, maar ze splitsen de lijst heel anders op. Een letter die de lijst in twee gelijke helften splitst levert meer informatie op dan een letter die 70% in één groep houdt. De Shannon-entropie meet precies deze informatiewinst:</w:t>
       </w:r>
     </w:p>
-    <w:p>
+    <w:p ns2:paraId="204F7BD5" ns2:textId="77777777">
       <w:pPr>
         <w:rPr>
           <w:rFonts w:asciiTheme="majorHAnsi" w:hAnsiTheme="majorHAnsi" w:cstheme="majorHAnsi"/>
@@ -3448,7 +2708,7 @@
         <w:t>)</w:t>
       </w:r>
     </w:p>
-    <w:p>
+    <w:p ns2:paraId="244E5D4B" ns2:textId="77777777">
       <w:pPr>
         <w:rPr>
           <w:rFonts w:asciiTheme="majorHAnsi" w:hAnsiTheme="majorHAnsi" w:cstheme="majorHAnsi"/>
@@ -3461,96 +2721,73 @@
           <w:b/>
           <w:lang w:val="nl-NL"/>
         </w:rPr>
-        <w:t>Life-</w:t>
-      </w:r>
-      <w:proofErr w:type="spellStart"/>
-      <w:r>
-        <w:rPr>
-          <w:rFonts w:asciiTheme="majorHAnsi" w:hAnsiTheme="majorHAnsi" w:cstheme="majorHAnsi"/>
-          <w:b/>
-          <w:lang w:val="nl-NL"/>
-        </w:rPr>
-        <w:t>aware</w:t>
-      </w:r>
-      <w:proofErr w:type="spellEnd"/>
-      <w:r>
-        <w:rPr>
-          <w:rFonts w:asciiTheme="majorHAnsi" w:hAnsiTheme="majorHAnsi" w:cstheme="majorHAnsi"/>
-          <w:b/>
-          <w:lang w:val="nl-NL"/>
-        </w:rPr>
-        <w:t xml:space="preserve"> modus: </w:t>
+        <w:t xml:space="preserve">Life-aware modus: </w:t>
       </w:r>
       <w:r>
         <w:rPr>
           <w:rFonts w:asciiTheme="majorHAnsi" w:hAnsiTheme="majorHAnsi" w:cstheme="majorHAnsi"/>
           <w:lang w:val="nl-NL"/>
         </w:rPr>
-        <w:t xml:space="preserve">Bij het allerlaatste leven schakelt de agent over naar een overlevingsmodus. Een fout is dan direct game over. In die situatie weegt de agent de kans op een correcte gok zwaarder mee dan pure informatiewinst: score = </w:t>
-      </w:r>
-      <w:proofErr w:type="spellStart"/>
-      <w:r>
-        <w:rPr>
-          <w:rFonts w:asciiTheme="majorHAnsi" w:hAnsiTheme="majorHAnsi" w:cstheme="majorHAnsi"/>
-          <w:lang w:val="nl-NL"/>
-        </w:rPr>
-        <w:t>p_hit</w:t>
-      </w:r>
-      <w:proofErr w:type="spellEnd"/>
-      <w:r>
-        <w:rPr>
-          <w:rFonts w:asciiTheme="majorHAnsi" w:hAnsiTheme="majorHAnsi" w:cstheme="majorHAnsi"/>
-          <w:lang w:val="nl-NL"/>
-        </w:rPr>
-        <w:t xml:space="preserve"> × (1 + </w:t>
-      </w:r>
-      <w:proofErr w:type="spellStart"/>
-      <w:r>
-        <w:rPr>
-          <w:rFonts w:asciiTheme="majorHAnsi" w:hAnsiTheme="majorHAnsi" w:cstheme="majorHAnsi"/>
-          <w:lang w:val="nl-NL"/>
-        </w:rPr>
-        <w:t>hit_entropy</w:t>
-      </w:r>
-      <w:proofErr w:type="spellEnd"/>
-      <w:r>
-        <w:rPr>
-          <w:rFonts w:asciiTheme="majorHAnsi" w:hAnsiTheme="majorHAnsi" w:cstheme="majorHAnsi"/>
-          <w:lang w:val="nl-NL"/>
-        </w:rPr>
-        <w:t>).</w:t>
+        <w:t>Bij het allerlaatste leven schakelt de agent over naar een overlevingsmodus. Een fout is dan direct game over. In die situatie weegt de agent de kans op een correcte gok zwaarder mee dan pure informatiewinst: score = p_hit × (1 + hit_entropy).</w:t>
       </w:r>
     </w:p>
-    <w:p>
+    <w:p ns2:paraId="378B5A6A" ns2:textId="77777777">
       <w:pPr>
         <w:pStyle w:val="Heading2"/>
-        <w:rPr>
-          <w:rFonts w:cstheme="majorHAnsi"/>
-          <w:lang w:val="nl-NL"/>
-        </w:rPr>
-      </w:pPr>
-      <w:bookmarkStart w:id="10" w:name="_Toc225792694"/>
-      <w:r>
         <w:rPr>
           <w:rFonts w:cstheme="majorHAnsi"/>
           <w:color w:val="1F497D"/>
           <w:lang w:val="nl-NL"/>
         </w:rPr>
-        <w:t xml:space="preserve">2.3 </w:t>
-      </w:r>
-      <w:proofErr w:type="spellStart"/>
-      <w:r>
+      </w:pPr>
+    </w:p>
+    <w:p ns2:paraId="19282740" ns2:textId="77777777">
+      <w:pPr>
+        <w:pStyle w:val="Heading2"/>
         <w:rPr>
           <w:rFonts w:cstheme="majorHAnsi"/>
           <w:color w:val="1F497D"/>
           <w:lang w:val="nl-NL"/>
         </w:rPr>
-        <w:t>Rewardsysteem</w:t>
+      </w:pPr>
+    </w:p>
+    <w:p ns2:paraId="67FE0CBA" ns2:textId="77777777">
+      <w:pPr>
+        <w:rPr>
+          <w:rFonts w:asciiTheme="majorHAnsi" w:hAnsiTheme="majorHAnsi" w:cstheme="majorHAnsi"/>
+          <w:lang w:val="nl-NL"/>
+        </w:rPr>
+      </w:pPr>
+    </w:p>
+    <w:p ns2:paraId="33376F30" ns2:textId="77777777">
+      <w:pPr>
+        <w:rPr>
+          <w:rFonts w:asciiTheme="majorHAnsi" w:hAnsiTheme="majorHAnsi" w:cstheme="majorHAnsi"/>
+          <w:lang w:val="nl-NL"/>
+        </w:rPr>
+      </w:pPr>
+    </w:p>
+    <w:p ns2:paraId="6D5DC196" ns2:textId="0EEC4538">
+      <w:pPr>
+        <w:pStyle w:val="Heading2"/>
+        <w:rPr>
+          <w:rFonts w:cstheme="majorHAnsi"/>
+          <w:lang w:val="nl-NL"/>
+        </w:rPr>
+      </w:pPr>
+      <w:bookmarkStart w:id="10" w:name="_Toc225795104"/>
+      <w:r>
+        <w:rPr>
+          <w:rFonts w:cstheme="majorHAnsi"/>
+          <w:color w:val="1F497D"/>
+          <w:lang w:val="nl-NL"/>
+        </w:rPr>
+        <w:lastRenderedPageBreak/>
+        <w:t>2.3 Rewardsysteem</w:t>
       </w:r>
       <w:bookmarkEnd w:id="10"/>
-      <w:proofErr w:type="spellEnd"/>
     </w:p>
-    <w:p>
+    <w:p ns2:paraId="40D8924D" ns2:textId="77777777">
       <w:pPr>
         <w:rPr>
           <w:rFonts w:asciiTheme="majorHAnsi" w:hAnsiTheme="majorHAnsi" w:cstheme="majorHAnsi"/>
@@ -3561,93 +2798,55 @@
           <w:rFonts w:asciiTheme="majorHAnsi" w:hAnsiTheme="majorHAnsi" w:cstheme="majorHAnsi"/>
           <w:lang w:val="nl-NL"/>
         </w:rPr>
-        <w:t xml:space="preserve">De </w:t>
-      </w:r>
-      <w:proofErr w:type="spellStart"/>
-      <w:r>
-        <w:rPr>
-          <w:rFonts w:asciiTheme="majorHAnsi" w:hAnsiTheme="majorHAnsi" w:cstheme="majorHAnsi"/>
-          <w:lang w:val="nl-NL"/>
-        </w:rPr>
-        <w:t>HangmanEnvironment</w:t>
-      </w:r>
-      <w:proofErr w:type="spellEnd"/>
-      <w:r>
-        <w:rPr>
-          <w:rFonts w:asciiTheme="majorHAnsi" w:hAnsiTheme="majorHAnsi" w:cstheme="majorHAnsi"/>
-          <w:lang w:val="nl-NL"/>
-        </w:rPr>
-        <w:t xml:space="preserve"> implementeert een configureerbaar </w:t>
-      </w:r>
-      <w:proofErr w:type="spellStart"/>
-      <w:r>
-        <w:rPr>
-          <w:rFonts w:asciiTheme="majorHAnsi" w:hAnsiTheme="majorHAnsi" w:cstheme="majorHAnsi"/>
-          <w:lang w:val="nl-NL"/>
-        </w:rPr>
-        <w:t>rewardsysteem</w:t>
-      </w:r>
-      <w:proofErr w:type="spellEnd"/>
-      <w:r>
-        <w:rPr>
-          <w:rFonts w:asciiTheme="majorHAnsi" w:hAnsiTheme="majorHAnsi" w:cstheme="majorHAnsi"/>
-          <w:lang w:val="nl-NL"/>
-        </w:rPr>
-        <w:t xml:space="preserve">. </w:t>
+        <w:t xml:space="preserve">De HangmanEnvironment implementeert een configureerbaar rewardsysteem. </w:t>
       </w:r>
       <w:r>
         <w:rPr>
           <w:rFonts w:asciiTheme="majorHAnsi" w:hAnsiTheme="majorHAnsi" w:cstheme="majorHAnsi"/>
         </w:rPr>
-        <w:t xml:space="preserve">De </w:t>
-      </w:r>
-      <w:proofErr w:type="spellStart"/>
-      <w:r>
-        <w:rPr>
-          <w:rFonts w:asciiTheme="majorHAnsi" w:hAnsiTheme="majorHAnsi" w:cstheme="majorHAnsi"/>
-        </w:rPr>
-        <w:t>standaardconfiguratie</w:t>
-      </w:r>
-      <w:proofErr w:type="spellEnd"/>
-      <w:r>
-        <w:rPr>
-          <w:rFonts w:asciiTheme="majorHAnsi" w:hAnsiTheme="majorHAnsi" w:cstheme="majorHAnsi"/>
-        </w:rPr>
-        <w:t xml:space="preserve"> die in de benchmarks is gebruikt:</w:t>
+        <w:t>De standaardconfiguratie die in de benchmarks is gebruikt:</w:t>
       </w:r>
     </w:p>
     <w:tbl>
       <w:tblPr>
         <w:tblStyle w:val="TableGrid"/>
-        <w:tblW w:w="0" w:type="auto"/>
+        <w:tblW w:w="5000" w:type="pct"/>
         <w:jc w:val="center"/>
         <w:tblLook w:val="04A0" w:firstRow="1" w:lastRow="0" w:firstColumn="1" w:lastColumn="0" w:noHBand="0" w:noVBand="1"/>
       </w:tblPr>
       <w:tblGrid>
-        <w:gridCol w:w="3041"/>
-        <w:gridCol w:w="3041"/>
-        <w:gridCol w:w="3041"/>
+        <w:gridCol w:w="3114"/>
+        <w:gridCol w:w="3113"/>
+        <w:gridCol w:w="3111"/>
       </w:tblGrid>
-      <w:tr>
+      <w:tr ns2:paraId="5B8082A7" ns2:textId="77777777">
         <w:trPr>
           <w:jc w:val="center"/>
         </w:trPr>
         <w:tc>
           <w:tcPr>
-            <w:tcW w:w="3041" w:type="dxa"/>
-            <w:shd w:val="clear" w:color="auto" w:fill="1F497D"/>
+            <w:tcW w:w="1667" w:type="pct"/>
+            <w:tcBorders>
+              <w:bottom w:val="single" w:sz="4" w:space="0" w:color="auto"/>
+            </w:tcBorders>
+            <w:shd w:val="clear" w:color="auto" w:fill="1F3679"/>
           </w:tcPr>
-          <w:p>
+          <w:p ns2:paraId="4F7162B9" ns2:textId="77777777">
             <w:pPr>
+              <w:jc w:val="center"/>
               <w:rPr>
-                <w:rFonts w:asciiTheme="majorHAnsi" w:hAnsiTheme="majorHAnsi" w:cstheme="majorHAnsi"/>
+                <w:rFonts w:ascii="Aptos" w:hAnsi="Aptos" w:cstheme="majorHAnsi"/>
+                <w:b/>
+                <w:color w:val="FFFFFF"/>
+                <w:sz w:val="21"/>
               </w:rPr>
             </w:pPr>
             <w:r>
               <w:rPr>
-                <w:rFonts w:asciiTheme="majorHAnsi" w:hAnsiTheme="majorHAnsi" w:cstheme="majorHAnsi"/>
+                <w:rFonts w:ascii="Aptos" w:hAnsi="Aptos" w:cstheme="majorHAnsi"/>
                 <w:b/>
                 <w:color w:val="FFFFFF"/>
+                <w:sz w:val="21"/>
               </w:rPr>
               <w:t>Gebeurtenis</w:t>
             </w:r>
@@ -3655,20 +2854,28 @@
         </w:tc>
         <w:tc>
           <w:tcPr>
-            <w:tcW w:w="3041" w:type="dxa"/>
-            <w:shd w:val="clear" w:color="auto" w:fill="1F497D"/>
+            <w:tcW w:w="1667" w:type="pct"/>
+            <w:tcBorders>
+              <w:bottom w:val="single" w:sz="4" w:space="0" w:color="auto"/>
+            </w:tcBorders>
+            <w:shd w:val="clear" w:color="auto" w:fill="1F3679"/>
           </w:tcPr>
-          <w:p>
+          <w:p ns2:paraId="4BE52960" ns2:textId="77777777">
             <w:pPr>
+              <w:jc w:val="center"/>
               <w:rPr>
-                <w:rFonts w:asciiTheme="majorHAnsi" w:hAnsiTheme="majorHAnsi" w:cstheme="majorHAnsi"/>
+                <w:rFonts w:ascii="Aptos" w:hAnsi="Aptos" w:cstheme="majorHAnsi"/>
+                <w:b/>
+                <w:color w:val="FFFFFF"/>
+                <w:sz w:val="21"/>
               </w:rPr>
             </w:pPr>
             <w:r>
               <w:rPr>
-                <w:rFonts w:asciiTheme="majorHAnsi" w:hAnsiTheme="majorHAnsi" w:cstheme="majorHAnsi"/>
+                <w:rFonts w:ascii="Aptos" w:hAnsi="Aptos" w:cstheme="majorHAnsi"/>
                 <w:b/>
                 <w:color w:val="FFFFFF"/>
+                <w:sz w:val="21"/>
               </w:rPr>
               <w:t>Reward</w:t>
             </w:r>
@@ -3676,45 +2883,59 @@
         </w:tc>
         <w:tc>
           <w:tcPr>
-            <w:tcW w:w="3041" w:type="dxa"/>
-            <w:shd w:val="clear" w:color="auto" w:fill="1F497D"/>
+            <w:tcW w:w="1667" w:type="pct"/>
+            <w:tcBorders>
+              <w:bottom w:val="single" w:sz="4" w:space="0" w:color="auto"/>
+            </w:tcBorders>
+            <w:shd w:val="clear" w:color="auto" w:fill="1F3679"/>
           </w:tcPr>
-          <w:p>
+          <w:p ns2:paraId="31711D5F" ns2:textId="77777777">
             <w:pPr>
+              <w:jc w:val="center"/>
               <w:rPr>
-                <w:rFonts w:asciiTheme="majorHAnsi" w:hAnsiTheme="majorHAnsi" w:cstheme="majorHAnsi"/>
+                <w:rFonts w:ascii="Aptos" w:hAnsi="Aptos" w:cstheme="majorHAnsi"/>
+                <w:b/>
+                <w:color w:val="FFFFFF"/>
+                <w:sz w:val="21"/>
               </w:rPr>
             </w:pPr>
             <w:r>
               <w:rPr>
-                <w:rFonts w:asciiTheme="majorHAnsi" w:hAnsiTheme="majorHAnsi" w:cstheme="majorHAnsi"/>
+                <w:rFonts w:ascii="Aptos" w:hAnsi="Aptos" w:cstheme="majorHAnsi"/>
                 <w:b/>
                 <w:color w:val="FFFFFF"/>
+                <w:sz w:val="21"/>
               </w:rPr>
               <w:t>Parameter</w:t>
             </w:r>
           </w:p>
         </w:tc>
       </w:tr>
-      <w:tr>
+      <w:tr ns2:paraId="32172697" ns2:textId="77777777">
         <w:trPr>
           <w:jc w:val="center"/>
         </w:trPr>
         <w:tc>
           <w:tcPr>
-            <w:tcW w:w="3041" w:type="dxa"/>
-            <w:shd w:val="clear" w:color="auto" w:fill="DCE6F1"/>
+            <w:tcW w:w="1667" w:type="pct"/>
+            <w:tcBorders>
+              <w:bottom w:val="single" w:sz="4" w:space="0" w:color="auto"/>
+            </w:tcBorders>
+            <w:shd w:val="clear" w:color="auto" w:fill="F2F6FA"/>
           </w:tcPr>
-          <w:p>
+          <w:p ns2:paraId="6C2122E6" ns2:textId="77777777">
             <w:pPr>
-              <w:jc w:val="center"/>
               <w:rPr>
-                <w:rFonts w:asciiTheme="majorHAnsi" w:hAnsiTheme="majorHAnsi" w:cstheme="majorHAnsi"/>
+                <w:rFonts w:ascii="Aptos" w:hAnsi="Aptos" w:cstheme="majorHAnsi"/>
+                <w:color w:val="000000"/>
+                <w:sz w:val="21"/>
               </w:rPr>
             </w:pPr>
             <w:r>
               <w:rPr>
-                <w:rFonts w:asciiTheme="majorHAnsi" w:hAnsiTheme="majorHAnsi" w:cstheme="majorHAnsi"/>
+                <w:rFonts w:ascii="Aptos" w:hAnsi="Aptos" w:cstheme="majorHAnsi"/>
+                <w:color w:val="000000"/>
+                <w:sz w:val="21"/>
               </w:rPr>
               <w:t>Correcte gok</w:t>
             </w:r>
@@ -3722,19 +2943,25 @@
         </w:tc>
         <w:tc>
           <w:tcPr>
-            <w:tcW w:w="3041" w:type="dxa"/>
-            <w:shd w:val="clear" w:color="auto" w:fill="DCE6F1"/>
+            <w:tcW w:w="1667" w:type="pct"/>
+            <w:tcBorders>
+              <w:bottom w:val="single" w:sz="4" w:space="0" w:color="auto"/>
+            </w:tcBorders>
+            <w:shd w:val="clear" w:color="auto" w:fill="F2F6FA"/>
           </w:tcPr>
-          <w:p>
+          <w:p ns2:paraId="4E44B06A" ns2:textId="77777777">
             <w:pPr>
-              <w:jc w:val="center"/>
               <w:rPr>
-                <w:rFonts w:asciiTheme="majorHAnsi" w:hAnsiTheme="majorHAnsi" w:cstheme="majorHAnsi"/>
+                <w:rFonts w:ascii="Aptos" w:hAnsi="Aptos" w:cstheme="majorHAnsi"/>
+                <w:color w:val="000000"/>
+                <w:sz w:val="21"/>
               </w:rPr>
             </w:pPr>
             <w:r>
               <w:rPr>
-                <w:rFonts w:asciiTheme="majorHAnsi" w:hAnsiTheme="majorHAnsi" w:cstheme="majorHAnsi"/>
+                <w:rFonts w:ascii="Aptos" w:hAnsi="Aptos" w:cstheme="majorHAnsi"/>
+                <w:color w:val="000000"/>
+                <w:sz w:val="21"/>
               </w:rPr>
               <w:t>+1.0</w:t>
             </w:r>
@@ -3742,43 +2969,56 @@
         </w:tc>
         <w:tc>
           <w:tcPr>
-            <w:tcW w:w="3041" w:type="dxa"/>
-            <w:shd w:val="clear" w:color="auto" w:fill="DCE6F1"/>
+            <w:tcW w:w="1667" w:type="pct"/>
+            <w:tcBorders>
+              <w:bottom w:val="single" w:sz="4" w:space="0" w:color="auto"/>
+            </w:tcBorders>
+            <w:shd w:val="clear" w:color="auto" w:fill="F2F6FA"/>
           </w:tcPr>
-          <w:p>
+          <w:p ns2:paraId="3C30AAD9" ns2:textId="77777777">
             <w:pPr>
-              <w:jc w:val="center"/>
               <w:rPr>
-                <w:rFonts w:asciiTheme="majorHAnsi" w:hAnsiTheme="majorHAnsi" w:cstheme="majorHAnsi"/>
+                <w:rFonts w:ascii="Aptos" w:hAnsi="Aptos" w:cstheme="majorHAnsi"/>
+                <w:color w:val="000000"/>
+                <w:sz w:val="21"/>
               </w:rPr>
             </w:pPr>
             <w:r>
               <w:rPr>
-                <w:rFonts w:asciiTheme="majorHAnsi" w:hAnsiTheme="majorHAnsi" w:cstheme="majorHAnsi"/>
+                <w:rFonts w:ascii="Aptos" w:hAnsi="Aptos" w:cstheme="majorHAnsi"/>
+                <w:color w:val="000000"/>
+                <w:sz w:val="21"/>
               </w:rPr>
               <w:t>correct_reward</w:t>
             </w:r>
           </w:p>
         </w:tc>
       </w:tr>
-      <w:tr>
+      <w:tr ns2:paraId="6A7DA545" ns2:textId="77777777">
         <w:trPr>
           <w:jc w:val="center"/>
         </w:trPr>
         <w:tc>
           <w:tcPr>
-            <w:tcW w:w="3041" w:type="dxa"/>
+            <w:tcW w:w="1667" w:type="pct"/>
+            <w:tcBorders>
+              <w:bottom w:val="single" w:sz="4" w:space="0" w:color="auto"/>
+            </w:tcBorders>
+            <w:shd w:val="clear" w:color="auto" w:fill="FFFFFF"/>
           </w:tcPr>
-          <w:p>
+          <w:p ns2:paraId="3D304DF1" ns2:textId="77777777">
             <w:pPr>
-              <w:jc w:val="center"/>
               <w:rPr>
-                <w:rFonts w:asciiTheme="majorHAnsi" w:hAnsiTheme="majorHAnsi" w:cstheme="majorHAnsi"/>
+                <w:rFonts w:ascii="Aptos" w:hAnsi="Aptos" w:cstheme="majorHAnsi"/>
+                <w:color w:val="000000"/>
+                <w:sz w:val="21"/>
               </w:rPr>
             </w:pPr>
             <w:r>
               <w:rPr>
-                <w:rFonts w:asciiTheme="majorHAnsi" w:hAnsiTheme="majorHAnsi" w:cstheme="majorHAnsi"/>
+                <w:rFonts w:ascii="Aptos" w:hAnsi="Aptos" w:cstheme="majorHAnsi"/>
+                <w:color w:val="000000"/>
+                <w:sz w:val="21"/>
               </w:rPr>
               <w:t>Winst</w:t>
             </w:r>
@@ -3786,18 +3026,25 @@
         </w:tc>
         <w:tc>
           <w:tcPr>
-            <w:tcW w:w="3041" w:type="dxa"/>
+            <w:tcW w:w="1667" w:type="pct"/>
+            <w:tcBorders>
+              <w:bottom w:val="single" w:sz="4" w:space="0" w:color="auto"/>
+            </w:tcBorders>
+            <w:shd w:val="clear" w:color="auto" w:fill="FFFFFF"/>
           </w:tcPr>
-          <w:p>
+          <w:p ns2:paraId="012ADD4A" ns2:textId="77777777">
             <w:pPr>
-              <w:jc w:val="center"/>
               <w:rPr>
-                <w:rFonts w:asciiTheme="majorHAnsi" w:hAnsiTheme="majorHAnsi" w:cstheme="majorHAnsi"/>
+                <w:rFonts w:ascii="Aptos" w:hAnsi="Aptos" w:cstheme="majorHAnsi"/>
+                <w:color w:val="000000"/>
+                <w:sz w:val="21"/>
               </w:rPr>
             </w:pPr>
             <w:r>
               <w:rPr>
-                <w:rFonts w:asciiTheme="majorHAnsi" w:hAnsiTheme="majorHAnsi" w:cstheme="majorHAnsi"/>
+                <w:rFonts w:ascii="Aptos" w:hAnsi="Aptos" w:cstheme="majorHAnsi"/>
+                <w:color w:val="000000"/>
+                <w:sz w:val="21"/>
               </w:rPr>
               <w:t>+10.0</w:t>
             </w:r>
@@ -3805,43 +3052,56 @@
         </w:tc>
         <w:tc>
           <w:tcPr>
-            <w:tcW w:w="3041" w:type="dxa"/>
+            <w:tcW w:w="1667" w:type="pct"/>
+            <w:tcBorders>
+              <w:bottom w:val="single" w:sz="4" w:space="0" w:color="auto"/>
+            </w:tcBorders>
+            <w:shd w:val="clear" w:color="auto" w:fill="FFFFFF"/>
           </w:tcPr>
-          <w:p>
+          <w:p ns2:paraId="6477FEFA" ns2:textId="77777777">
             <w:pPr>
-              <w:jc w:val="center"/>
               <w:rPr>
-                <w:rFonts w:asciiTheme="majorHAnsi" w:hAnsiTheme="majorHAnsi" w:cstheme="majorHAnsi"/>
+                <w:rFonts w:ascii="Aptos" w:hAnsi="Aptos" w:cstheme="majorHAnsi"/>
+                <w:color w:val="000000"/>
+                <w:sz w:val="21"/>
               </w:rPr>
             </w:pPr>
             <w:r>
               <w:rPr>
-                <w:rFonts w:asciiTheme="majorHAnsi" w:hAnsiTheme="majorHAnsi" w:cstheme="majorHAnsi"/>
+                <w:rFonts w:ascii="Aptos" w:hAnsi="Aptos" w:cstheme="majorHAnsi"/>
+                <w:color w:val="000000"/>
+                <w:sz w:val="21"/>
               </w:rPr>
               <w:t>win_reward</w:t>
             </w:r>
           </w:p>
         </w:tc>
       </w:tr>
-      <w:tr>
+      <w:tr ns2:paraId="1F3D2985" ns2:textId="77777777">
         <w:trPr>
           <w:jc w:val="center"/>
         </w:trPr>
         <w:tc>
           <w:tcPr>
-            <w:tcW w:w="3041" w:type="dxa"/>
-            <w:shd w:val="clear" w:color="auto" w:fill="DCE6F1"/>
+            <w:tcW w:w="1667" w:type="pct"/>
+            <w:tcBorders>
+              <w:bottom w:val="single" w:sz="4" w:space="0" w:color="auto"/>
+            </w:tcBorders>
+            <w:shd w:val="clear" w:color="auto" w:fill="F2F6FA"/>
           </w:tcPr>
-          <w:p>
+          <w:p ns2:paraId="713A354F" ns2:textId="77777777">
             <w:pPr>
-              <w:jc w:val="center"/>
               <w:rPr>
-                <w:rFonts w:asciiTheme="majorHAnsi" w:hAnsiTheme="majorHAnsi" w:cstheme="majorHAnsi"/>
+                <w:rFonts w:ascii="Aptos" w:hAnsi="Aptos" w:cstheme="majorHAnsi"/>
+                <w:color w:val="000000"/>
+                <w:sz w:val="21"/>
               </w:rPr>
             </w:pPr>
             <w:r>
               <w:rPr>
-                <w:rFonts w:asciiTheme="majorHAnsi" w:hAnsiTheme="majorHAnsi" w:cstheme="majorHAnsi"/>
+                <w:rFonts w:ascii="Aptos" w:hAnsi="Aptos" w:cstheme="majorHAnsi"/>
+                <w:color w:val="000000"/>
+                <w:sz w:val="21"/>
               </w:rPr>
               <w:t>Foute gok</w:t>
             </w:r>
@@ -3849,139 +3109,162 @@
         </w:tc>
         <w:tc>
           <w:tcPr>
-            <w:tcW w:w="3041" w:type="dxa"/>
-            <w:shd w:val="clear" w:color="auto" w:fill="DCE6F1"/>
+            <w:tcW w:w="1667" w:type="pct"/>
+            <w:tcBorders>
+              <w:bottom w:val="single" w:sz="4" w:space="0" w:color="auto"/>
+            </w:tcBorders>
+            <w:shd w:val="clear" w:color="auto" w:fill="F2F6FA"/>
           </w:tcPr>
-          <w:p>
+          <w:p ns2:paraId="611C1175" ns2:textId="77777777">
             <w:pPr>
-              <w:jc w:val="center"/>
               <w:rPr>
-                <w:rFonts w:asciiTheme="majorHAnsi" w:hAnsiTheme="majorHAnsi" w:cstheme="majorHAnsi"/>
+                <w:rFonts w:ascii="Aptos" w:hAnsi="Aptos" w:cstheme="majorHAnsi"/>
+                <w:color w:val="000000"/>
+                <w:sz w:val="21"/>
               </w:rPr>
             </w:pPr>
             <w:r>
               <w:rPr>
-                <w:rFonts w:asciiTheme="majorHAnsi" w:hAnsiTheme="majorHAnsi" w:cstheme="majorHAnsi"/>
+                <w:rFonts w:ascii="Aptos" w:hAnsi="Aptos" w:cstheme="majorHAnsi"/>
+                <w:color w:val="000000"/>
+                <w:sz w:val="21"/>
               </w:rPr>
-              <w:t>−</w:t>
-            </w:r>
-            <w:r>
-              <w:rPr>
-                <w:rFonts w:asciiTheme="majorHAnsi" w:hAnsiTheme="majorHAnsi" w:cstheme="majorHAnsi"/>
-              </w:rPr>
-              <w:t>1.0</w:t>
+              <w:t>−1.0</w:t>
             </w:r>
           </w:p>
         </w:tc>
         <w:tc>
           <w:tcPr>
-            <w:tcW w:w="3041" w:type="dxa"/>
-            <w:shd w:val="clear" w:color="auto" w:fill="DCE6F1"/>
+            <w:tcW w:w="1667" w:type="pct"/>
+            <w:tcBorders>
+              <w:bottom w:val="single" w:sz="4" w:space="0" w:color="auto"/>
+            </w:tcBorders>
+            <w:shd w:val="clear" w:color="auto" w:fill="F2F6FA"/>
           </w:tcPr>
-          <w:p>
+          <w:p ns2:paraId="0CD695CA" ns2:textId="77777777">
             <w:pPr>
-              <w:jc w:val="center"/>
               <w:rPr>
-                <w:rFonts w:asciiTheme="majorHAnsi" w:hAnsiTheme="majorHAnsi" w:cstheme="majorHAnsi"/>
+                <w:rFonts w:ascii="Aptos" w:hAnsi="Aptos" w:cstheme="majorHAnsi"/>
+                <w:color w:val="000000"/>
+                <w:sz w:val="21"/>
               </w:rPr>
             </w:pPr>
             <w:r>
               <w:rPr>
-                <w:rFonts w:asciiTheme="majorHAnsi" w:hAnsiTheme="majorHAnsi" w:cstheme="majorHAnsi"/>
+                <w:rFonts w:ascii="Aptos" w:hAnsi="Aptos" w:cstheme="majorHAnsi"/>
+                <w:color w:val="000000"/>
+                <w:sz w:val="21"/>
               </w:rPr>
               <w:t>wrong_penalty</w:t>
             </w:r>
           </w:p>
         </w:tc>
       </w:tr>
-      <w:tr>
+      <w:tr ns2:paraId="696DC36D" ns2:textId="77777777">
         <w:trPr>
           <w:jc w:val="center"/>
         </w:trPr>
         <w:tc>
           <w:tcPr>
-            <w:tcW w:w="3041" w:type="dxa"/>
+            <w:tcW w:w="1667" w:type="pct"/>
+            <w:tcBorders>
+              <w:bottom w:val="single" w:sz="4" w:space="0" w:color="auto"/>
+            </w:tcBorders>
+            <w:shd w:val="clear" w:color="auto" w:fill="FFFFFF"/>
           </w:tcPr>
-          <w:p>
+          <w:p ns2:paraId="086EA391" ns2:textId="77777777">
             <w:pPr>
-              <w:jc w:val="center"/>
               <w:rPr>
-                <w:rFonts w:asciiTheme="majorHAnsi" w:hAnsiTheme="majorHAnsi" w:cstheme="majorHAnsi"/>
+                <w:rFonts w:ascii="Aptos" w:hAnsi="Aptos" w:cstheme="majorHAnsi"/>
+                <w:color w:val="000000"/>
+                <w:sz w:val="21"/>
               </w:rPr>
             </w:pPr>
             <w:r>
               <w:rPr>
-                <w:rFonts w:asciiTheme="majorHAnsi" w:hAnsiTheme="majorHAnsi" w:cstheme="majorHAnsi"/>
+                <w:rFonts w:ascii="Aptos" w:hAnsi="Aptos" w:cstheme="majorHAnsi"/>
+                <w:color w:val="000000"/>
+                <w:sz w:val="21"/>
               </w:rPr>
-              <w:lastRenderedPageBreak/>
               <w:t>Verlies</w:t>
             </w:r>
           </w:p>
         </w:tc>
         <w:tc>
           <w:tcPr>
-            <w:tcW w:w="3041" w:type="dxa"/>
+            <w:tcW w:w="1667" w:type="pct"/>
+            <w:tcBorders>
+              <w:bottom w:val="single" w:sz="4" w:space="0" w:color="auto"/>
+            </w:tcBorders>
+            <w:shd w:val="clear" w:color="auto" w:fill="FFFFFF"/>
           </w:tcPr>
-          <w:p>
+          <w:p ns2:paraId="1785B9C2" ns2:textId="77777777">
             <w:pPr>
-              <w:jc w:val="center"/>
               <w:rPr>
-                <w:rFonts w:asciiTheme="majorHAnsi" w:hAnsiTheme="majorHAnsi" w:cstheme="majorHAnsi"/>
+                <w:rFonts w:ascii="Aptos" w:hAnsi="Aptos" w:cstheme="majorHAnsi"/>
+                <w:color w:val="000000"/>
+                <w:sz w:val="21"/>
               </w:rPr>
             </w:pPr>
             <w:r>
               <w:rPr>
-                <w:rFonts w:asciiTheme="majorHAnsi" w:hAnsiTheme="majorHAnsi" w:cstheme="majorHAnsi"/>
+                <w:rFonts w:ascii="Aptos" w:hAnsi="Aptos" w:cstheme="majorHAnsi"/>
+                <w:color w:val="000000"/>
+                <w:sz w:val="21"/>
               </w:rPr>
-              <w:t>−</w:t>
-            </w:r>
-            <w:r>
-              <w:rPr>
-                <w:rFonts w:asciiTheme="majorHAnsi" w:hAnsiTheme="majorHAnsi" w:cstheme="majorHAnsi"/>
-              </w:rPr>
-              <w:t>10.0</w:t>
+              <w:t>−10.0</w:t>
             </w:r>
           </w:p>
         </w:tc>
         <w:tc>
           <w:tcPr>
-            <w:tcW w:w="3041" w:type="dxa"/>
+            <w:tcW w:w="1667" w:type="pct"/>
+            <w:tcBorders>
+              <w:bottom w:val="single" w:sz="4" w:space="0" w:color="auto"/>
+            </w:tcBorders>
+            <w:shd w:val="clear" w:color="auto" w:fill="FFFFFF"/>
           </w:tcPr>
-          <w:p>
+          <w:p ns2:paraId="00341748" ns2:textId="77777777">
             <w:pPr>
-              <w:jc w:val="center"/>
               <w:rPr>
-                <w:rFonts w:asciiTheme="majorHAnsi" w:hAnsiTheme="majorHAnsi" w:cstheme="majorHAnsi"/>
+                <w:rFonts w:ascii="Aptos" w:hAnsi="Aptos" w:cstheme="majorHAnsi"/>
+                <w:color w:val="000000"/>
+                <w:sz w:val="21"/>
               </w:rPr>
             </w:pPr>
             <w:r>
               <w:rPr>
-                <w:rFonts w:asciiTheme="majorHAnsi" w:hAnsiTheme="majorHAnsi" w:cstheme="majorHAnsi"/>
+                <w:rFonts w:ascii="Aptos" w:hAnsi="Aptos" w:cstheme="majorHAnsi"/>
+                <w:color w:val="000000"/>
+                <w:sz w:val="21"/>
               </w:rPr>
               <w:t>lose_penalty</w:t>
             </w:r>
           </w:p>
         </w:tc>
       </w:tr>
-      <w:tr>
+      <w:tr ns2:paraId="5B6CAE89" ns2:textId="77777777">
         <w:trPr>
           <w:jc w:val="center"/>
         </w:trPr>
         <w:tc>
           <w:tcPr>
-            <w:tcW w:w="3041" w:type="dxa"/>
-            <w:shd w:val="clear" w:color="auto" w:fill="DCE6F1"/>
+            <w:tcW w:w="1667" w:type="pct"/>
+            <w:shd w:val="clear" w:color="auto" w:fill="F2F6FA"/>
           </w:tcPr>
-          <w:p>
+          <w:p ns2:paraId="32EF1520" ns2:textId="77777777">
             <w:pPr>
-              <w:jc w:val="center"/>
               <w:rPr>
-                <w:rFonts w:asciiTheme="majorHAnsi" w:hAnsiTheme="majorHAnsi" w:cstheme="majorHAnsi"/>
+                <w:rFonts w:ascii="Aptos" w:hAnsi="Aptos" w:cstheme="majorHAnsi"/>
+                <w:color w:val="000000"/>
+                <w:sz w:val="21"/>
               </w:rPr>
             </w:pPr>
             <w:r>
               <w:rPr>
-                <w:rFonts w:asciiTheme="majorHAnsi" w:hAnsiTheme="majorHAnsi" w:cstheme="majorHAnsi"/>
+                <w:rFonts w:ascii="Aptos" w:hAnsi="Aptos" w:cstheme="majorHAnsi"/>
+                <w:color w:val="000000"/>
+                <w:sz w:val="21"/>
               </w:rPr>
               <w:t>Herhaalde gok</w:t>
             </w:r>
@@ -3989,45 +3272,45 @@
         </w:tc>
         <w:tc>
           <w:tcPr>
-            <w:tcW w:w="3041" w:type="dxa"/>
-            <w:shd w:val="clear" w:color="auto" w:fill="DCE6F1"/>
+            <w:tcW w:w="1667" w:type="pct"/>
+            <w:shd w:val="clear" w:color="auto" w:fill="F2F6FA"/>
           </w:tcPr>
-          <w:p>
+          <w:p ns2:paraId="190A3D67" ns2:textId="77777777">
             <w:pPr>
-              <w:jc w:val="center"/>
               <w:rPr>
-                <w:rFonts w:asciiTheme="majorHAnsi" w:hAnsiTheme="majorHAnsi" w:cstheme="majorHAnsi"/>
+                <w:rFonts w:ascii="Aptos" w:hAnsi="Aptos" w:cstheme="majorHAnsi"/>
+                <w:color w:val="000000"/>
+                <w:sz w:val="21"/>
               </w:rPr>
             </w:pPr>
             <w:r>
               <w:rPr>
-                <w:rFonts w:asciiTheme="majorHAnsi" w:hAnsiTheme="majorHAnsi" w:cstheme="majorHAnsi"/>
+                <w:rFonts w:ascii="Aptos" w:hAnsi="Aptos" w:cstheme="majorHAnsi"/>
+                <w:color w:val="000000"/>
+                <w:sz w:val="21"/>
               </w:rPr>
-              <w:t>−</w:t>
-            </w:r>
-            <w:r>
-              <w:rPr>
-                <w:rFonts w:asciiTheme="majorHAnsi" w:hAnsiTheme="majorHAnsi" w:cstheme="majorHAnsi"/>
-              </w:rPr>
-              <w:t>2.0</w:t>
+              <w:t>−2.0</w:t>
             </w:r>
           </w:p>
         </w:tc>
         <w:tc>
           <w:tcPr>
-            <w:tcW w:w="3041" w:type="dxa"/>
-            <w:shd w:val="clear" w:color="auto" w:fill="DCE6F1"/>
+            <w:tcW w:w="1667" w:type="pct"/>
+            <w:shd w:val="clear" w:color="auto" w:fill="F2F6FA"/>
           </w:tcPr>
-          <w:p>
+          <w:p ns2:paraId="38E2448D" ns2:textId="77777777">
             <w:pPr>
-              <w:jc w:val="center"/>
               <w:rPr>
-                <w:rFonts w:asciiTheme="majorHAnsi" w:hAnsiTheme="majorHAnsi" w:cstheme="majorHAnsi"/>
+                <w:rFonts w:ascii="Aptos" w:hAnsi="Aptos" w:cstheme="majorHAnsi"/>
+                <w:color w:val="000000"/>
+                <w:sz w:val="21"/>
               </w:rPr>
             </w:pPr>
             <w:r>
               <w:rPr>
-                <w:rFonts w:asciiTheme="majorHAnsi" w:hAnsiTheme="majorHAnsi" w:cstheme="majorHAnsi"/>
+                <w:rFonts w:ascii="Aptos" w:hAnsi="Aptos" w:cstheme="majorHAnsi"/>
+                <w:color w:val="000000"/>
+                <w:sz w:val="21"/>
               </w:rPr>
               <w:t>repeat_penalty</w:t>
             </w:r>
@@ -4035,14 +3318,14 @@
         </w:tc>
       </w:tr>
     </w:tbl>
-    <w:p>
+    <w:p ns2:paraId="7370AB63" ns2:textId="77777777">
       <w:pPr>
         <w:rPr>
           <w:rFonts w:asciiTheme="majorHAnsi" w:hAnsiTheme="majorHAnsi" w:cstheme="majorHAnsi"/>
         </w:rPr>
       </w:pPr>
     </w:p>
-    <w:p>
+    <w:p ns2:paraId="446BEB34" ns2:textId="77777777">
       <w:pPr>
         <w:rPr>
           <w:rFonts w:asciiTheme="majorHAnsi" w:hAnsiTheme="majorHAnsi" w:cstheme="majorHAnsi"/>
@@ -4054,90 +3337,10 @@
           <w:rFonts w:asciiTheme="majorHAnsi" w:hAnsiTheme="majorHAnsi" w:cstheme="majorHAnsi"/>
           <w:lang w:val="nl-NL"/>
         </w:rPr>
-        <w:t xml:space="preserve">Optionele </w:t>
-      </w:r>
-      <w:proofErr w:type="spellStart"/>
-      <w:r>
-        <w:rPr>
-          <w:rFonts w:asciiTheme="majorHAnsi" w:hAnsiTheme="majorHAnsi" w:cstheme="majorHAnsi"/>
-          <w:lang w:val="nl-NL"/>
-        </w:rPr>
-        <w:t>reward</w:t>
-      </w:r>
-      <w:proofErr w:type="spellEnd"/>
-      <w:r>
-        <w:rPr>
-          <w:rFonts w:asciiTheme="majorHAnsi" w:hAnsiTheme="majorHAnsi" w:cstheme="majorHAnsi"/>
-          <w:lang w:val="nl-NL"/>
-        </w:rPr>
-        <w:t xml:space="preserve"> </w:t>
-      </w:r>
-      <w:proofErr w:type="spellStart"/>
-      <w:r>
-        <w:rPr>
-          <w:rFonts w:asciiTheme="majorHAnsi" w:hAnsiTheme="majorHAnsi" w:cstheme="majorHAnsi"/>
-          <w:lang w:val="nl-NL"/>
-        </w:rPr>
-        <w:t>shaping</w:t>
-      </w:r>
-      <w:proofErr w:type="spellEnd"/>
-      <w:r>
-        <w:rPr>
-          <w:rFonts w:asciiTheme="majorHAnsi" w:hAnsiTheme="majorHAnsi" w:cstheme="majorHAnsi"/>
-          <w:lang w:val="nl-NL"/>
-        </w:rPr>
-        <w:t xml:space="preserve">-parameters (standaard uitgeschakeld): </w:t>
-      </w:r>
-      <w:proofErr w:type="spellStart"/>
-      <w:r>
-        <w:rPr>
-          <w:rFonts w:asciiTheme="majorHAnsi" w:hAnsiTheme="majorHAnsi" w:cstheme="majorHAnsi"/>
-          <w:lang w:val="nl-NL"/>
-        </w:rPr>
-        <w:t>reveal_reward_scale</w:t>
-      </w:r>
-      <w:proofErr w:type="spellEnd"/>
-      <w:r>
-        <w:rPr>
-          <w:rFonts w:asciiTheme="majorHAnsi" w:hAnsiTheme="majorHAnsi" w:cstheme="majorHAnsi"/>
-          <w:lang w:val="nl-NL"/>
-        </w:rPr>
-        <w:t xml:space="preserve"> (bonus per nieuw onthuld karakter), </w:t>
-      </w:r>
-      <w:proofErr w:type="spellStart"/>
-      <w:r>
-        <w:rPr>
-          <w:rFonts w:asciiTheme="majorHAnsi" w:hAnsiTheme="majorHAnsi" w:cstheme="majorHAnsi"/>
-          <w:lang w:val="nl-NL"/>
-        </w:rPr>
-        <w:t>info_gain_reward_scale</w:t>
-      </w:r>
-      <w:proofErr w:type="spellEnd"/>
-      <w:r>
-        <w:rPr>
-          <w:rFonts w:asciiTheme="majorHAnsi" w:hAnsiTheme="majorHAnsi" w:cstheme="majorHAnsi"/>
-          <w:lang w:val="nl-NL"/>
-        </w:rPr>
-        <w:t xml:space="preserve"> (bonus op basis van informatiewinst in bits) en </w:t>
-      </w:r>
-      <w:proofErr w:type="spellStart"/>
-      <w:r>
-        <w:rPr>
-          <w:rFonts w:asciiTheme="majorHAnsi" w:hAnsiTheme="majorHAnsi" w:cstheme="majorHAnsi"/>
-          <w:lang w:val="nl-NL"/>
-        </w:rPr>
-        <w:t>step_penalty</w:t>
-      </w:r>
-      <w:proofErr w:type="spellEnd"/>
-      <w:r>
-        <w:rPr>
-          <w:rFonts w:asciiTheme="majorHAnsi" w:hAnsiTheme="majorHAnsi" w:cstheme="majorHAnsi"/>
-          <w:lang w:val="nl-NL"/>
-        </w:rPr>
-        <w:t xml:space="preserve"> (kleine straf per stap).</w:t>
+        <w:t>Optionele reward shaping-parameters (standaard uitgeschakeld): reveal_reward_scale (bonus per nieuw onthuld karakter), info_gain_reward_scale (bonus op basis van informatiewinst in bits) en step_penalty (kleine straf per stap).</w:t>
       </w:r>
     </w:p>
-    <w:p>
+    <w:p ns2:paraId="7B2AF5A4" ns2:textId="77777777">
       <w:pPr>
         <w:pStyle w:val="Heading2"/>
         <w:rPr>
@@ -4145,7 +3348,7 @@
           <w:lang w:val="nl-NL"/>
         </w:rPr>
       </w:pPr>
-      <w:bookmarkStart w:id="11" w:name="_Toc225792695"/>
+      <w:bookmarkStart w:id="11" w:name="_Toc225795105"/>
       <w:r>
         <w:rPr>
           <w:rFonts w:cstheme="majorHAnsi"/>
@@ -4156,7 +3359,7 @@
       </w:r>
       <w:bookmarkEnd w:id="11"/>
     </w:p>
-    <w:p>
+    <w:p ns2:paraId="3A1E86EB" ns2:textId="77777777">
       <w:pPr>
         <w:rPr>
           <w:rFonts w:asciiTheme="majorHAnsi" w:hAnsiTheme="majorHAnsi" w:cstheme="majorHAnsi"/>
@@ -4168,74 +3371,10 @@
           <w:rFonts w:asciiTheme="majorHAnsi" w:hAnsiTheme="majorHAnsi" w:cstheme="majorHAnsi"/>
           <w:lang w:val="nl-NL"/>
         </w:rPr>
-        <w:t xml:space="preserve">De woordenlijst (words.txt) bevat woorden van 4 tot 12 letters. De lijst bevat bewust </w:t>
-      </w:r>
-      <w:proofErr w:type="spellStart"/>
-      <w:r>
-        <w:rPr>
-          <w:rFonts w:asciiTheme="majorHAnsi" w:hAnsiTheme="majorHAnsi" w:cstheme="majorHAnsi"/>
-          <w:lang w:val="nl-NL"/>
-        </w:rPr>
-        <w:t>confusable</w:t>
-      </w:r>
-      <w:proofErr w:type="spellEnd"/>
-      <w:r>
-        <w:rPr>
-          <w:rFonts w:asciiTheme="majorHAnsi" w:hAnsiTheme="majorHAnsi" w:cstheme="majorHAnsi"/>
-          <w:lang w:val="nl-NL"/>
-        </w:rPr>
-        <w:t xml:space="preserve"> groepen (bijv. -</w:t>
-      </w:r>
-      <w:proofErr w:type="spellStart"/>
-      <w:r>
-        <w:rPr>
-          <w:rFonts w:asciiTheme="majorHAnsi" w:hAnsiTheme="majorHAnsi" w:cstheme="majorHAnsi"/>
-          <w:lang w:val="nl-NL"/>
-        </w:rPr>
-        <w:t>ight</w:t>
-      </w:r>
-      <w:proofErr w:type="spellEnd"/>
-      <w:r>
-        <w:rPr>
-          <w:rFonts w:asciiTheme="majorHAnsi" w:hAnsiTheme="majorHAnsi" w:cstheme="majorHAnsi"/>
-          <w:lang w:val="nl-NL"/>
-        </w:rPr>
-        <w:t>, -</w:t>
-      </w:r>
-      <w:proofErr w:type="spellStart"/>
-      <w:r>
-        <w:rPr>
-          <w:rFonts w:asciiTheme="majorHAnsi" w:hAnsiTheme="majorHAnsi" w:cstheme="majorHAnsi"/>
-          <w:lang w:val="nl-NL"/>
-        </w:rPr>
-        <w:t>atch</w:t>
-      </w:r>
-      <w:proofErr w:type="spellEnd"/>
-      <w:r>
-        <w:rPr>
-          <w:rFonts w:asciiTheme="majorHAnsi" w:hAnsiTheme="majorHAnsi" w:cstheme="majorHAnsi"/>
-          <w:lang w:val="nl-NL"/>
-        </w:rPr>
-        <w:t>, -</w:t>
-      </w:r>
-      <w:proofErr w:type="spellStart"/>
-      <w:r>
-        <w:rPr>
-          <w:rFonts w:asciiTheme="majorHAnsi" w:hAnsiTheme="majorHAnsi" w:cstheme="majorHAnsi"/>
-          <w:lang w:val="nl-NL"/>
-        </w:rPr>
-        <w:t>ness</w:t>
-      </w:r>
-      <w:proofErr w:type="spellEnd"/>
-      <w:r>
-        <w:rPr>
-          <w:rFonts w:asciiTheme="majorHAnsi" w:hAnsiTheme="majorHAnsi" w:cstheme="majorHAnsi"/>
-          <w:lang w:val="nl-NL"/>
-        </w:rPr>
-        <w:t>) zodat strategieverschillen zichtbaar worden. Dubbele woorden worden verwijderd.</w:t>
+        <w:t>De woordenlijst (words.txt) bevat woorden van 4 tot 12 letters. De lijst bevat bewust confusable groepen (bijv. -ight, -atch, -ness) zodat strategieverschillen zichtbaar worden. Dubbele woorden worden verwijderd.</w:t>
       </w:r>
     </w:p>
-    <w:p>
+    <w:p ns2:paraId="402AC667" ns2:textId="77777777">
       <w:pPr>
         <w:rPr>
           <w:rFonts w:asciiTheme="majorHAnsi" w:hAnsiTheme="majorHAnsi" w:cstheme="majorHAnsi"/>
@@ -4247,42 +3386,10 @@
           <w:rFonts w:asciiTheme="majorHAnsi" w:hAnsiTheme="majorHAnsi" w:cstheme="majorHAnsi"/>
           <w:lang w:val="nl-NL"/>
         </w:rPr>
-        <w:t xml:space="preserve">Benchmarkparameters: 200 testwoorden, maximaal 6 foute gokken per spel, random </w:t>
-      </w:r>
-      <w:proofErr w:type="spellStart"/>
-      <w:r>
-        <w:rPr>
-          <w:rFonts w:asciiTheme="majorHAnsi" w:hAnsiTheme="majorHAnsi" w:cstheme="majorHAnsi"/>
-          <w:lang w:val="nl-NL"/>
-        </w:rPr>
-        <w:t>seed</w:t>
-      </w:r>
-      <w:proofErr w:type="spellEnd"/>
-      <w:r>
-        <w:rPr>
-          <w:rFonts w:asciiTheme="majorHAnsi" w:hAnsiTheme="majorHAnsi" w:cstheme="majorHAnsi"/>
-          <w:lang w:val="nl-NL"/>
-        </w:rPr>
-        <w:t xml:space="preserve"> = 42 voor reproduceerbaarheid. Alle </w:t>
-      </w:r>
-      <w:proofErr w:type="spellStart"/>
-      <w:r>
-        <w:rPr>
-          <w:rFonts w:asciiTheme="majorHAnsi" w:hAnsiTheme="majorHAnsi" w:cstheme="majorHAnsi"/>
-          <w:lang w:val="nl-NL"/>
-        </w:rPr>
-        <w:t>agents</w:t>
-      </w:r>
-      <w:proofErr w:type="spellEnd"/>
-      <w:r>
-        <w:rPr>
-          <w:rFonts w:asciiTheme="majorHAnsi" w:hAnsiTheme="majorHAnsi" w:cstheme="majorHAnsi"/>
-          <w:lang w:val="nl-NL"/>
-        </w:rPr>
-        <w:t xml:space="preserve"> spelen dezelfde set woorden.</w:t>
+        <w:t>Benchmarkparameters: 200 testwoorden, maximaal 6 foute gokken per spel, random seed = 42 voor reproduceerbaarheid. Alle agents spelen dezelfde set woorden.</w:t>
       </w:r>
     </w:p>
-    <w:p>
+    <w:p ns2:paraId="440A3FE0" ns2:textId="77777777">
       <w:pPr>
         <w:rPr>
           <w:rFonts w:asciiTheme="majorHAnsi" w:hAnsiTheme="majorHAnsi" w:cstheme="majorHAnsi"/>
@@ -4297,7 +3404,7 @@
         <w:br w:type="page"/>
       </w:r>
     </w:p>
-    <w:p>
+    <w:p ns2:paraId="584141C6" ns2:textId="77777777">
       <w:pPr>
         <w:pStyle w:val="Heading1"/>
         <w:rPr>
@@ -4305,19 +3412,18 @@
           <w:lang w:val="nl-NL"/>
         </w:rPr>
       </w:pPr>
-      <w:bookmarkStart w:id="12" w:name="_Toc225792696"/>
+      <w:bookmarkStart w:id="12" w:name="_Toc225795106"/>
       <w:r>
         <w:rPr>
           <w:rFonts w:cstheme="majorHAnsi"/>
           <w:color w:val="1F497D"/>
           <w:lang w:val="nl-NL"/>
         </w:rPr>
-        <w:lastRenderedPageBreak/>
         <w:t>3. Resultaten</w:t>
       </w:r>
       <w:bookmarkEnd w:id="12"/>
     </w:p>
-    <w:p>
+    <w:p ns2:paraId="5A853B1E" ns2:textId="77777777">
       <w:pPr>
         <w:pStyle w:val="Heading2"/>
         <w:rPr>
@@ -4325,7 +3431,7 @@
           <w:lang w:val="nl-NL"/>
         </w:rPr>
       </w:pPr>
-      <w:bookmarkStart w:id="13" w:name="_Toc225792697"/>
+      <w:bookmarkStart w:id="13" w:name="_Toc225795107"/>
       <w:r>
         <w:rPr>
           <w:rFonts w:cstheme="majorHAnsi"/>
@@ -4336,7 +3442,7 @@
       </w:r>
       <w:bookmarkEnd w:id="13"/>
     </w:p>
-    <w:p>
+    <w:p ns2:paraId="4439E735" ns2:textId="77777777">
       <w:pPr>
         <w:rPr>
           <w:rFonts w:asciiTheme="majorHAnsi" w:hAnsiTheme="majorHAnsi" w:cstheme="majorHAnsi"/>
@@ -4348,75 +3454,51 @@
           <w:rFonts w:asciiTheme="majorHAnsi" w:hAnsiTheme="majorHAnsi" w:cstheme="majorHAnsi"/>
           <w:lang w:val="nl-NL"/>
         </w:rPr>
-        <w:t xml:space="preserve">De vijf </w:t>
-      </w:r>
-      <w:proofErr w:type="spellStart"/>
-      <w:r>
-        <w:rPr>
-          <w:rFonts w:asciiTheme="majorHAnsi" w:hAnsiTheme="majorHAnsi" w:cstheme="majorHAnsi"/>
-          <w:lang w:val="nl-NL"/>
-        </w:rPr>
-        <w:t>agents</w:t>
-      </w:r>
-      <w:proofErr w:type="spellEnd"/>
-      <w:r>
-        <w:rPr>
-          <w:rFonts w:asciiTheme="majorHAnsi" w:hAnsiTheme="majorHAnsi" w:cstheme="majorHAnsi"/>
-          <w:lang w:val="nl-NL"/>
-        </w:rPr>
-        <w:t xml:space="preserve"> zijn getest op dezelfde 200 willekeurige woorden uit de woordenlijst. Onderstaande tabel toont de </w:t>
-      </w:r>
-      <w:proofErr w:type="spellStart"/>
-      <w:r>
-        <w:rPr>
-          <w:rFonts w:asciiTheme="majorHAnsi" w:hAnsiTheme="majorHAnsi" w:cstheme="majorHAnsi"/>
-          <w:lang w:val="nl-NL"/>
-        </w:rPr>
-        <w:t>winrate</w:t>
-      </w:r>
-      <w:proofErr w:type="spellEnd"/>
-      <w:r>
-        <w:rPr>
-          <w:rFonts w:asciiTheme="majorHAnsi" w:hAnsiTheme="majorHAnsi" w:cstheme="majorHAnsi"/>
-          <w:lang w:val="nl-NL"/>
-        </w:rPr>
-        <w:t>, het gemiddeld aantal foute gokken en het gemiddeld totaal aantal gokken per game.</w:t>
+        <w:t>De vijf agents zijn getest op dezelfde 200 willekeurige woorden uit de woordenlijst. Onderstaande tabel toont de winrate, het gemiddeld aantal foute gokken en het gemiddeld totaal aantal gokken per game.</w:t>
       </w:r>
     </w:p>
     <w:tbl>
       <w:tblPr>
         <w:tblStyle w:val="TableGrid"/>
-        <w:tblW w:w="0" w:type="auto"/>
+        <w:tblW w:w="5000" w:type="pct"/>
         <w:jc w:val="center"/>
         <w:tblLook w:val="04A0" w:firstRow="1" w:lastRow="0" w:firstColumn="1" w:lastColumn="0" w:noHBand="0" w:noVBand="1"/>
       </w:tblPr>
       <w:tblGrid>
-        <w:gridCol w:w="1824"/>
-        <w:gridCol w:w="1824"/>
-        <w:gridCol w:w="1824"/>
-        <w:gridCol w:w="1824"/>
-        <w:gridCol w:w="1824"/>
+        <w:gridCol w:w="1867"/>
+        <w:gridCol w:w="1867"/>
+        <w:gridCol w:w="1868"/>
+        <w:gridCol w:w="1868"/>
+        <w:gridCol w:w="1868"/>
       </w:tblGrid>
-      <w:tr>
+      <w:tr ns2:paraId="1A49AAC8" ns2:textId="77777777">
         <w:trPr>
           <w:jc w:val="center"/>
         </w:trPr>
         <w:tc>
           <w:tcPr>
-            <w:tcW w:w="1824" w:type="dxa"/>
-            <w:shd w:val="clear" w:color="auto" w:fill="1F497D"/>
+            <w:tcW w:w="1000" w:type="pct"/>
+            <w:tcBorders>
+              <w:bottom w:val="single" w:sz="4" w:space="0" w:color="auto"/>
+            </w:tcBorders>
+            <w:shd w:val="clear" w:color="auto" w:fill="1F3679"/>
           </w:tcPr>
-          <w:p>
+          <w:p ns2:paraId="7C67B903" ns2:textId="77777777">
             <w:pPr>
+              <w:jc w:val="center"/>
               <w:rPr>
-                <w:rFonts w:asciiTheme="majorHAnsi" w:hAnsiTheme="majorHAnsi" w:cstheme="majorHAnsi"/>
+                <w:rFonts w:ascii="Aptos" w:hAnsi="Aptos" w:cstheme="majorHAnsi"/>
+                <w:b/>
+                <w:color w:val="FFFFFF"/>
+                <w:sz w:val="21"/>
               </w:rPr>
             </w:pPr>
             <w:r>
               <w:rPr>
-                <w:rFonts w:asciiTheme="majorHAnsi" w:hAnsiTheme="majorHAnsi" w:cstheme="majorHAnsi"/>
+                <w:rFonts w:ascii="Aptos" w:hAnsi="Aptos" w:cstheme="majorHAnsi"/>
                 <w:b/>
                 <w:color w:val="FFFFFF"/>
+                <w:sz w:val="21"/>
               </w:rPr>
               <w:t>Rang</w:t>
             </w:r>
@@ -4424,20 +3506,28 @@
         </w:tc>
         <w:tc>
           <w:tcPr>
-            <w:tcW w:w="1824" w:type="dxa"/>
-            <w:shd w:val="clear" w:color="auto" w:fill="1F497D"/>
+            <w:tcW w:w="1000" w:type="pct"/>
+            <w:tcBorders>
+              <w:bottom w:val="single" w:sz="4" w:space="0" w:color="auto"/>
+            </w:tcBorders>
+            <w:shd w:val="clear" w:color="auto" w:fill="1F3679"/>
           </w:tcPr>
-          <w:p>
+          <w:p ns2:paraId="3231A359" ns2:textId="77777777">
             <w:pPr>
+              <w:jc w:val="center"/>
               <w:rPr>
-                <w:rFonts w:asciiTheme="majorHAnsi" w:hAnsiTheme="majorHAnsi" w:cstheme="majorHAnsi"/>
+                <w:rFonts w:ascii="Aptos" w:hAnsi="Aptos" w:cstheme="majorHAnsi"/>
+                <w:b/>
+                <w:color w:val="FFFFFF"/>
+                <w:sz w:val="21"/>
               </w:rPr>
             </w:pPr>
             <w:r>
               <w:rPr>
-                <w:rFonts w:asciiTheme="majorHAnsi" w:hAnsiTheme="majorHAnsi" w:cstheme="majorHAnsi"/>
+                <w:rFonts w:ascii="Aptos" w:hAnsi="Aptos" w:cstheme="majorHAnsi"/>
                 <w:b/>
                 <w:color w:val="FFFFFF"/>
+                <w:sz w:val="21"/>
               </w:rPr>
               <w:t>Agent</w:t>
             </w:r>
@@ -4445,20 +3535,28 @@
         </w:tc>
         <w:tc>
           <w:tcPr>
-            <w:tcW w:w="1824" w:type="dxa"/>
-            <w:shd w:val="clear" w:color="auto" w:fill="1F497D"/>
+            <w:tcW w:w="1000" w:type="pct"/>
+            <w:tcBorders>
+              <w:bottom w:val="single" w:sz="4" w:space="0" w:color="auto"/>
+            </w:tcBorders>
+            <w:shd w:val="clear" w:color="auto" w:fill="1F3679"/>
           </w:tcPr>
-          <w:p>
+          <w:p ns2:paraId="35545F88" ns2:textId="77777777">
             <w:pPr>
+              <w:jc w:val="center"/>
               <w:rPr>
-                <w:rFonts w:asciiTheme="majorHAnsi" w:hAnsiTheme="majorHAnsi" w:cstheme="majorHAnsi"/>
+                <w:rFonts w:ascii="Aptos" w:hAnsi="Aptos" w:cstheme="majorHAnsi"/>
+                <w:b/>
+                <w:color w:val="FFFFFF"/>
+                <w:sz w:val="21"/>
               </w:rPr>
             </w:pPr>
             <w:r>
               <w:rPr>
-                <w:rFonts w:asciiTheme="majorHAnsi" w:hAnsiTheme="majorHAnsi" w:cstheme="majorHAnsi"/>
+                <w:rFonts w:ascii="Aptos" w:hAnsi="Aptos" w:cstheme="majorHAnsi"/>
                 <w:b/>
                 <w:color w:val="FFFFFF"/>
+                <w:sz w:val="21"/>
               </w:rPr>
               <w:t>Winrate</w:t>
             </w:r>
@@ -4466,20 +3564,28 @@
         </w:tc>
         <w:tc>
           <w:tcPr>
-            <w:tcW w:w="1824" w:type="dxa"/>
-            <w:shd w:val="clear" w:color="auto" w:fill="1F497D"/>
+            <w:tcW w:w="1000" w:type="pct"/>
+            <w:tcBorders>
+              <w:bottom w:val="single" w:sz="4" w:space="0" w:color="auto"/>
+            </w:tcBorders>
+            <w:shd w:val="clear" w:color="auto" w:fill="1F3679"/>
           </w:tcPr>
-          <w:p>
+          <w:p ns2:paraId="00E1A1DA" ns2:textId="77777777">
             <w:pPr>
+              <w:jc w:val="center"/>
               <w:rPr>
-                <w:rFonts w:asciiTheme="majorHAnsi" w:hAnsiTheme="majorHAnsi" w:cstheme="majorHAnsi"/>
+                <w:rFonts w:ascii="Aptos" w:hAnsi="Aptos" w:cstheme="majorHAnsi"/>
+                <w:b/>
+                <w:color w:val="FFFFFF"/>
+                <w:sz w:val="21"/>
               </w:rPr>
             </w:pPr>
             <w:r>
               <w:rPr>
-                <w:rFonts w:asciiTheme="majorHAnsi" w:hAnsiTheme="majorHAnsi" w:cstheme="majorHAnsi"/>
+                <w:rFonts w:ascii="Aptos" w:hAnsi="Aptos" w:cstheme="majorHAnsi"/>
                 <w:b/>
                 <w:color w:val="FFFFFF"/>
+                <w:sz w:val="21"/>
               </w:rPr>
               <w:t>Gem. foute gokken</w:t>
             </w:r>
@@ -4487,45 +3593,59 @@
         </w:tc>
         <w:tc>
           <w:tcPr>
-            <w:tcW w:w="1824" w:type="dxa"/>
-            <w:shd w:val="clear" w:color="auto" w:fill="1F497D"/>
+            <w:tcW w:w="1000" w:type="pct"/>
+            <w:tcBorders>
+              <w:bottom w:val="single" w:sz="4" w:space="0" w:color="auto"/>
+            </w:tcBorders>
+            <w:shd w:val="clear" w:color="auto" w:fill="1F3679"/>
           </w:tcPr>
-          <w:p>
+          <w:p ns2:paraId="6B0AD992" ns2:textId="77777777">
             <w:pPr>
+              <w:jc w:val="center"/>
               <w:rPr>
-                <w:rFonts w:asciiTheme="majorHAnsi" w:hAnsiTheme="majorHAnsi" w:cstheme="majorHAnsi"/>
+                <w:rFonts w:ascii="Aptos" w:hAnsi="Aptos" w:cstheme="majorHAnsi"/>
+                <w:b/>
+                <w:color w:val="FFFFFF"/>
+                <w:sz w:val="21"/>
               </w:rPr>
             </w:pPr>
             <w:r>
               <w:rPr>
-                <w:rFonts w:asciiTheme="majorHAnsi" w:hAnsiTheme="majorHAnsi" w:cstheme="majorHAnsi"/>
+                <w:rFonts w:ascii="Aptos" w:hAnsi="Aptos" w:cstheme="majorHAnsi"/>
                 <w:b/>
                 <w:color w:val="FFFFFF"/>
+                <w:sz w:val="21"/>
               </w:rPr>
               <w:t>Gem. totaal gokken</w:t>
             </w:r>
           </w:p>
         </w:tc>
       </w:tr>
-      <w:tr>
+      <w:tr ns2:paraId="356B9C56" ns2:textId="77777777">
         <w:trPr>
           <w:jc w:val="center"/>
         </w:trPr>
         <w:tc>
           <w:tcPr>
-            <w:tcW w:w="1824" w:type="dxa"/>
-            <w:shd w:val="clear" w:color="auto" w:fill="DCE6F1"/>
+            <w:tcW w:w="1000" w:type="pct"/>
+            <w:tcBorders>
+              <w:bottom w:val="single" w:sz="4" w:space="0" w:color="auto"/>
+            </w:tcBorders>
+            <w:shd w:val="clear" w:color="auto" w:fill="F2F6FA"/>
           </w:tcPr>
-          <w:p>
+          <w:p ns2:paraId="17297986" ns2:textId="77777777">
             <w:pPr>
-              <w:jc w:val="center"/>
               <w:rPr>
-                <w:rFonts w:asciiTheme="majorHAnsi" w:hAnsiTheme="majorHAnsi" w:cstheme="majorHAnsi"/>
+                <w:rFonts w:ascii="Aptos" w:hAnsi="Aptos" w:cstheme="majorHAnsi"/>
+                <w:color w:val="000000"/>
+                <w:sz w:val="21"/>
               </w:rPr>
             </w:pPr>
             <w:r>
               <w:rPr>
-                <w:rFonts w:asciiTheme="majorHAnsi" w:hAnsiTheme="majorHAnsi" w:cstheme="majorHAnsi"/>
+                <w:rFonts w:ascii="Aptos" w:hAnsi="Aptos" w:cstheme="majorHAnsi"/>
+                <w:color w:val="000000"/>
+                <w:sz w:val="21"/>
               </w:rPr>
               <w:t>1</w:t>
             </w:r>
@@ -4533,19 +3653,25 @@
         </w:tc>
         <w:tc>
           <w:tcPr>
-            <w:tcW w:w="1824" w:type="dxa"/>
-            <w:shd w:val="clear" w:color="auto" w:fill="DCE6F1"/>
+            <w:tcW w:w="1000" w:type="pct"/>
+            <w:tcBorders>
+              <w:bottom w:val="single" w:sz="4" w:space="0" w:color="auto"/>
+            </w:tcBorders>
+            <w:shd w:val="clear" w:color="auto" w:fill="F2F6FA"/>
           </w:tcPr>
-          <w:p>
+          <w:p ns2:paraId="2D27CC5E" ns2:textId="77777777">
             <w:pPr>
-              <w:jc w:val="center"/>
               <w:rPr>
-                <w:rFonts w:asciiTheme="majorHAnsi" w:hAnsiTheme="majorHAnsi" w:cstheme="majorHAnsi"/>
+                <w:rFonts w:ascii="Aptos" w:hAnsi="Aptos" w:cstheme="majorHAnsi"/>
+                <w:color w:val="000000"/>
+                <w:sz w:val="21"/>
               </w:rPr>
             </w:pPr>
             <w:r>
               <w:rPr>
-                <w:rFonts w:asciiTheme="majorHAnsi" w:hAnsiTheme="majorHAnsi" w:cstheme="majorHAnsi"/>
+                <w:rFonts w:ascii="Aptos" w:hAnsi="Aptos" w:cstheme="majorHAnsi"/>
+                <w:color w:val="000000"/>
+                <w:sz w:val="21"/>
               </w:rPr>
               <w:t>Entropy Agent</w:t>
             </w:r>
@@ -4553,19 +3679,25 @@
         </w:tc>
         <w:tc>
           <w:tcPr>
-            <w:tcW w:w="1824" w:type="dxa"/>
-            <w:shd w:val="clear" w:color="auto" w:fill="DCE6F1"/>
+            <w:tcW w:w="1000" w:type="pct"/>
+            <w:tcBorders>
+              <w:bottom w:val="single" w:sz="4" w:space="0" w:color="auto"/>
+            </w:tcBorders>
+            <w:shd w:val="clear" w:color="auto" w:fill="F2F6FA"/>
           </w:tcPr>
-          <w:p>
+          <w:p ns2:paraId="6AD7FEF3" ns2:textId="77777777">
             <w:pPr>
-              <w:jc w:val="center"/>
               <w:rPr>
-                <w:rFonts w:asciiTheme="majorHAnsi" w:hAnsiTheme="majorHAnsi" w:cstheme="majorHAnsi"/>
+                <w:rFonts w:ascii="Aptos" w:hAnsi="Aptos" w:cstheme="majorHAnsi"/>
+                <w:color w:val="000000"/>
+                <w:sz w:val="21"/>
               </w:rPr>
             </w:pPr>
             <w:r>
               <w:rPr>
-                <w:rFonts w:asciiTheme="majorHAnsi" w:hAnsiTheme="majorHAnsi" w:cstheme="majorHAnsi"/>
+                <w:rFonts w:ascii="Aptos" w:hAnsi="Aptos" w:cstheme="majorHAnsi"/>
+                <w:color w:val="000000"/>
+                <w:sz w:val="21"/>
               </w:rPr>
               <w:t>~91%</w:t>
             </w:r>
@@ -4573,19 +3705,25 @@
         </w:tc>
         <w:tc>
           <w:tcPr>
-            <w:tcW w:w="1824" w:type="dxa"/>
-            <w:shd w:val="clear" w:color="auto" w:fill="DCE6F1"/>
+            <w:tcW w:w="1000" w:type="pct"/>
+            <w:tcBorders>
+              <w:bottom w:val="single" w:sz="4" w:space="0" w:color="auto"/>
+            </w:tcBorders>
+            <w:shd w:val="clear" w:color="auto" w:fill="F2F6FA"/>
           </w:tcPr>
-          <w:p>
+          <w:p ns2:paraId="7B5C9115" ns2:textId="77777777">
             <w:pPr>
-              <w:jc w:val="center"/>
               <w:rPr>
-                <w:rFonts w:asciiTheme="majorHAnsi" w:hAnsiTheme="majorHAnsi" w:cstheme="majorHAnsi"/>
+                <w:rFonts w:ascii="Aptos" w:hAnsi="Aptos" w:cstheme="majorHAnsi"/>
+                <w:color w:val="000000"/>
+                <w:sz w:val="21"/>
               </w:rPr>
             </w:pPr>
             <w:r>
               <w:rPr>
-                <w:rFonts w:asciiTheme="majorHAnsi" w:hAnsiTheme="majorHAnsi" w:cstheme="majorHAnsi"/>
+                <w:rFonts w:ascii="Aptos" w:hAnsi="Aptos" w:cstheme="majorHAnsi"/>
+                <w:color w:val="000000"/>
+                <w:sz w:val="21"/>
               </w:rPr>
               <w:t>~1.8</w:t>
             </w:r>
@@ -4593,43 +3731,56 @@
         </w:tc>
         <w:tc>
           <w:tcPr>
-            <w:tcW w:w="1824" w:type="dxa"/>
-            <w:shd w:val="clear" w:color="auto" w:fill="DCE6F1"/>
+            <w:tcW w:w="1000" w:type="pct"/>
+            <w:tcBorders>
+              <w:bottom w:val="single" w:sz="4" w:space="0" w:color="auto"/>
+            </w:tcBorders>
+            <w:shd w:val="clear" w:color="auto" w:fill="F2F6FA"/>
           </w:tcPr>
-          <w:p>
+          <w:p ns2:paraId="2936C68B" ns2:textId="77777777">
             <w:pPr>
-              <w:jc w:val="center"/>
               <w:rPr>
-                <w:rFonts w:asciiTheme="majorHAnsi" w:hAnsiTheme="majorHAnsi" w:cstheme="majorHAnsi"/>
+                <w:rFonts w:ascii="Aptos" w:hAnsi="Aptos" w:cstheme="majorHAnsi"/>
+                <w:color w:val="000000"/>
+                <w:sz w:val="21"/>
               </w:rPr>
             </w:pPr>
             <w:r>
               <w:rPr>
-                <w:rFonts w:asciiTheme="majorHAnsi" w:hAnsiTheme="majorHAnsi" w:cstheme="majorHAnsi"/>
+                <w:rFonts w:ascii="Aptos" w:hAnsi="Aptos" w:cstheme="majorHAnsi"/>
+                <w:color w:val="000000"/>
+                <w:sz w:val="21"/>
               </w:rPr>
               <w:t>~10.2</w:t>
             </w:r>
           </w:p>
         </w:tc>
       </w:tr>
-      <w:tr>
+      <w:tr ns2:paraId="16557CDA" ns2:textId="77777777">
         <w:trPr>
           <w:jc w:val="center"/>
         </w:trPr>
         <w:tc>
           <w:tcPr>
-            <w:tcW w:w="1824" w:type="dxa"/>
+            <w:tcW w:w="1000" w:type="pct"/>
+            <w:tcBorders>
+              <w:bottom w:val="single" w:sz="4" w:space="0" w:color="auto"/>
+            </w:tcBorders>
+            <w:shd w:val="clear" w:color="auto" w:fill="FFFFFF"/>
           </w:tcPr>
-          <w:p>
+          <w:p ns2:paraId="7C5960E9" ns2:textId="77777777">
             <w:pPr>
-              <w:jc w:val="center"/>
               <w:rPr>
-                <w:rFonts w:asciiTheme="majorHAnsi" w:hAnsiTheme="majorHAnsi" w:cstheme="majorHAnsi"/>
+                <w:rFonts w:ascii="Aptos" w:hAnsi="Aptos" w:cstheme="majorHAnsi"/>
+                <w:color w:val="000000"/>
+                <w:sz w:val="21"/>
               </w:rPr>
             </w:pPr>
             <w:r>
               <w:rPr>
-                <w:rFonts w:asciiTheme="majorHAnsi" w:hAnsiTheme="majorHAnsi" w:cstheme="majorHAnsi"/>
+                <w:rFonts w:ascii="Aptos" w:hAnsi="Aptos" w:cstheme="majorHAnsi"/>
+                <w:color w:val="000000"/>
+                <w:sz w:val="21"/>
               </w:rPr>
               <w:t>2</w:t>
             </w:r>
@@ -4637,18 +3788,25 @@
         </w:tc>
         <w:tc>
           <w:tcPr>
-            <w:tcW w:w="1824" w:type="dxa"/>
+            <w:tcW w:w="1000" w:type="pct"/>
+            <w:tcBorders>
+              <w:bottom w:val="single" w:sz="4" w:space="0" w:color="auto"/>
+            </w:tcBorders>
+            <w:shd w:val="clear" w:color="auto" w:fill="FFFFFF"/>
           </w:tcPr>
-          <w:p>
+          <w:p ns2:paraId="0BE7CA67" ns2:textId="77777777">
             <w:pPr>
-              <w:jc w:val="center"/>
               <w:rPr>
-                <w:rFonts w:asciiTheme="majorHAnsi" w:hAnsiTheme="majorHAnsi" w:cstheme="majorHAnsi"/>
+                <w:rFonts w:ascii="Aptos" w:hAnsi="Aptos" w:cstheme="majorHAnsi"/>
+                <w:color w:val="000000"/>
+                <w:sz w:val="21"/>
               </w:rPr>
             </w:pPr>
             <w:r>
               <w:rPr>
-                <w:rFonts w:asciiTheme="majorHAnsi" w:hAnsiTheme="majorHAnsi" w:cstheme="majorHAnsi"/>
+                <w:rFonts w:ascii="Aptos" w:hAnsi="Aptos" w:cstheme="majorHAnsi"/>
+                <w:color w:val="000000"/>
+                <w:sz w:val="21"/>
               </w:rPr>
               <w:t>Word List Elimination</w:t>
             </w:r>
@@ -4656,18 +3814,25 @@
         </w:tc>
         <w:tc>
           <w:tcPr>
-            <w:tcW w:w="1824" w:type="dxa"/>
+            <w:tcW w:w="1000" w:type="pct"/>
+            <w:tcBorders>
+              <w:bottom w:val="single" w:sz="4" w:space="0" w:color="auto"/>
+            </w:tcBorders>
+            <w:shd w:val="clear" w:color="auto" w:fill="FFFFFF"/>
           </w:tcPr>
-          <w:p>
+          <w:p ns2:paraId="564C795B" ns2:textId="77777777">
             <w:pPr>
-              <w:jc w:val="center"/>
               <w:rPr>
-                <w:rFonts w:asciiTheme="majorHAnsi" w:hAnsiTheme="majorHAnsi" w:cstheme="majorHAnsi"/>
+                <w:rFonts w:ascii="Aptos" w:hAnsi="Aptos" w:cstheme="majorHAnsi"/>
+                <w:color w:val="000000"/>
+                <w:sz w:val="21"/>
               </w:rPr>
             </w:pPr>
             <w:r>
               <w:rPr>
-                <w:rFonts w:asciiTheme="majorHAnsi" w:hAnsiTheme="majorHAnsi" w:cstheme="majorHAnsi"/>
+                <w:rFonts w:ascii="Aptos" w:hAnsi="Aptos" w:cstheme="majorHAnsi"/>
+                <w:color w:val="000000"/>
+                <w:sz w:val="21"/>
               </w:rPr>
               <w:t>~89%</w:t>
             </w:r>
@@ -4675,18 +3840,25 @@
         </w:tc>
         <w:tc>
           <w:tcPr>
-            <w:tcW w:w="1824" w:type="dxa"/>
+            <w:tcW w:w="1000" w:type="pct"/>
+            <w:tcBorders>
+              <w:bottom w:val="single" w:sz="4" w:space="0" w:color="auto"/>
+            </w:tcBorders>
+            <w:shd w:val="clear" w:color="auto" w:fill="FFFFFF"/>
           </w:tcPr>
-          <w:p>
+          <w:p ns2:paraId="4ED86AC7" ns2:textId="77777777">
             <w:pPr>
-              <w:jc w:val="center"/>
               <w:rPr>
-                <w:rFonts w:asciiTheme="majorHAnsi" w:hAnsiTheme="majorHAnsi" w:cstheme="majorHAnsi"/>
+                <w:rFonts w:ascii="Aptos" w:hAnsi="Aptos" w:cstheme="majorHAnsi"/>
+                <w:color w:val="000000"/>
+                <w:sz w:val="21"/>
               </w:rPr>
             </w:pPr>
             <w:r>
               <w:rPr>
-                <w:rFonts w:asciiTheme="majorHAnsi" w:hAnsiTheme="majorHAnsi" w:cstheme="majorHAnsi"/>
+                <w:rFonts w:ascii="Aptos" w:hAnsi="Aptos" w:cstheme="majorHAnsi"/>
+                <w:color w:val="000000"/>
+                <w:sz w:val="21"/>
               </w:rPr>
               <w:t>~2.1</w:t>
             </w:r>
@@ -4694,43 +3866,56 @@
         </w:tc>
         <w:tc>
           <w:tcPr>
-            <w:tcW w:w="1824" w:type="dxa"/>
+            <w:tcW w:w="1000" w:type="pct"/>
+            <w:tcBorders>
+              <w:bottom w:val="single" w:sz="4" w:space="0" w:color="auto"/>
+            </w:tcBorders>
+            <w:shd w:val="clear" w:color="auto" w:fill="FFFFFF"/>
           </w:tcPr>
-          <w:p>
+          <w:p ns2:paraId="5F854283" ns2:textId="77777777">
             <w:pPr>
-              <w:jc w:val="center"/>
               <w:rPr>
-                <w:rFonts w:asciiTheme="majorHAnsi" w:hAnsiTheme="majorHAnsi" w:cstheme="majorHAnsi"/>
+                <w:rFonts w:ascii="Aptos" w:hAnsi="Aptos" w:cstheme="majorHAnsi"/>
+                <w:color w:val="000000"/>
+                <w:sz w:val="21"/>
               </w:rPr>
             </w:pPr>
             <w:r>
               <w:rPr>
-                <w:rFonts w:asciiTheme="majorHAnsi" w:hAnsiTheme="majorHAnsi" w:cstheme="majorHAnsi"/>
+                <w:rFonts w:ascii="Aptos" w:hAnsi="Aptos" w:cstheme="majorHAnsi"/>
+                <w:color w:val="000000"/>
+                <w:sz w:val="21"/>
               </w:rPr>
               <w:t>~10.5</w:t>
             </w:r>
           </w:p>
         </w:tc>
       </w:tr>
-      <w:tr>
+      <w:tr ns2:paraId="0CC12F49" ns2:textId="77777777">
         <w:trPr>
           <w:jc w:val="center"/>
         </w:trPr>
         <w:tc>
           <w:tcPr>
-            <w:tcW w:w="1824" w:type="dxa"/>
-            <w:shd w:val="clear" w:color="auto" w:fill="DCE6F1"/>
+            <w:tcW w:w="1000" w:type="pct"/>
+            <w:tcBorders>
+              <w:bottom w:val="single" w:sz="4" w:space="0" w:color="auto"/>
+            </w:tcBorders>
+            <w:shd w:val="clear" w:color="auto" w:fill="F2F6FA"/>
           </w:tcPr>
-          <w:p>
+          <w:p ns2:paraId="68A361D4" ns2:textId="77777777">
             <w:pPr>
-              <w:jc w:val="center"/>
               <w:rPr>
-                <w:rFonts w:asciiTheme="majorHAnsi" w:hAnsiTheme="majorHAnsi" w:cstheme="majorHAnsi"/>
+                <w:rFonts w:ascii="Aptos" w:hAnsi="Aptos" w:cstheme="majorHAnsi"/>
+                <w:color w:val="000000"/>
+                <w:sz w:val="21"/>
               </w:rPr>
             </w:pPr>
             <w:r>
               <w:rPr>
-                <w:rFonts w:asciiTheme="majorHAnsi" w:hAnsiTheme="majorHAnsi" w:cstheme="majorHAnsi"/>
+                <w:rFonts w:ascii="Aptos" w:hAnsi="Aptos" w:cstheme="majorHAnsi"/>
+                <w:color w:val="000000"/>
+                <w:sz w:val="21"/>
               </w:rPr>
               <w:t>3</w:t>
             </w:r>
@@ -4738,19 +3923,25 @@
         </w:tc>
         <w:tc>
           <w:tcPr>
-            <w:tcW w:w="1824" w:type="dxa"/>
-            <w:shd w:val="clear" w:color="auto" w:fill="DCE6F1"/>
+            <w:tcW w:w="1000" w:type="pct"/>
+            <w:tcBorders>
+              <w:bottom w:val="single" w:sz="4" w:space="0" w:color="auto"/>
+            </w:tcBorders>
+            <w:shd w:val="clear" w:color="auto" w:fill="F2F6FA"/>
           </w:tcPr>
-          <w:p>
+          <w:p ns2:paraId="5EECE96A" ns2:textId="77777777">
             <w:pPr>
-              <w:jc w:val="center"/>
               <w:rPr>
-                <w:rFonts w:asciiTheme="majorHAnsi" w:hAnsiTheme="majorHAnsi" w:cstheme="majorHAnsi"/>
+                <w:rFonts w:ascii="Aptos" w:hAnsi="Aptos" w:cstheme="majorHAnsi"/>
+                <w:color w:val="000000"/>
+                <w:sz w:val="21"/>
               </w:rPr>
             </w:pPr>
             <w:r>
               <w:rPr>
-                <w:rFonts w:asciiTheme="majorHAnsi" w:hAnsiTheme="majorHAnsi" w:cstheme="majorHAnsi"/>
+                <w:rFonts w:ascii="Aptos" w:hAnsi="Aptos" w:cstheme="majorHAnsi"/>
+                <w:color w:val="000000"/>
+                <w:sz w:val="21"/>
               </w:rPr>
               <w:t>Positional Frequency</w:t>
             </w:r>
@@ -4758,19 +3949,25 @@
         </w:tc>
         <w:tc>
           <w:tcPr>
-            <w:tcW w:w="1824" w:type="dxa"/>
-            <w:shd w:val="clear" w:color="auto" w:fill="DCE6F1"/>
+            <w:tcW w:w="1000" w:type="pct"/>
+            <w:tcBorders>
+              <w:bottom w:val="single" w:sz="4" w:space="0" w:color="auto"/>
+            </w:tcBorders>
+            <w:shd w:val="clear" w:color="auto" w:fill="F2F6FA"/>
           </w:tcPr>
-          <w:p>
+          <w:p ns2:paraId="41C37AD3" ns2:textId="77777777">
             <w:pPr>
-              <w:jc w:val="center"/>
               <w:rPr>
-                <w:rFonts w:asciiTheme="majorHAnsi" w:hAnsiTheme="majorHAnsi" w:cstheme="majorHAnsi"/>
+                <w:rFonts w:ascii="Aptos" w:hAnsi="Aptos" w:cstheme="majorHAnsi"/>
+                <w:color w:val="000000"/>
+                <w:sz w:val="21"/>
               </w:rPr>
             </w:pPr>
             <w:r>
               <w:rPr>
-                <w:rFonts w:asciiTheme="majorHAnsi" w:hAnsiTheme="majorHAnsi" w:cstheme="majorHAnsi"/>
+                <w:rFonts w:ascii="Aptos" w:hAnsi="Aptos" w:cstheme="majorHAnsi"/>
+                <w:color w:val="000000"/>
+                <w:sz w:val="21"/>
               </w:rPr>
               <w:t>~72%</w:t>
             </w:r>
@@ -4778,19 +3975,25 @@
         </w:tc>
         <w:tc>
           <w:tcPr>
-            <w:tcW w:w="1824" w:type="dxa"/>
-            <w:shd w:val="clear" w:color="auto" w:fill="DCE6F1"/>
+            <w:tcW w:w="1000" w:type="pct"/>
+            <w:tcBorders>
+              <w:bottom w:val="single" w:sz="4" w:space="0" w:color="auto"/>
+            </w:tcBorders>
+            <w:shd w:val="clear" w:color="auto" w:fill="F2F6FA"/>
           </w:tcPr>
-          <w:p>
+          <w:p ns2:paraId="034BB909" ns2:textId="77777777">
             <w:pPr>
-              <w:jc w:val="center"/>
               <w:rPr>
-                <w:rFonts w:asciiTheme="majorHAnsi" w:hAnsiTheme="majorHAnsi" w:cstheme="majorHAnsi"/>
+                <w:rFonts w:ascii="Aptos" w:hAnsi="Aptos" w:cstheme="majorHAnsi"/>
+                <w:color w:val="000000"/>
+                <w:sz w:val="21"/>
               </w:rPr>
             </w:pPr>
             <w:r>
               <w:rPr>
-                <w:rFonts w:asciiTheme="majorHAnsi" w:hAnsiTheme="majorHAnsi" w:cstheme="majorHAnsi"/>
+                <w:rFonts w:ascii="Aptos" w:hAnsi="Aptos" w:cstheme="majorHAnsi"/>
+                <w:color w:val="000000"/>
+                <w:sz w:val="21"/>
               </w:rPr>
               <w:t>~3.6</w:t>
             </w:r>
@@ -4798,43 +4001,56 @@
         </w:tc>
         <w:tc>
           <w:tcPr>
-            <w:tcW w:w="1824" w:type="dxa"/>
-            <w:shd w:val="clear" w:color="auto" w:fill="DCE6F1"/>
+            <w:tcW w:w="1000" w:type="pct"/>
+            <w:tcBorders>
+              <w:bottom w:val="single" w:sz="4" w:space="0" w:color="auto"/>
+            </w:tcBorders>
+            <w:shd w:val="clear" w:color="auto" w:fill="F2F6FA"/>
           </w:tcPr>
-          <w:p>
+          <w:p ns2:paraId="0B065395" ns2:textId="77777777">
             <w:pPr>
-              <w:jc w:val="center"/>
               <w:rPr>
-                <w:rFonts w:asciiTheme="majorHAnsi" w:hAnsiTheme="majorHAnsi" w:cstheme="majorHAnsi"/>
+                <w:rFonts w:ascii="Aptos" w:hAnsi="Aptos" w:cstheme="majorHAnsi"/>
+                <w:color w:val="000000"/>
+                <w:sz w:val="21"/>
               </w:rPr>
             </w:pPr>
             <w:r>
               <w:rPr>
-                <w:rFonts w:asciiTheme="majorHAnsi" w:hAnsiTheme="majorHAnsi" w:cstheme="majorHAnsi"/>
+                <w:rFonts w:ascii="Aptos" w:hAnsi="Aptos" w:cstheme="majorHAnsi"/>
+                <w:color w:val="000000"/>
+                <w:sz w:val="21"/>
               </w:rPr>
               <w:t>~12.1</w:t>
             </w:r>
           </w:p>
         </w:tc>
       </w:tr>
-      <w:tr>
+      <w:tr ns2:paraId="68D50473" ns2:textId="77777777">
         <w:trPr>
           <w:jc w:val="center"/>
         </w:trPr>
         <w:tc>
           <w:tcPr>
-            <w:tcW w:w="1824" w:type="dxa"/>
+            <w:tcW w:w="1000" w:type="pct"/>
+            <w:tcBorders>
+              <w:bottom w:val="single" w:sz="4" w:space="0" w:color="auto"/>
+            </w:tcBorders>
+            <w:shd w:val="clear" w:color="auto" w:fill="FFFFFF"/>
           </w:tcPr>
-          <w:p>
+          <w:p ns2:paraId="6A3FB7CF" ns2:textId="77777777">
             <w:pPr>
-              <w:jc w:val="center"/>
               <w:rPr>
-                <w:rFonts w:asciiTheme="majorHAnsi" w:hAnsiTheme="majorHAnsi" w:cstheme="majorHAnsi"/>
+                <w:rFonts w:ascii="Aptos" w:hAnsi="Aptos" w:cstheme="majorHAnsi"/>
+                <w:color w:val="000000"/>
+                <w:sz w:val="21"/>
               </w:rPr>
             </w:pPr>
             <w:r>
               <w:rPr>
-                <w:rFonts w:asciiTheme="majorHAnsi" w:hAnsiTheme="majorHAnsi" w:cstheme="majorHAnsi"/>
+                <w:rFonts w:ascii="Aptos" w:hAnsi="Aptos" w:cstheme="majorHAnsi"/>
+                <w:color w:val="000000"/>
+                <w:sz w:val="21"/>
               </w:rPr>
               <w:t>4</w:t>
             </w:r>
@@ -4842,18 +4058,25 @@
         </w:tc>
         <w:tc>
           <w:tcPr>
-            <w:tcW w:w="1824" w:type="dxa"/>
+            <w:tcW w:w="1000" w:type="pct"/>
+            <w:tcBorders>
+              <w:bottom w:val="single" w:sz="4" w:space="0" w:color="auto"/>
+            </w:tcBorders>
+            <w:shd w:val="clear" w:color="auto" w:fill="FFFFFF"/>
           </w:tcPr>
-          <w:p>
+          <w:p ns2:paraId="297B68E7" ns2:textId="77777777">
             <w:pPr>
-              <w:jc w:val="center"/>
               <w:rPr>
-                <w:rFonts w:asciiTheme="majorHAnsi" w:hAnsiTheme="majorHAnsi" w:cstheme="majorHAnsi"/>
+                <w:rFonts w:ascii="Aptos" w:hAnsi="Aptos" w:cstheme="majorHAnsi"/>
+                <w:color w:val="000000"/>
+                <w:sz w:val="21"/>
               </w:rPr>
             </w:pPr>
             <w:r>
               <w:rPr>
-                <w:rFonts w:asciiTheme="majorHAnsi" w:hAnsiTheme="majorHAnsi" w:cstheme="majorHAnsi"/>
+                <w:rFonts w:ascii="Aptos" w:hAnsi="Aptos" w:cstheme="majorHAnsi"/>
+                <w:color w:val="000000"/>
+                <w:sz w:val="21"/>
               </w:rPr>
               <w:t>Frequency Agent</w:t>
             </w:r>
@@ -4861,18 +4084,25 @@
         </w:tc>
         <w:tc>
           <w:tcPr>
-            <w:tcW w:w="1824" w:type="dxa"/>
+            <w:tcW w:w="1000" w:type="pct"/>
+            <w:tcBorders>
+              <w:bottom w:val="single" w:sz="4" w:space="0" w:color="auto"/>
+            </w:tcBorders>
+            <w:shd w:val="clear" w:color="auto" w:fill="FFFFFF"/>
           </w:tcPr>
-          <w:p>
+          <w:p ns2:paraId="7E743DA8" ns2:textId="77777777">
             <w:pPr>
-              <w:jc w:val="center"/>
               <w:rPr>
-                <w:rFonts w:asciiTheme="majorHAnsi" w:hAnsiTheme="majorHAnsi" w:cstheme="majorHAnsi"/>
+                <w:rFonts w:ascii="Aptos" w:hAnsi="Aptos" w:cstheme="majorHAnsi"/>
+                <w:color w:val="000000"/>
+                <w:sz w:val="21"/>
               </w:rPr>
             </w:pPr>
             <w:r>
               <w:rPr>
-                <w:rFonts w:asciiTheme="majorHAnsi" w:hAnsiTheme="majorHAnsi" w:cstheme="majorHAnsi"/>
+                <w:rFonts w:ascii="Aptos" w:hAnsi="Aptos" w:cstheme="majorHAnsi"/>
+                <w:color w:val="000000"/>
+                <w:sz w:val="21"/>
               </w:rPr>
               <w:t>~68%</w:t>
             </w:r>
@@ -4880,18 +4110,25 @@
         </w:tc>
         <w:tc>
           <w:tcPr>
-            <w:tcW w:w="1824" w:type="dxa"/>
+            <w:tcW w:w="1000" w:type="pct"/>
+            <w:tcBorders>
+              <w:bottom w:val="single" w:sz="4" w:space="0" w:color="auto"/>
+            </w:tcBorders>
+            <w:shd w:val="clear" w:color="auto" w:fill="FFFFFF"/>
           </w:tcPr>
-          <w:p>
+          <w:p ns2:paraId="4C6E4AC5" ns2:textId="77777777">
             <w:pPr>
-              <w:jc w:val="center"/>
               <w:rPr>
-                <w:rFonts w:asciiTheme="majorHAnsi" w:hAnsiTheme="majorHAnsi" w:cstheme="majorHAnsi"/>
+                <w:rFonts w:ascii="Aptos" w:hAnsi="Aptos" w:cstheme="majorHAnsi"/>
+                <w:color w:val="000000"/>
+                <w:sz w:val="21"/>
               </w:rPr>
             </w:pPr>
             <w:r>
               <w:rPr>
-                <w:rFonts w:asciiTheme="majorHAnsi" w:hAnsiTheme="majorHAnsi" w:cstheme="majorHAnsi"/>
+                <w:rFonts w:ascii="Aptos" w:hAnsi="Aptos" w:cstheme="majorHAnsi"/>
+                <w:color w:val="000000"/>
+                <w:sz w:val="21"/>
               </w:rPr>
               <w:t>~3.9</w:t>
             </w:r>
@@ -4899,43 +4136,53 @@
         </w:tc>
         <w:tc>
           <w:tcPr>
-            <w:tcW w:w="1824" w:type="dxa"/>
+            <w:tcW w:w="1000" w:type="pct"/>
+            <w:tcBorders>
+              <w:bottom w:val="single" w:sz="4" w:space="0" w:color="auto"/>
+            </w:tcBorders>
+            <w:shd w:val="clear" w:color="auto" w:fill="FFFFFF"/>
           </w:tcPr>
-          <w:p>
+          <w:p ns2:paraId="3E374168" ns2:textId="77777777">
             <w:pPr>
-              <w:jc w:val="center"/>
               <w:rPr>
-                <w:rFonts w:asciiTheme="majorHAnsi" w:hAnsiTheme="majorHAnsi" w:cstheme="majorHAnsi"/>
+                <w:rFonts w:ascii="Aptos" w:hAnsi="Aptos" w:cstheme="majorHAnsi"/>
+                <w:color w:val="000000"/>
+                <w:sz w:val="21"/>
               </w:rPr>
             </w:pPr>
             <w:r>
               <w:rPr>
-                <w:rFonts w:asciiTheme="majorHAnsi" w:hAnsiTheme="majorHAnsi" w:cstheme="majorHAnsi"/>
+                <w:rFonts w:ascii="Aptos" w:hAnsi="Aptos" w:cstheme="majorHAnsi"/>
+                <w:color w:val="000000"/>
+                <w:sz w:val="21"/>
               </w:rPr>
               <w:t>~12.6</w:t>
             </w:r>
           </w:p>
         </w:tc>
       </w:tr>
-      <w:tr>
+      <w:tr ns2:paraId="5F5F6F26" ns2:textId="77777777">
         <w:trPr>
           <w:jc w:val="center"/>
         </w:trPr>
         <w:tc>
           <w:tcPr>
-            <w:tcW w:w="1824" w:type="dxa"/>
-            <w:shd w:val="clear" w:color="auto" w:fill="DCE6F1"/>
+            <w:tcW w:w="1000" w:type="pct"/>
+            <w:shd w:val="clear" w:color="auto" w:fill="F2F6FA"/>
           </w:tcPr>
-          <w:p>
+          <w:p ns2:paraId="4F18AF88" ns2:textId="77777777">
             <w:pPr>
-              <w:jc w:val="center"/>
               <w:rPr>
-                <w:rFonts w:asciiTheme="majorHAnsi" w:hAnsiTheme="majorHAnsi" w:cstheme="majorHAnsi"/>
+                <w:rFonts w:ascii="Aptos" w:hAnsi="Aptos" w:cstheme="majorHAnsi"/>
+                <w:color w:val="000000"/>
+                <w:sz w:val="21"/>
               </w:rPr>
             </w:pPr>
             <w:r>
               <w:rPr>
-                <w:rFonts w:asciiTheme="majorHAnsi" w:hAnsiTheme="majorHAnsi" w:cstheme="majorHAnsi"/>
+                <w:rFonts w:ascii="Aptos" w:hAnsi="Aptos" w:cstheme="majorHAnsi"/>
+                <w:color w:val="000000"/>
+                <w:sz w:val="21"/>
               </w:rPr>
               <w:t>5</w:t>
             </w:r>
@@ -4943,19 +4190,22 @@
         </w:tc>
         <w:tc>
           <w:tcPr>
-            <w:tcW w:w="1824" w:type="dxa"/>
-            <w:shd w:val="clear" w:color="auto" w:fill="DCE6F1"/>
+            <w:tcW w:w="1000" w:type="pct"/>
+            <w:shd w:val="clear" w:color="auto" w:fill="F2F6FA"/>
           </w:tcPr>
-          <w:p>
+          <w:p ns2:paraId="0112C2A3" ns2:textId="77777777">
             <w:pPr>
-              <w:jc w:val="center"/>
               <w:rPr>
-                <w:rFonts w:asciiTheme="majorHAnsi" w:hAnsiTheme="majorHAnsi" w:cstheme="majorHAnsi"/>
+                <w:rFonts w:ascii="Aptos" w:hAnsi="Aptos" w:cstheme="majorHAnsi"/>
+                <w:color w:val="000000"/>
+                <w:sz w:val="21"/>
               </w:rPr>
             </w:pPr>
             <w:r>
               <w:rPr>
-                <w:rFonts w:asciiTheme="majorHAnsi" w:hAnsiTheme="majorHAnsi" w:cstheme="majorHAnsi"/>
+                <w:rFonts w:ascii="Aptos" w:hAnsi="Aptos" w:cstheme="majorHAnsi"/>
+                <w:color w:val="000000"/>
+                <w:sz w:val="21"/>
               </w:rPr>
               <w:t>Random Agent</w:t>
             </w:r>
@@ -4963,19 +4213,22 @@
         </w:tc>
         <w:tc>
           <w:tcPr>
-            <w:tcW w:w="1824" w:type="dxa"/>
-            <w:shd w:val="clear" w:color="auto" w:fill="DCE6F1"/>
+            <w:tcW w:w="1000" w:type="pct"/>
+            <w:shd w:val="clear" w:color="auto" w:fill="F2F6FA"/>
           </w:tcPr>
-          <w:p>
+          <w:p ns2:paraId="47C18C9B" ns2:textId="77777777">
             <w:pPr>
-              <w:jc w:val="center"/>
               <w:rPr>
-                <w:rFonts w:asciiTheme="majorHAnsi" w:hAnsiTheme="majorHAnsi" w:cstheme="majorHAnsi"/>
+                <w:rFonts w:ascii="Aptos" w:hAnsi="Aptos" w:cstheme="majorHAnsi"/>
+                <w:color w:val="000000"/>
+                <w:sz w:val="21"/>
               </w:rPr>
             </w:pPr>
             <w:r>
               <w:rPr>
-                <w:rFonts w:asciiTheme="majorHAnsi" w:hAnsiTheme="majorHAnsi" w:cstheme="majorHAnsi"/>
+                <w:rFonts w:ascii="Aptos" w:hAnsi="Aptos" w:cstheme="majorHAnsi"/>
+                <w:color w:val="000000"/>
+                <w:sz w:val="21"/>
               </w:rPr>
               <w:t>~42%</w:t>
             </w:r>
@@ -4983,19 +4236,22 @@
         </w:tc>
         <w:tc>
           <w:tcPr>
-            <w:tcW w:w="1824" w:type="dxa"/>
-            <w:shd w:val="clear" w:color="auto" w:fill="DCE6F1"/>
+            <w:tcW w:w="1000" w:type="pct"/>
+            <w:shd w:val="clear" w:color="auto" w:fill="F2F6FA"/>
           </w:tcPr>
-          <w:p>
+          <w:p ns2:paraId="673BE249" ns2:textId="77777777">
             <w:pPr>
-              <w:jc w:val="center"/>
               <w:rPr>
-                <w:rFonts w:asciiTheme="majorHAnsi" w:hAnsiTheme="majorHAnsi" w:cstheme="majorHAnsi"/>
+                <w:rFonts w:ascii="Aptos" w:hAnsi="Aptos" w:cstheme="majorHAnsi"/>
+                <w:color w:val="000000"/>
+                <w:sz w:val="21"/>
               </w:rPr>
             </w:pPr>
             <w:r>
               <w:rPr>
-                <w:rFonts w:asciiTheme="majorHAnsi" w:hAnsiTheme="majorHAnsi" w:cstheme="majorHAnsi"/>
+                <w:rFonts w:ascii="Aptos" w:hAnsi="Aptos" w:cstheme="majorHAnsi"/>
+                <w:color w:val="000000"/>
+                <w:sz w:val="21"/>
               </w:rPr>
               <w:t>~5.1</w:t>
             </w:r>
@@ -5003,19 +4259,22 @@
         </w:tc>
         <w:tc>
           <w:tcPr>
-            <w:tcW w:w="1824" w:type="dxa"/>
-            <w:shd w:val="clear" w:color="auto" w:fill="DCE6F1"/>
+            <w:tcW w:w="1000" w:type="pct"/>
+            <w:shd w:val="clear" w:color="auto" w:fill="F2F6FA"/>
           </w:tcPr>
-          <w:p>
+          <w:p ns2:paraId="7F64F6DD" ns2:textId="77777777">
             <w:pPr>
-              <w:jc w:val="center"/>
               <w:rPr>
-                <w:rFonts w:asciiTheme="majorHAnsi" w:hAnsiTheme="majorHAnsi" w:cstheme="majorHAnsi"/>
+                <w:rFonts w:ascii="Aptos" w:hAnsi="Aptos" w:cstheme="majorHAnsi"/>
+                <w:color w:val="000000"/>
+                <w:sz w:val="21"/>
               </w:rPr>
             </w:pPr>
             <w:r>
               <w:rPr>
-                <w:rFonts w:asciiTheme="majorHAnsi" w:hAnsiTheme="majorHAnsi" w:cstheme="majorHAnsi"/>
+                <w:rFonts w:ascii="Aptos" w:hAnsi="Aptos" w:cstheme="majorHAnsi"/>
+                <w:color w:val="000000"/>
+                <w:sz w:val="21"/>
               </w:rPr>
               <w:t>~14.3</w:t>
             </w:r>
@@ -5023,14 +4282,14 @@
         </w:tc>
       </w:tr>
     </w:tbl>
-    <w:p>
+    <w:p ns2:paraId="6B37F02D" ns2:textId="77777777">
       <w:pPr>
         <w:rPr>
           <w:rFonts w:asciiTheme="majorHAnsi" w:hAnsiTheme="majorHAnsi" w:cstheme="majorHAnsi"/>
         </w:rPr>
       </w:pPr>
     </w:p>
-    <w:p>
+    <w:p ns2:paraId="5C05D359" ns2:textId="77777777">
       <w:pPr>
         <w:rPr>
           <w:rFonts w:asciiTheme="majorHAnsi" w:hAnsiTheme="majorHAnsi" w:cstheme="majorHAnsi"/>
@@ -5042,26 +4301,10 @@
           <w:rFonts w:asciiTheme="majorHAnsi" w:hAnsiTheme="majorHAnsi" w:cstheme="majorHAnsi"/>
           <w:lang w:val="nl-NL"/>
         </w:rPr>
-        <w:t>Opmerking: de exacte waarden zijn afhankelijk van de gebruikte woordenlijst en benchmark-</w:t>
-      </w:r>
-      <w:proofErr w:type="spellStart"/>
-      <w:r>
-        <w:rPr>
-          <w:rFonts w:asciiTheme="majorHAnsi" w:hAnsiTheme="majorHAnsi" w:cstheme="majorHAnsi"/>
-          <w:lang w:val="nl-NL"/>
-        </w:rPr>
-        <w:t>seed</w:t>
-      </w:r>
-      <w:proofErr w:type="spellEnd"/>
-      <w:r>
-        <w:rPr>
-          <w:rFonts w:asciiTheme="majorHAnsi" w:hAnsiTheme="majorHAnsi" w:cstheme="majorHAnsi"/>
-          <w:lang w:val="nl-NL"/>
-        </w:rPr>
-        <w:t>. Bovenstaande cijfers zijn representatief voor de in het notebook gerapporteerde resultaten.</w:t>
+        <w:t>Opmerking: de exacte waarden zijn afhankelijk van de gebruikte woordenlijst en benchmark-seed. Bovenstaande cijfers zijn representatief voor de in het notebook gerapporteerde resultaten.</w:t>
       </w:r>
     </w:p>
-    <w:p>
+    <w:p ns2:paraId="6689F7D6" ns2:textId="77777777">
       <w:pPr>
         <w:pStyle w:val="Heading2"/>
         <w:rPr>
@@ -5069,7 +4312,7 @@
           <w:lang w:val="nl-NL"/>
         </w:rPr>
       </w:pPr>
-      <w:bookmarkStart w:id="14" w:name="_Toc225792698"/>
+      <w:bookmarkStart w:id="14" w:name="_Toc225795108"/>
       <w:r>
         <w:rPr>
           <w:rFonts w:cstheme="majorHAnsi"/>
@@ -5080,7 +4323,7 @@
       </w:r>
       <w:bookmarkEnd w:id="14"/>
     </w:p>
-    <w:p>
+    <w:p ns2:paraId="55F5CC45" ns2:textId="77777777">
       <w:pPr>
         <w:rPr>
           <w:rFonts w:asciiTheme="majorHAnsi" w:hAnsiTheme="majorHAnsi" w:cstheme="majorHAnsi"/>
@@ -5095,7 +4338,7 @@
         <w:t>De progressie van strategie naar strategie is consistent zichtbaar:</w:t>
       </w:r>
     </w:p>
-    <w:p>
+    <w:p ns2:paraId="51AA52C0" ns2:textId="77777777">
       <w:pPr>
         <w:pStyle w:val="ListBullet"/>
         <w:rPr>
@@ -5108,99 +4351,23 @@
           <w:b/>
           <w:lang w:val="nl-NL"/>
         </w:rPr>
-        <w:t xml:space="preserve">Random → </w:t>
-      </w:r>
-      <w:proofErr w:type="spellStart"/>
-      <w:r>
-        <w:rPr>
-          <w:rFonts w:asciiTheme="majorHAnsi" w:hAnsiTheme="majorHAnsi" w:cstheme="majorHAnsi"/>
-          <w:b/>
-          <w:lang w:val="nl-NL"/>
-        </w:rPr>
-        <w:t>Frequency</w:t>
-      </w:r>
-      <w:proofErr w:type="spellEnd"/>
-      <w:r>
-        <w:rPr>
-          <w:rFonts w:asciiTheme="majorHAnsi" w:hAnsiTheme="majorHAnsi" w:cstheme="majorHAnsi"/>
-          <w:b/>
-          <w:lang w:val="nl-NL"/>
-        </w:rPr>
-        <w:t xml:space="preserve">: </w:t>
+        <w:t xml:space="preserve">Random → Frequency: </w:t>
       </w:r>
       <w:r>
         <w:rPr>
           <w:rFonts w:asciiTheme="majorHAnsi" w:hAnsiTheme="majorHAnsi" w:cstheme="majorHAnsi"/>
           <w:lang w:val="nl-NL"/>
         </w:rPr>
-        <w:t xml:space="preserve">Alleen al het volgen van Engelse letterfrequentie verhoogt de </w:t>
-      </w:r>
-      <w:proofErr w:type="spellStart"/>
-      <w:r>
-        <w:rPr>
-          <w:rFonts w:asciiTheme="majorHAnsi" w:hAnsiTheme="majorHAnsi" w:cstheme="majorHAnsi"/>
-          <w:lang w:val="nl-NL"/>
-        </w:rPr>
-        <w:t>winrate</w:t>
-      </w:r>
-      <w:proofErr w:type="spellEnd"/>
-      <w:r>
-        <w:rPr>
-          <w:rFonts w:asciiTheme="majorHAnsi" w:hAnsiTheme="majorHAnsi" w:cstheme="majorHAnsi"/>
-          <w:lang w:val="nl-NL"/>
-        </w:rPr>
-        <w:t xml:space="preserve"> met ~26 procentpunten. </w:t>
+        <w:t xml:space="preserve">Alleen al het volgen van Engelse letterfrequentie verhoogt de winrate met ~26 procentpunten. </w:t>
       </w:r>
       <w:r>
         <w:rPr>
           <w:rFonts w:asciiTheme="majorHAnsi" w:hAnsiTheme="majorHAnsi" w:cstheme="majorHAnsi"/>
         </w:rPr>
-        <w:t xml:space="preserve">Dit </w:t>
-      </w:r>
-      <w:proofErr w:type="spellStart"/>
-      <w:r>
-        <w:rPr>
-          <w:rFonts w:asciiTheme="majorHAnsi" w:hAnsiTheme="majorHAnsi" w:cstheme="majorHAnsi"/>
-        </w:rPr>
-        <w:t>bewijst</w:t>
-      </w:r>
-      <w:proofErr w:type="spellEnd"/>
-      <w:r>
-        <w:rPr>
-          <w:rFonts w:asciiTheme="majorHAnsi" w:hAnsiTheme="majorHAnsi" w:cstheme="majorHAnsi"/>
-        </w:rPr>
-        <w:t xml:space="preserve"> </w:t>
-      </w:r>
-      <w:proofErr w:type="spellStart"/>
-      <w:r>
-        <w:rPr>
-          <w:rFonts w:asciiTheme="majorHAnsi" w:hAnsiTheme="majorHAnsi" w:cstheme="majorHAnsi"/>
-        </w:rPr>
-        <w:t>dat</w:t>
-      </w:r>
-      <w:proofErr w:type="spellEnd"/>
-      <w:r>
-        <w:rPr>
-          <w:rFonts w:asciiTheme="majorHAnsi" w:hAnsiTheme="majorHAnsi" w:cstheme="majorHAnsi"/>
-        </w:rPr>
-        <w:t xml:space="preserve"> </w:t>
-      </w:r>
-      <w:proofErr w:type="spellStart"/>
-      <w:r>
-        <w:rPr>
-          <w:rFonts w:asciiTheme="majorHAnsi" w:hAnsiTheme="majorHAnsi" w:cstheme="majorHAnsi"/>
-        </w:rPr>
-        <w:t>taalstatistiek</w:t>
-      </w:r>
-      <w:proofErr w:type="spellEnd"/>
-      <w:r>
-        <w:rPr>
-          <w:rFonts w:asciiTheme="majorHAnsi" w:hAnsiTheme="majorHAnsi" w:cstheme="majorHAnsi"/>
-        </w:rPr>
-        <w:t xml:space="preserve"> een krachtig signaal is.</w:t>
+        <w:t>Dit bewijst dat taalstatistiek een krachtig signaal is.</w:t>
       </w:r>
     </w:p>
-    <w:p>
+    <w:p ns2:paraId="0E3567DE" ns2:textId="77777777">
       <w:pPr>
         <w:pStyle w:val="ListBullet"/>
         <w:rPr>
@@ -5208,59 +4375,13 @@
           <w:lang w:val="nl-NL"/>
         </w:rPr>
       </w:pPr>
-      <w:proofErr w:type="spellStart"/>
       <w:r>
         <w:rPr>
           <w:rFonts w:asciiTheme="majorHAnsi" w:hAnsiTheme="majorHAnsi" w:cstheme="majorHAnsi"/>
           <w:b/>
           <w:lang w:val="nl-NL"/>
         </w:rPr>
-        <w:t>Frequency</w:t>
-      </w:r>
-      <w:proofErr w:type="spellEnd"/>
-      <w:r>
-        <w:rPr>
-          <w:rFonts w:asciiTheme="majorHAnsi" w:hAnsiTheme="majorHAnsi" w:cstheme="majorHAnsi"/>
-          <w:b/>
-          <w:lang w:val="nl-NL"/>
-        </w:rPr>
-        <w:t xml:space="preserve"> → </w:t>
-      </w:r>
-      <w:proofErr w:type="spellStart"/>
-      <w:r>
-        <w:rPr>
-          <w:rFonts w:asciiTheme="majorHAnsi" w:hAnsiTheme="majorHAnsi" w:cstheme="majorHAnsi"/>
-          <w:b/>
-          <w:lang w:val="nl-NL"/>
-        </w:rPr>
-        <w:t>Positional</w:t>
-      </w:r>
-      <w:proofErr w:type="spellEnd"/>
-      <w:r>
-        <w:rPr>
-          <w:rFonts w:asciiTheme="majorHAnsi" w:hAnsiTheme="majorHAnsi" w:cstheme="majorHAnsi"/>
-          <w:b/>
-          <w:lang w:val="nl-NL"/>
-        </w:rPr>
-        <w:t xml:space="preserve"> </w:t>
-      </w:r>
-      <w:proofErr w:type="spellStart"/>
-      <w:r>
-        <w:rPr>
-          <w:rFonts w:asciiTheme="majorHAnsi" w:hAnsiTheme="majorHAnsi" w:cstheme="majorHAnsi"/>
-          <w:b/>
-          <w:lang w:val="nl-NL"/>
-        </w:rPr>
-        <w:t>Frequency</w:t>
-      </w:r>
-      <w:proofErr w:type="spellEnd"/>
-      <w:r>
-        <w:rPr>
-          <w:rFonts w:asciiTheme="majorHAnsi" w:hAnsiTheme="majorHAnsi" w:cstheme="majorHAnsi"/>
-          <w:b/>
-          <w:lang w:val="nl-NL"/>
-        </w:rPr>
-        <w:t xml:space="preserve">: </w:t>
+        <w:t xml:space="preserve">Frequency → Positional Frequency: </w:t>
       </w:r>
       <w:r>
         <w:rPr>
@@ -5270,7 +4391,7 @@
         <w:t>De positiebewuste variant wint ~4 procentpunten extra. Het effect is bescheiden omdat de woordenlijst niet gefilterd wordt op het spelverloop.</w:t>
       </w:r>
     </w:p>
-    <w:p>
+    <w:p ns2:paraId="31DE7A81" ns2:textId="77777777">
       <w:pPr>
         <w:pStyle w:val="ListBullet"/>
         <w:rPr>
@@ -5278,59 +4399,13 @@
           <w:lang w:val="nl-NL"/>
         </w:rPr>
       </w:pPr>
-      <w:proofErr w:type="spellStart"/>
       <w:r>
         <w:rPr>
           <w:rFonts w:asciiTheme="majorHAnsi" w:hAnsiTheme="majorHAnsi" w:cstheme="majorHAnsi"/>
           <w:b/>
           <w:lang w:val="nl-NL"/>
         </w:rPr>
-        <w:t>Positional</w:t>
-      </w:r>
-      <w:proofErr w:type="spellEnd"/>
-      <w:r>
-        <w:rPr>
-          <w:rFonts w:asciiTheme="majorHAnsi" w:hAnsiTheme="majorHAnsi" w:cstheme="majorHAnsi"/>
-          <w:b/>
-          <w:lang w:val="nl-NL"/>
-        </w:rPr>
-        <w:t xml:space="preserve"> </w:t>
-      </w:r>
-      <w:proofErr w:type="spellStart"/>
-      <w:r>
-        <w:rPr>
-          <w:rFonts w:asciiTheme="majorHAnsi" w:hAnsiTheme="majorHAnsi" w:cstheme="majorHAnsi"/>
-          <w:b/>
-          <w:lang w:val="nl-NL"/>
-        </w:rPr>
-        <w:t>Frequency</w:t>
-      </w:r>
-      <w:proofErr w:type="spellEnd"/>
-      <w:r>
-        <w:rPr>
-          <w:rFonts w:asciiTheme="majorHAnsi" w:hAnsiTheme="majorHAnsi" w:cstheme="majorHAnsi"/>
-          <w:b/>
-          <w:lang w:val="nl-NL"/>
-        </w:rPr>
-        <w:t xml:space="preserve"> → Word List </w:t>
-      </w:r>
-      <w:proofErr w:type="spellStart"/>
-      <w:r>
-        <w:rPr>
-          <w:rFonts w:asciiTheme="majorHAnsi" w:hAnsiTheme="majorHAnsi" w:cstheme="majorHAnsi"/>
-          <w:b/>
-          <w:lang w:val="nl-NL"/>
-        </w:rPr>
-        <w:t>Elimination</w:t>
-      </w:r>
-      <w:proofErr w:type="spellEnd"/>
-      <w:r>
-        <w:rPr>
-          <w:rFonts w:asciiTheme="majorHAnsi" w:hAnsiTheme="majorHAnsi" w:cstheme="majorHAnsi"/>
-          <w:b/>
-          <w:lang w:val="nl-NL"/>
-        </w:rPr>
-        <w:t xml:space="preserve">: </w:t>
+        <w:t xml:space="preserve">Positional Frequency → Word List Elimination: </w:t>
       </w:r>
       <w:r>
         <w:rPr>
@@ -5340,9 +4415,8 @@
         <w:t>Dit is de grootste stap: ~17 procentpunten winst. Door de kandidatenlijst na elke gok te filteren wordt elke volgende keuze aanzienlijk gerichter.</w:t>
       </w:r>
     </w:p>
-    <w:p>
-      <w:pPr>
-        <w:pStyle w:val="ListBullet"/>
+    <w:p ns2:paraId="55F5CC45" ns2:textId="77777777">
+      <w:pPr>
         <w:rPr>
           <w:rFonts w:asciiTheme="majorHAnsi" w:hAnsiTheme="majorHAnsi" w:cstheme="majorHAnsi"/>
           <w:lang w:val="nl-NL"/>
@@ -5351,88 +4425,12 @@
       <w:r>
         <w:rPr>
           <w:rFonts w:asciiTheme="majorHAnsi" w:hAnsiTheme="majorHAnsi" w:cstheme="majorHAnsi"/>
-          <w:b/>
-          <w:lang w:val="nl-NL"/>
-        </w:rPr>
-        <w:t xml:space="preserve">Word List </w:t>
-      </w:r>
-      <w:proofErr w:type="spellStart"/>
-      <w:r>
-        <w:rPr>
-          <w:rFonts w:asciiTheme="majorHAnsi" w:hAnsiTheme="majorHAnsi" w:cstheme="majorHAnsi"/>
-          <w:b/>
-          <w:lang w:val="nl-NL"/>
-        </w:rPr>
-        <w:t>Elimination</w:t>
-      </w:r>
-      <w:proofErr w:type="spellEnd"/>
-      <w:r>
-        <w:rPr>
-          <w:rFonts w:asciiTheme="majorHAnsi" w:hAnsiTheme="majorHAnsi" w:cstheme="majorHAnsi"/>
-          <w:b/>
-          <w:lang w:val="nl-NL"/>
-        </w:rPr>
-        <w:t xml:space="preserve"> → </w:t>
-      </w:r>
-      <w:proofErr w:type="spellStart"/>
-      <w:r>
-        <w:rPr>
-          <w:rFonts w:asciiTheme="majorHAnsi" w:hAnsiTheme="majorHAnsi" w:cstheme="majorHAnsi"/>
-          <w:b/>
-          <w:lang w:val="nl-NL"/>
-        </w:rPr>
-        <w:t>Entropy</w:t>
-      </w:r>
-      <w:proofErr w:type="spellEnd"/>
-      <w:r>
-        <w:rPr>
-          <w:rFonts w:asciiTheme="majorHAnsi" w:hAnsiTheme="majorHAnsi" w:cstheme="majorHAnsi"/>
-          <w:b/>
-          <w:lang w:val="nl-NL"/>
-        </w:rPr>
-        <w:t xml:space="preserve">: </w:t>
-      </w:r>
-      <w:r>
-        <w:rPr>
-          <w:rFonts w:asciiTheme="majorHAnsi" w:hAnsiTheme="majorHAnsi" w:cstheme="majorHAnsi"/>
-          <w:lang w:val="nl-NL"/>
-        </w:rPr>
-        <w:t xml:space="preserve">De </w:t>
-      </w:r>
-      <w:proofErr w:type="spellStart"/>
-      <w:r>
-        <w:rPr>
-          <w:rFonts w:asciiTheme="majorHAnsi" w:hAnsiTheme="majorHAnsi" w:cstheme="majorHAnsi"/>
-          <w:lang w:val="nl-NL"/>
-        </w:rPr>
-        <w:t>Entropy</w:t>
-      </w:r>
-      <w:proofErr w:type="spellEnd"/>
-      <w:r>
-        <w:rPr>
-          <w:rFonts w:asciiTheme="majorHAnsi" w:hAnsiTheme="majorHAnsi" w:cstheme="majorHAnsi"/>
-          <w:lang w:val="nl-NL"/>
-        </w:rPr>
-        <w:t xml:space="preserve"> Agent voegt ~2 procentpunten toe op kleine woordenlijsten, maar het voordeel groeit fors bij grotere </w:t>
-      </w:r>
-      <w:proofErr w:type="spellStart"/>
-      <w:r>
-        <w:rPr>
-          <w:rFonts w:asciiTheme="majorHAnsi" w:hAnsiTheme="majorHAnsi" w:cstheme="majorHAnsi"/>
-          <w:lang w:val="nl-NL"/>
-        </w:rPr>
-        <w:t>vocabularies</w:t>
-      </w:r>
-      <w:proofErr w:type="spellEnd"/>
-      <w:r>
-        <w:rPr>
-          <w:rFonts w:asciiTheme="majorHAnsi" w:hAnsiTheme="majorHAnsi" w:cstheme="majorHAnsi"/>
-          <w:lang w:val="nl-NL"/>
-        </w:rPr>
-        <w:t xml:space="preserve"> (&gt;10.000 woorden).</w:t>
+          <w:lang w:val="nl-NL"/>
+        </w:rPr>
+        <w:t>Word List Elimination → Entropy: Op kleine woordenlijsten is het verschil beperkt, en na vergroting van de woordenlijst blijken beide strategieën in de praktijk gelijkwaardig te presteren.</w:t>
       </w:r>
     </w:p>
-    <w:p>
+    <w:p ns2:paraId="6689F7D6" ns2:textId="77777777">
       <w:pPr>
         <w:pStyle w:val="Heading2"/>
         <w:rPr>
@@ -5440,7 +4438,7 @@
           <w:lang w:val="nl-NL"/>
         </w:rPr>
       </w:pPr>
-      <w:bookmarkStart w:id="15" w:name="_Toc225792699"/>
+      <w:bookmarkStart w:id="14" w:name="_Toc225795108"/>
       <w:r>
         <w:rPr>
           <w:rFonts w:cstheme="majorHAnsi"/>
@@ -5449,9 +4447,9 @@
         </w:rPr>
         <w:t>3.3 Vergelijking op grotere woordenlijsten</w:t>
       </w:r>
-      <w:bookmarkEnd w:id="15"/>
+      <w:bookmarkEnd w:id="14"/>
     </w:p>
-    <w:p>
+    <w:p ns2:paraId="55F5CC45" ns2:textId="77777777">
       <w:pPr>
         <w:rPr>
           <w:rFonts w:asciiTheme="majorHAnsi" w:hAnsiTheme="majorHAnsi" w:cstheme="majorHAnsi"/>
@@ -5463,112 +4461,103 @@
           <w:rFonts w:asciiTheme="majorHAnsi" w:hAnsiTheme="majorHAnsi" w:cstheme="majorHAnsi"/>
           <w:lang w:val="nl-NL"/>
         </w:rPr>
-        <w:t xml:space="preserve">Bij grotere </w:t>
-      </w:r>
-      <w:proofErr w:type="spellStart"/>
-      <w:r>
-        <w:rPr>
-          <w:rFonts w:asciiTheme="majorHAnsi" w:hAnsiTheme="majorHAnsi" w:cstheme="majorHAnsi"/>
-          <w:lang w:val="nl-NL"/>
-        </w:rPr>
-        <w:t>vocabularies</w:t>
-      </w:r>
-      <w:proofErr w:type="spellEnd"/>
-      <w:r>
-        <w:rPr>
-          <w:rFonts w:asciiTheme="majorHAnsi" w:hAnsiTheme="majorHAnsi" w:cstheme="majorHAnsi"/>
-          <w:lang w:val="nl-NL"/>
-        </w:rPr>
-        <w:t xml:space="preserve"> (tot ~30.000 woorden) vergroot het voordeel van de </w:t>
-      </w:r>
-      <w:proofErr w:type="spellStart"/>
-      <w:r>
-        <w:rPr>
-          <w:rFonts w:asciiTheme="majorHAnsi" w:hAnsiTheme="majorHAnsi" w:cstheme="majorHAnsi"/>
-          <w:lang w:val="nl-NL"/>
-        </w:rPr>
-        <w:t>Entropy</w:t>
-      </w:r>
-      <w:proofErr w:type="spellEnd"/>
-      <w:r>
-        <w:rPr>
-          <w:rFonts w:asciiTheme="majorHAnsi" w:hAnsiTheme="majorHAnsi" w:cstheme="majorHAnsi"/>
-          <w:lang w:val="nl-NL"/>
-        </w:rPr>
-        <w:t xml:space="preserve"> Agent. Wanneer er duizenden kandidaten zijn, produceert een </w:t>
-      </w:r>
-      <w:proofErr w:type="spellStart"/>
-      <w:r>
-        <w:rPr>
-          <w:rFonts w:asciiTheme="majorHAnsi" w:hAnsiTheme="majorHAnsi" w:cstheme="majorHAnsi"/>
-          <w:lang w:val="nl-NL"/>
-        </w:rPr>
-        <w:t>informatieoptimale</w:t>
-      </w:r>
-      <w:proofErr w:type="spellEnd"/>
-      <w:r>
-        <w:rPr>
-          <w:rFonts w:asciiTheme="majorHAnsi" w:hAnsiTheme="majorHAnsi" w:cstheme="majorHAnsi"/>
-          <w:lang w:val="nl-NL"/>
-        </w:rPr>
-        <w:t xml:space="preserve"> opsplitsing meer nuttige informatie dan simpelweg de meest-voorkomende letter kiezen.</w:t>
+        <w:t>Bij grotere vocabularies (tot ~30.000 woorden) blijkt geen structureel voordeel voor de Entropy Agent. Wanneer de woordenlijst sterk groeit, presteren Word List Elimination en Entropy in de praktijk nagenoeg gelijk.</w:t>
       </w:r>
     </w:p>
     <w:tbl>
       <w:tblPr>
         <w:tblStyle w:val="TableGrid"/>
-        <w:tblW w:w="0" w:type="auto"/>
+        <w:tblW w:w="5000" w:type="pct"/>
         <w:jc w:val="center"/>
         <w:tblLook w:val="04A0" w:firstRow="1" w:lastRow="0" w:firstColumn="1" w:lastColumn="0" w:noHBand="0" w:noVBand="1"/>
       </w:tblPr>
       <w:tblGrid>
-        <w:gridCol w:w="3041"/>
-        <w:gridCol w:w="3041"/>
-        <w:gridCol w:w="3041"/>
+        <w:gridCol w:w="3114"/>
+        <w:gridCol w:w="3113"/>
+        <w:gridCol w:w="3111"/>
       </w:tblGrid>
-      <w:tr>
+      <w:tr ns2:paraId="3CDFEF0A" ns2:textId="77777777">
         <w:trPr>
           <w:jc w:val="center"/>
         </w:trPr>
         <w:tc>
           <w:tcPr>
-            <w:tcW w:w="3041" w:type="dxa"/>
-            <w:shd w:val="clear" w:color="auto" w:fill="1F497D"/>
+            <w:tcW w:w="1667" w:type="pct"/>
+            <w:tcBorders>
+              <w:bottom w:val="single" w:sz="4" w:space="0" w:color="auto"/>
+            </w:tcBorders>
+            <w:shd w:val="clear" w:color="auto" w:fill="1F3679"/>
           </w:tcPr>
-          <w:p>
+          <w:p ns2:paraId="574599C6" ns2:textId="77777777">
             <w:pPr>
+              <w:jc w:val="center"/>
               <w:rPr>
-                <w:rFonts w:asciiTheme="majorHAnsi" w:hAnsiTheme="majorHAnsi" w:cstheme="majorHAnsi"/>
+                <w:rFonts w:ascii="Aptos" w:hAnsi="Aptos" w:cstheme="majorHAnsi"/>
+                <w:b/>
+                <w:color w:val="FFFFFF"/>
+                <w:sz w:val="21"/>
+                <w:lang w:val="nl-NL"/>
               </w:rPr>
             </w:pPr>
-            <w:proofErr w:type="spellStart"/>
             <w:r>
               <w:rPr>
-                <w:rFonts w:asciiTheme="majorHAnsi" w:hAnsiTheme="majorHAnsi" w:cstheme="majorHAnsi"/>
+                <w:rFonts w:ascii="Aptos" w:hAnsi="Aptos" w:cstheme="majorHAnsi"/>
                 <w:b/>
                 <w:color w:val="FFFFFF"/>
+                <w:sz w:val="21"/>
+                <w:lang w:val="nl-NL"/>
               </w:rPr>
               <w:t>Woordenlijstgrootte</w:t>
             </w:r>
-            <w:proofErr w:type="spellEnd"/>
+          </w:p>
+          <w:p ns2:paraId="58CB96F3" ns2:textId="480086F1">
+            <w:pPr>
+              <w:jc w:val="center"/>
+              <w:rPr>
+                <w:rFonts w:ascii="Aptos" w:hAnsi="Aptos" w:cstheme="majorHAnsi"/>
+                <w:b/>
+                <w:color w:val="FFFFFF"/>
+                <w:sz w:val="21"/>
+                <w:lang w:val="nl-NL"/>
+              </w:rPr>
+            </w:pPr>
+            <w:r>
+              <w:rPr>
+                <w:rFonts w:ascii="Aptos" w:hAnsi="Aptos" w:cstheme="majorHAnsi"/>
+                <w:b/>
+                <w:color w:val="FFFFFF"/>
+                <w:sz w:val="21"/>
+                <w:lang w:val="nl-NL"/>
+              </w:rPr>
+              <w:t/>
+            </w:r>
           </w:p>
         </w:tc>
         <w:tc>
           <w:tcPr>
-            <w:tcW w:w="3041" w:type="dxa"/>
-            <w:shd w:val="clear" w:color="auto" w:fill="1F497D"/>
+            <w:tcW w:w="1667" w:type="pct"/>
+            <w:tcBorders>
+              <w:bottom w:val="single" w:sz="4" w:space="0" w:color="auto"/>
+            </w:tcBorders>
+            <w:shd w:val="clear" w:color="auto" w:fill="1F3679"/>
           </w:tcPr>
-          <w:p>
+          <w:p ns2:paraId="156AC471" ns2:textId="702E74F4">
             <w:pPr>
+              <w:jc w:val="center"/>
               <w:rPr>
-                <w:rFonts w:asciiTheme="majorHAnsi" w:hAnsiTheme="majorHAnsi" w:cstheme="majorHAnsi"/>
+                <w:rFonts w:ascii="Aptos" w:hAnsi="Aptos" w:cstheme="majorHAnsi"/>
+                <w:b/>
+                <w:color w:val="FFFFFF"/>
+                <w:sz w:val="21"/>
               </w:rPr>
             </w:pPr>
             <w:r>
               <w:rPr>
-                <w:rFonts w:asciiTheme="majorHAnsi" w:hAnsiTheme="majorHAnsi" w:cstheme="majorHAnsi"/>
+                <w:rFonts w:ascii="Aptos" w:hAnsi="Aptos" w:cstheme="majorHAnsi"/>
                 <w:b/>
                 <w:color w:val="FFFFFF"/>
+                <w:sz w:val="21"/>
+                <w:lang w:val="nl-NL"/>
               </w:rPr>
               <w:t>Beste strategie</w:t>
             </w:r>
@@ -5576,45 +4565,59 @@
         </w:tc>
         <w:tc>
           <w:tcPr>
-            <w:tcW w:w="3041" w:type="dxa"/>
-            <w:shd w:val="clear" w:color="auto" w:fill="1F497D"/>
+            <w:tcW w:w="1667" w:type="pct"/>
+            <w:tcBorders>
+              <w:bottom w:val="single" w:sz="4" w:space="0" w:color="auto"/>
+            </w:tcBorders>
+            <w:shd w:val="clear" w:color="auto" w:fill="1F3679"/>
           </w:tcPr>
-          <w:p>
+          <w:p ns2:paraId="3BFEE690" ns2:textId="43E511A1">
             <w:pPr>
+              <w:jc w:val="center"/>
               <w:rPr>
-                <w:rFonts w:asciiTheme="majorHAnsi" w:hAnsiTheme="majorHAnsi" w:cstheme="majorHAnsi"/>
+                <w:rFonts w:ascii="Aptos" w:hAnsi="Aptos" w:cstheme="majorHAnsi"/>
+                <w:b/>
+                <w:color w:val="FFFFFF"/>
+                <w:sz w:val="21"/>
               </w:rPr>
             </w:pPr>
             <w:r>
               <w:rPr>
-                <w:rFonts w:asciiTheme="majorHAnsi" w:hAnsiTheme="majorHAnsi" w:cstheme="majorHAnsi"/>
+                <w:rFonts w:ascii="Aptos" w:hAnsi="Aptos" w:cstheme="majorHAnsi"/>
                 <w:b/>
                 <w:color w:val="FFFFFF"/>
+                <w:sz w:val="21"/>
               </w:rPr>
               <w:t>Tweede strategie</w:t>
             </w:r>
           </w:p>
         </w:tc>
       </w:tr>
-      <w:tr>
+      <w:tr ns2:paraId="2A1761B5" ns2:textId="77777777">
         <w:trPr>
           <w:jc w:val="center"/>
         </w:trPr>
         <w:tc>
           <w:tcPr>
-            <w:tcW w:w="3041" w:type="dxa"/>
-            <w:shd w:val="clear" w:color="auto" w:fill="DCE6F1"/>
+            <w:tcW w:w="1667" w:type="pct"/>
+            <w:tcBorders>
+              <w:bottom w:val="single" w:sz="4" w:space="0" w:color="auto"/>
+            </w:tcBorders>
+            <w:shd w:val="clear" w:color="auto" w:fill="F2F6FA"/>
           </w:tcPr>
-          <w:p>
+          <w:p ns2:paraId="75E22C78" ns2:textId="102B31C5">
             <w:pPr>
-              <w:jc w:val="center"/>
               <w:rPr>
-                <w:rFonts w:asciiTheme="majorHAnsi" w:hAnsiTheme="majorHAnsi" w:cstheme="majorHAnsi"/>
+                <w:rFonts w:ascii="Aptos" w:hAnsi="Aptos" w:cstheme="majorHAnsi"/>
+                <w:color w:val="000000"/>
+                <w:sz w:val="21"/>
               </w:rPr>
             </w:pPr>
             <w:r>
               <w:rPr>
-                <w:rFonts w:asciiTheme="majorHAnsi" w:hAnsiTheme="majorHAnsi" w:cstheme="majorHAnsi"/>
+                <w:rFonts w:ascii="Aptos" w:hAnsi="Aptos" w:cstheme="majorHAnsi"/>
+                <w:color w:val="000000"/>
+                <w:sz w:val="21"/>
               </w:rPr>
               <w:t>&lt; 5.000 woorden</w:t>
             </w:r>
@@ -5622,19 +4625,25 @@
         </w:tc>
         <w:tc>
           <w:tcPr>
-            <w:tcW w:w="3041" w:type="dxa"/>
-            <w:shd w:val="clear" w:color="auto" w:fill="DCE6F1"/>
+            <w:tcW w:w="1667" w:type="pct"/>
+            <w:tcBorders>
+              <w:bottom w:val="single" w:sz="4" w:space="0" w:color="auto"/>
+            </w:tcBorders>
+            <w:shd w:val="clear" w:color="auto" w:fill="F2F6FA"/>
           </w:tcPr>
-          <w:p>
+          <w:p ns2:paraId="00D0EFA2" ns2:textId="60D51278">
             <w:pPr>
-              <w:jc w:val="center"/>
               <w:rPr>
-                <w:rFonts w:asciiTheme="majorHAnsi" w:hAnsiTheme="majorHAnsi" w:cstheme="majorHAnsi"/>
+                <w:rFonts w:ascii="Aptos" w:hAnsi="Aptos" w:cstheme="majorHAnsi"/>
+                <w:color w:val="000000"/>
+                <w:sz w:val="21"/>
               </w:rPr>
             </w:pPr>
             <w:r>
               <w:rPr>
-                <w:rFonts w:asciiTheme="majorHAnsi" w:hAnsiTheme="majorHAnsi" w:cstheme="majorHAnsi"/>
+                <w:rFonts w:ascii="Aptos" w:hAnsi="Aptos" w:cstheme="majorHAnsi"/>
+                <w:color w:val="000000"/>
+                <w:sz w:val="21"/>
               </w:rPr>
               <w:t>Word List Elimination</w:t>
             </w:r>
@@ -5642,43 +4651,56 @@
         </w:tc>
         <w:tc>
           <w:tcPr>
-            <w:tcW w:w="3041" w:type="dxa"/>
-            <w:shd w:val="clear" w:color="auto" w:fill="DCE6F1"/>
+            <w:tcW w:w="1667" w:type="pct"/>
+            <w:tcBorders>
+              <w:bottom w:val="single" w:sz="4" w:space="0" w:color="auto"/>
+            </w:tcBorders>
+            <w:shd w:val="clear" w:color="auto" w:fill="F2F6FA"/>
           </w:tcPr>
-          <w:p>
+          <w:p ns2:paraId="6A85CD06" ns2:textId="5018EDBE">
             <w:pPr>
-              <w:jc w:val="center"/>
               <w:rPr>
-                <w:rFonts w:asciiTheme="majorHAnsi" w:hAnsiTheme="majorHAnsi" w:cstheme="majorHAnsi"/>
+                <w:rFonts w:ascii="Aptos" w:hAnsi="Aptos" w:cstheme="majorHAnsi"/>
+                <w:color w:val="000000"/>
+                <w:sz w:val="21"/>
               </w:rPr>
             </w:pPr>
             <w:r>
               <w:rPr>
-                <w:rFonts w:asciiTheme="majorHAnsi" w:hAnsiTheme="majorHAnsi" w:cstheme="majorHAnsi"/>
+                <w:rFonts w:ascii="Aptos" w:hAnsi="Aptos" w:cstheme="majorHAnsi"/>
+                <w:color w:val="000000"/>
+                <w:sz w:val="21"/>
               </w:rPr>
               <w:t>Entropy</w:t>
             </w:r>
           </w:p>
         </w:tc>
       </w:tr>
-      <w:tr>
+      <w:tr ns2:paraId="781F9F2A" ns2:textId="77777777">
         <w:trPr>
           <w:jc w:val="center"/>
         </w:trPr>
         <w:tc>
           <w:tcPr>
-            <w:tcW w:w="3041" w:type="dxa"/>
+            <w:tcW w:w="1667" w:type="pct"/>
+            <w:tcBorders>
+              <w:bottom w:val="single" w:sz="4" w:space="0" w:color="auto"/>
+            </w:tcBorders>
+            <w:shd w:val="clear" w:color="auto" w:fill="FFFFFF"/>
           </w:tcPr>
-          <w:p>
+          <w:p ns2:paraId="5E0C2BBA" ns2:textId="374CC174">
             <w:pPr>
-              <w:jc w:val="center"/>
               <w:rPr>
-                <w:rFonts w:asciiTheme="majorHAnsi" w:hAnsiTheme="majorHAnsi" w:cstheme="majorHAnsi"/>
+                <w:rFonts w:ascii="Aptos" w:hAnsi="Aptos" w:cstheme="majorHAnsi"/>
+                <w:color w:val="000000"/>
+                <w:sz w:val="21"/>
               </w:rPr>
             </w:pPr>
             <w:r>
               <w:rPr>
-                <w:rFonts w:asciiTheme="majorHAnsi" w:hAnsiTheme="majorHAnsi" w:cstheme="majorHAnsi"/>
+                <w:rFonts w:ascii="Aptos" w:hAnsi="Aptos" w:cstheme="majorHAnsi"/>
+                <w:color w:val="000000"/>
+                <w:sz w:val="21"/>
               </w:rPr>
               <w:t>5.000 – 10.000</w:t>
             </w:r>
@@ -5686,18 +4708,25 @@
         </w:tc>
         <w:tc>
           <w:tcPr>
-            <w:tcW w:w="3041" w:type="dxa"/>
+            <w:tcW w:w="1667" w:type="pct"/>
+            <w:tcBorders>
+              <w:bottom w:val="single" w:sz="4" w:space="0" w:color="auto"/>
+            </w:tcBorders>
+            <w:shd w:val="clear" w:color="auto" w:fill="FFFFFF"/>
           </w:tcPr>
-          <w:p>
+          <w:p ns2:paraId="13F669A5" ns2:textId="02F331ED">
             <w:pPr>
-              <w:jc w:val="center"/>
               <w:rPr>
-                <w:rFonts w:asciiTheme="majorHAnsi" w:hAnsiTheme="majorHAnsi" w:cstheme="majorHAnsi"/>
+                <w:rFonts w:ascii="Aptos" w:hAnsi="Aptos" w:cstheme="majorHAnsi"/>
+                <w:color w:val="000000"/>
+                <w:sz w:val="21"/>
               </w:rPr>
             </w:pPr>
             <w:r>
               <w:rPr>
-                <w:rFonts w:asciiTheme="majorHAnsi" w:hAnsiTheme="majorHAnsi" w:cstheme="majorHAnsi"/>
+                <w:rFonts w:ascii="Aptos" w:hAnsi="Aptos" w:cstheme="majorHAnsi"/>
+                <w:color w:val="000000"/>
+                <w:sz w:val="21"/>
               </w:rPr>
               <w:t>Nagenoeg gelijk</w:t>
             </w:r>
@@ -5705,43 +4734,53 @@
         </w:tc>
         <w:tc>
           <w:tcPr>
-            <w:tcW w:w="3041" w:type="dxa"/>
+            <w:tcW w:w="1667" w:type="pct"/>
+            <w:tcBorders>
+              <w:bottom w:val="single" w:sz="4" w:space="0" w:color="auto"/>
+            </w:tcBorders>
+            <w:shd w:val="clear" w:color="auto" w:fill="FFFFFF"/>
           </w:tcPr>
-          <w:p>
+          <w:p ns2:paraId="6F3FA812" ns2:textId="0D8DBCFD">
             <w:pPr>
-              <w:jc w:val="center"/>
               <w:rPr>
-                <w:rFonts w:asciiTheme="majorHAnsi" w:hAnsiTheme="majorHAnsi" w:cstheme="majorHAnsi"/>
+                <w:rFonts w:ascii="Aptos" w:hAnsi="Aptos" w:cstheme="majorHAnsi"/>
+                <w:color w:val="000000"/>
+                <w:sz w:val="21"/>
               </w:rPr>
             </w:pPr>
             <w:r>
               <w:rPr>
-                <w:rFonts w:asciiTheme="majorHAnsi" w:hAnsiTheme="majorHAnsi" w:cstheme="majorHAnsi"/>
+                <w:rFonts w:ascii="Aptos" w:hAnsi="Aptos" w:cstheme="majorHAnsi"/>
+                <w:color w:val="000000"/>
+                <w:sz w:val="21"/>
               </w:rPr>
               <w:t>Licht voordeel Entropy</w:t>
             </w:r>
           </w:p>
         </w:tc>
       </w:tr>
-      <w:tr>
+      <w:tr ns2:paraId="677E37FD" ns2:textId="77777777">
         <w:trPr>
           <w:jc w:val="center"/>
         </w:trPr>
         <w:tc>
           <w:tcPr>
-            <w:tcW w:w="3041" w:type="dxa"/>
-            <w:shd w:val="clear" w:color="auto" w:fill="DCE6F1"/>
+            <w:tcW w:w="1667" w:type="pct"/>
+            <w:shd w:val="clear" w:color="auto" w:fill="F2F6FA"/>
           </w:tcPr>
-          <w:p>
+          <w:p ns2:paraId="702A0C5C" ns2:textId="0ABC19D5">
             <w:pPr>
-              <w:jc w:val="center"/>
               <w:rPr>
-                <w:rFonts w:asciiTheme="majorHAnsi" w:hAnsiTheme="majorHAnsi" w:cstheme="majorHAnsi"/>
+                <w:rFonts w:ascii="Aptos" w:hAnsi="Aptos" w:cstheme="majorHAnsi"/>
+                <w:color w:val="000000"/>
+                <w:sz w:val="21"/>
               </w:rPr>
             </w:pPr>
             <w:r>
               <w:rPr>
-                <w:rFonts w:asciiTheme="majorHAnsi" w:hAnsiTheme="majorHAnsi" w:cstheme="majorHAnsi"/>
+                <w:rFonts w:ascii="Aptos" w:hAnsi="Aptos" w:cstheme="majorHAnsi"/>
+                <w:color w:val="000000"/>
+                <w:sz w:val="21"/>
               </w:rPr>
               <w:t>&gt; 10.000 woorden</w:t>
             </w:r>
@@ -5749,72 +4788,77 @@
         </w:tc>
         <w:tc>
           <w:tcPr>
-            <w:tcW w:w="3041" w:type="dxa"/>
-            <w:shd w:val="clear" w:color="auto" w:fill="DCE6F1"/>
+            <w:tcW w:w="1667" w:type="pct"/>
+            <w:shd w:val="clear" w:color="auto" w:fill="F2F6FA"/>
           </w:tcPr>
-          <w:p>
+          <w:p ns2:paraId="18291A3D" ns2:textId="0CAB2DDB">
             <w:pPr>
-              <w:jc w:val="center"/>
               <w:rPr>
-                <w:rFonts w:asciiTheme="majorHAnsi" w:hAnsiTheme="majorHAnsi" w:cstheme="majorHAnsi"/>
+                <w:rFonts w:ascii="Aptos" w:hAnsi="Aptos" w:cstheme="majorHAnsi"/>
+                <w:color w:val="000000"/>
+                <w:sz w:val="21"/>
               </w:rPr>
             </w:pPr>
             <w:r>
               <w:rPr>
-                <w:rFonts w:asciiTheme="majorHAnsi" w:hAnsiTheme="majorHAnsi" w:cstheme="majorHAnsi"/>
+                <w:rFonts w:ascii="Aptos" w:hAnsi="Aptos" w:cstheme="majorHAnsi"/>
+                <w:color w:val="000000"/>
+                <w:sz w:val="21"/>
               </w:rPr>
-              <w:t>Entropy</w:t>
+              <w:t>Nagenoeg gelijk</w:t>
             </w:r>
           </w:p>
         </w:tc>
         <w:tc>
           <w:tcPr>
-            <w:tcW w:w="3041" w:type="dxa"/>
-            <w:shd w:val="clear" w:color="auto" w:fill="DCE6F1"/>
+            <w:tcW w:w="1667" w:type="pct"/>
+            <w:shd w:val="clear" w:color="auto" w:fill="F2F6FA"/>
           </w:tcPr>
-          <w:p>
+          <w:p ns2:paraId="7BE05087" ns2:textId="21F4D0F2">
             <w:pPr>
-              <w:jc w:val="center"/>
               <w:rPr>
-                <w:rFonts w:asciiTheme="majorHAnsi" w:hAnsiTheme="majorHAnsi" w:cstheme="majorHAnsi"/>
+                <w:rFonts w:ascii="Aptos" w:hAnsi="Aptos" w:cstheme="majorHAnsi"/>
+                <w:color w:val="000000"/>
+                <w:sz w:val="21"/>
               </w:rPr>
             </w:pPr>
             <w:r>
               <w:rPr>
-                <w:rFonts w:asciiTheme="majorHAnsi" w:hAnsiTheme="majorHAnsi" w:cstheme="majorHAnsi"/>
+                <w:rFonts w:ascii="Aptos" w:hAnsi="Aptos" w:cstheme="majorHAnsi"/>
+                <w:color w:val="000000"/>
+                <w:sz w:val="21"/>
               </w:rPr>
-              <w:t>Word List Elimination</w:t>
+              <w:t>Geen duidelijke winnaar</w:t>
             </w:r>
           </w:p>
         </w:tc>
       </w:tr>
     </w:tbl>
-    <w:p>
+    <w:p ns2:paraId="7036C2F1" ns2:textId="77777777">
       <w:pPr>
         <w:rPr>
           <w:rFonts w:asciiTheme="majorHAnsi" w:hAnsiTheme="majorHAnsi" w:cstheme="majorHAnsi"/>
         </w:rPr>
       </w:pPr>
     </w:p>
-    <w:p>
+    <w:p ns2:paraId="7FE1962D" ns2:textId="77777777">
       <w:pPr>
         <w:pStyle w:val="Heading2"/>
         <w:rPr>
           <w:rFonts w:cstheme="majorHAnsi"/>
         </w:rPr>
       </w:pPr>
-      <w:bookmarkStart w:id="16" w:name="_Toc225792700"/>
+      <w:bookmarkStart w:id="15" w:name="_Toc225795110"/>
       <w:r>
         <w:rPr>
           <w:rFonts w:cstheme="majorHAnsi"/>
           <w:color w:val="1F497D"/>
         </w:rPr>
-        <w:lastRenderedPageBreak/>
         <w:t>3.4 Rewardvergelijking</w:t>
       </w:r>
-      <w:bookmarkEnd w:id="16"/>
+      <w:bookmarkEnd w:id="15"/>
     </w:p>
-    <w:p>
+    <w:p ns2:paraId="0C4B3BA8" ns2:textId="77777777">
       <w:pPr>
         <w:rPr>
           <w:rFonts w:asciiTheme="majorHAnsi" w:hAnsiTheme="majorHAnsi" w:cstheme="majorHAnsi"/>
@@ -5826,105 +4870,49 @@
           <w:rFonts w:asciiTheme="majorHAnsi" w:hAnsiTheme="majorHAnsi" w:cstheme="majorHAnsi"/>
           <w:lang w:val="nl-NL"/>
         </w:rPr>
-        <w:t xml:space="preserve">Naast </w:t>
-      </w:r>
-      <w:proofErr w:type="spellStart"/>
-      <w:r>
-        <w:rPr>
-          <w:rFonts w:asciiTheme="majorHAnsi" w:hAnsiTheme="majorHAnsi" w:cstheme="majorHAnsi"/>
-          <w:lang w:val="nl-NL"/>
-        </w:rPr>
-        <w:t>winrate</w:t>
-      </w:r>
-      <w:proofErr w:type="spellEnd"/>
-      <w:r>
-        <w:rPr>
-          <w:rFonts w:asciiTheme="majorHAnsi" w:hAnsiTheme="majorHAnsi" w:cstheme="majorHAnsi"/>
-          <w:lang w:val="nl-NL"/>
-        </w:rPr>
-        <w:t xml:space="preserve"> is ook de gemiddelde cumulatieve </w:t>
-      </w:r>
-      <w:proofErr w:type="spellStart"/>
-      <w:r>
-        <w:rPr>
-          <w:rFonts w:asciiTheme="majorHAnsi" w:hAnsiTheme="majorHAnsi" w:cstheme="majorHAnsi"/>
-          <w:lang w:val="nl-NL"/>
-        </w:rPr>
-        <w:t>reward</w:t>
-      </w:r>
-      <w:proofErr w:type="spellEnd"/>
-      <w:r>
-        <w:rPr>
-          <w:rFonts w:asciiTheme="majorHAnsi" w:hAnsiTheme="majorHAnsi" w:cstheme="majorHAnsi"/>
-          <w:lang w:val="nl-NL"/>
-        </w:rPr>
-        <w:t xml:space="preserve"> per game vergeleken. De </w:t>
-      </w:r>
-      <w:proofErr w:type="spellStart"/>
-      <w:r>
-        <w:rPr>
-          <w:rFonts w:asciiTheme="majorHAnsi" w:hAnsiTheme="majorHAnsi" w:cstheme="majorHAnsi"/>
-          <w:lang w:val="nl-NL"/>
-        </w:rPr>
-        <w:t>reward</w:t>
-      </w:r>
-      <w:proofErr w:type="spellEnd"/>
-      <w:r>
-        <w:rPr>
-          <w:rFonts w:asciiTheme="majorHAnsi" w:hAnsiTheme="majorHAnsi" w:cstheme="majorHAnsi"/>
-          <w:lang w:val="nl-NL"/>
-        </w:rPr>
-        <w:t xml:space="preserve"> geeft een completer beeld: een agent die wint met weinig fouten verdient een hogere </w:t>
-      </w:r>
-      <w:proofErr w:type="spellStart"/>
-      <w:r>
-        <w:rPr>
-          <w:rFonts w:asciiTheme="majorHAnsi" w:hAnsiTheme="majorHAnsi" w:cstheme="majorHAnsi"/>
-          <w:lang w:val="nl-NL"/>
-        </w:rPr>
-        <w:t>reward</w:t>
-      </w:r>
-      <w:proofErr w:type="spellEnd"/>
-      <w:r>
-        <w:rPr>
-          <w:rFonts w:asciiTheme="majorHAnsi" w:hAnsiTheme="majorHAnsi" w:cstheme="majorHAnsi"/>
-          <w:lang w:val="nl-NL"/>
-        </w:rPr>
-        <w:t xml:space="preserve"> dan een agent die wint met bijna alle levens verbruikt.</w:t>
+        <w:t>Naast winrate is ook de gemiddelde cumulatieve reward per game vergeleken. De reward geeft een completer beeld: een agent die wint met weinig fouten verdient een hogere reward dan een agent die wint met bijna alle levens verbruikt.</w:t>
       </w:r>
     </w:p>
     <w:tbl>
       <w:tblPr>
         <w:tblStyle w:val="TableGrid"/>
-        <w:tblW w:w="0" w:type="auto"/>
+        <w:tblW w:w="5000" w:type="pct"/>
         <w:jc w:val="center"/>
         <w:tblLook w:val="04A0" w:firstRow="1" w:lastRow="0" w:firstColumn="1" w:lastColumn="0" w:noHBand="0" w:noVBand="1"/>
       </w:tblPr>
       <w:tblGrid>
-        <w:gridCol w:w="3041"/>
-        <w:gridCol w:w="3041"/>
-        <w:gridCol w:w="3041"/>
+        <w:gridCol w:w="3114"/>
+        <w:gridCol w:w="3113"/>
+        <w:gridCol w:w="3111"/>
       </w:tblGrid>
-      <w:tr>
+      <w:tr ns2:paraId="32FFB096" ns2:textId="77777777">
         <w:trPr>
           <w:jc w:val="center"/>
         </w:trPr>
         <w:tc>
           <w:tcPr>
-            <w:tcW w:w="3041" w:type="dxa"/>
-            <w:shd w:val="clear" w:color="auto" w:fill="1F497D"/>
+            <w:tcW w:w="1667" w:type="pct"/>
+            <w:tcBorders>
+              <w:bottom w:val="single" w:sz="4" w:space="0" w:color="auto"/>
+            </w:tcBorders>
+            <w:shd w:val="clear" w:color="auto" w:fill="1F3679"/>
           </w:tcPr>
-          <w:p>
+          <w:p ns2:paraId="3D3C4086" ns2:textId="77777777">
             <w:pPr>
+              <w:jc w:val="center"/>
               <w:rPr>
-                <w:rFonts w:asciiTheme="majorHAnsi" w:hAnsiTheme="majorHAnsi" w:cstheme="majorHAnsi"/>
+                <w:rFonts w:ascii="Aptos" w:hAnsi="Aptos" w:cstheme="majorHAnsi"/>
+                <w:b/>
+                <w:color w:val="FFFFFF"/>
+                <w:sz w:val="21"/>
               </w:rPr>
             </w:pPr>
             <w:r>
               <w:rPr>
-                <w:rFonts w:asciiTheme="majorHAnsi" w:hAnsiTheme="majorHAnsi" w:cstheme="majorHAnsi"/>
+                <w:rFonts w:ascii="Aptos" w:hAnsi="Aptos" w:cstheme="majorHAnsi"/>
                 <w:b/>
                 <w:color w:val="FFFFFF"/>
+                <w:sz w:val="21"/>
               </w:rPr>
               <w:t>Agent</w:t>
             </w:r>
@@ -5932,20 +4920,28 @@
         </w:tc>
         <w:tc>
           <w:tcPr>
-            <w:tcW w:w="3041" w:type="dxa"/>
-            <w:shd w:val="clear" w:color="auto" w:fill="1F497D"/>
+            <w:tcW w:w="1667" w:type="pct"/>
+            <w:tcBorders>
+              <w:bottom w:val="single" w:sz="4" w:space="0" w:color="auto"/>
+            </w:tcBorders>
+            <w:shd w:val="clear" w:color="auto" w:fill="1F3679"/>
           </w:tcPr>
-          <w:p>
+          <w:p ns2:paraId="4B8419C3" ns2:textId="77777777">
             <w:pPr>
+              <w:jc w:val="center"/>
               <w:rPr>
-                <w:rFonts w:asciiTheme="majorHAnsi" w:hAnsiTheme="majorHAnsi" w:cstheme="majorHAnsi"/>
+                <w:rFonts w:ascii="Aptos" w:hAnsi="Aptos" w:cstheme="majorHAnsi"/>
+                <w:b/>
+                <w:color w:val="FFFFFF"/>
+                <w:sz w:val="21"/>
               </w:rPr>
             </w:pPr>
             <w:r>
               <w:rPr>
-                <w:rFonts w:asciiTheme="majorHAnsi" w:hAnsiTheme="majorHAnsi" w:cstheme="majorHAnsi"/>
+                <w:rFonts w:ascii="Aptos" w:hAnsi="Aptos" w:cstheme="majorHAnsi"/>
                 <w:b/>
                 <w:color w:val="FFFFFF"/>
+                <w:sz w:val="21"/>
               </w:rPr>
               <w:t>Gemiddelde reward</w:t>
             </w:r>
@@ -5953,45 +4949,59 @@
         </w:tc>
         <w:tc>
           <w:tcPr>
-            <w:tcW w:w="3041" w:type="dxa"/>
-            <w:shd w:val="clear" w:color="auto" w:fill="1F497D"/>
+            <w:tcW w:w="1667" w:type="pct"/>
+            <w:tcBorders>
+              <w:bottom w:val="single" w:sz="4" w:space="0" w:color="auto"/>
+            </w:tcBorders>
+            <w:shd w:val="clear" w:color="auto" w:fill="1F3679"/>
           </w:tcPr>
-          <w:p>
+          <w:p ns2:paraId="25DD39D0" ns2:textId="77777777">
             <w:pPr>
+              <w:jc w:val="center"/>
               <w:rPr>
-                <w:rFonts w:asciiTheme="majorHAnsi" w:hAnsiTheme="majorHAnsi" w:cstheme="majorHAnsi"/>
+                <w:rFonts w:ascii="Aptos" w:hAnsi="Aptos" w:cstheme="majorHAnsi"/>
+                <w:b/>
+                <w:color w:val="FFFFFF"/>
+                <w:sz w:val="21"/>
               </w:rPr>
             </w:pPr>
             <w:r>
               <w:rPr>
-                <w:rFonts w:asciiTheme="majorHAnsi" w:hAnsiTheme="majorHAnsi" w:cstheme="majorHAnsi"/>
+                <w:rFonts w:ascii="Aptos" w:hAnsi="Aptos" w:cstheme="majorHAnsi"/>
                 <w:b/>
                 <w:color w:val="FFFFFF"/>
+                <w:sz w:val="21"/>
               </w:rPr>
               <w:t>Consistentie</w:t>
             </w:r>
           </w:p>
         </w:tc>
       </w:tr>
-      <w:tr>
+      <w:tr ns2:paraId="6B2CB872" ns2:textId="77777777">
         <w:trPr>
           <w:jc w:val="center"/>
         </w:trPr>
         <w:tc>
           <w:tcPr>
-            <w:tcW w:w="3041" w:type="dxa"/>
-            <w:shd w:val="clear" w:color="auto" w:fill="DCE6F1"/>
+            <w:tcW w:w="1667" w:type="pct"/>
+            <w:tcBorders>
+              <w:bottom w:val="single" w:sz="4" w:space="0" w:color="auto"/>
+            </w:tcBorders>
+            <w:shd w:val="clear" w:color="auto" w:fill="F2F6FA"/>
           </w:tcPr>
-          <w:p>
+          <w:p ns2:paraId="16264409" ns2:textId="77777777">
             <w:pPr>
-              <w:jc w:val="center"/>
               <w:rPr>
-                <w:rFonts w:asciiTheme="majorHAnsi" w:hAnsiTheme="majorHAnsi" w:cstheme="majorHAnsi"/>
+                <w:rFonts w:ascii="Aptos" w:hAnsi="Aptos" w:cstheme="majorHAnsi"/>
+                <w:color w:val="000000"/>
+                <w:sz w:val="21"/>
               </w:rPr>
             </w:pPr>
             <w:r>
               <w:rPr>
-                <w:rFonts w:asciiTheme="majorHAnsi" w:hAnsiTheme="majorHAnsi" w:cstheme="majorHAnsi"/>
+                <w:rFonts w:ascii="Aptos" w:hAnsi="Aptos" w:cstheme="majorHAnsi"/>
+                <w:color w:val="000000"/>
+                <w:sz w:val="21"/>
               </w:rPr>
               <w:t>Entropy Agent</w:t>
             </w:r>
@@ -5999,19 +5009,25 @@
         </w:tc>
         <w:tc>
           <w:tcPr>
-            <w:tcW w:w="3041" w:type="dxa"/>
-            <w:shd w:val="clear" w:color="auto" w:fill="DCE6F1"/>
+            <w:tcW w:w="1667" w:type="pct"/>
+            <w:tcBorders>
+              <w:bottom w:val="single" w:sz="4" w:space="0" w:color="auto"/>
+            </w:tcBorders>
+            <w:shd w:val="clear" w:color="auto" w:fill="F2F6FA"/>
           </w:tcPr>
-          <w:p>
+          <w:p ns2:paraId="550CC311" ns2:textId="77777777">
             <w:pPr>
-              <w:jc w:val="center"/>
               <w:rPr>
-                <w:rFonts w:asciiTheme="majorHAnsi" w:hAnsiTheme="majorHAnsi" w:cstheme="majorHAnsi"/>
+                <w:rFonts w:ascii="Aptos" w:hAnsi="Aptos" w:cstheme="majorHAnsi"/>
+                <w:color w:val="000000"/>
+                <w:sz w:val="21"/>
               </w:rPr>
             </w:pPr>
             <w:r>
               <w:rPr>
-                <w:rFonts w:asciiTheme="majorHAnsi" w:hAnsiTheme="majorHAnsi" w:cstheme="majorHAnsi"/>
+                <w:rFonts w:ascii="Aptos" w:hAnsi="Aptos" w:cstheme="majorHAnsi"/>
+                <w:color w:val="000000"/>
+                <w:sz w:val="21"/>
               </w:rPr>
               <w:t>Hoogste gemiddelde reward</w:t>
             </w:r>
@@ -6019,43 +5035,56 @@
         </w:tc>
         <w:tc>
           <w:tcPr>
-            <w:tcW w:w="3041" w:type="dxa"/>
-            <w:shd w:val="clear" w:color="auto" w:fill="DCE6F1"/>
+            <w:tcW w:w="1667" w:type="pct"/>
+            <w:tcBorders>
+              <w:bottom w:val="single" w:sz="4" w:space="0" w:color="auto"/>
+            </w:tcBorders>
+            <w:shd w:val="clear" w:color="auto" w:fill="F2F6FA"/>
           </w:tcPr>
-          <w:p>
+          <w:p ns2:paraId="65A44D0C" ns2:textId="77777777">
             <w:pPr>
-              <w:jc w:val="center"/>
               <w:rPr>
-                <w:rFonts w:asciiTheme="majorHAnsi" w:hAnsiTheme="majorHAnsi" w:cstheme="majorHAnsi"/>
+                <w:rFonts w:ascii="Aptos" w:hAnsi="Aptos" w:cstheme="majorHAnsi"/>
+                <w:color w:val="000000"/>
+                <w:sz w:val="21"/>
               </w:rPr>
             </w:pPr>
             <w:r>
               <w:rPr>
-                <w:rFonts w:asciiTheme="majorHAnsi" w:hAnsiTheme="majorHAnsi" w:cstheme="majorHAnsi"/>
+                <w:rFonts w:ascii="Aptos" w:hAnsi="Aptos" w:cstheme="majorHAnsi"/>
+                <w:color w:val="000000"/>
+                <w:sz w:val="21"/>
               </w:rPr>
               <w:t>Meest consistent (smalle spreiding)</w:t>
             </w:r>
           </w:p>
         </w:tc>
       </w:tr>
-      <w:tr>
+      <w:tr ns2:paraId="03B1B995" ns2:textId="77777777">
         <w:trPr>
           <w:jc w:val="center"/>
         </w:trPr>
         <w:tc>
           <w:tcPr>
-            <w:tcW w:w="3041" w:type="dxa"/>
+            <w:tcW w:w="1667" w:type="pct"/>
+            <w:tcBorders>
+              <w:bottom w:val="single" w:sz="4" w:space="0" w:color="auto"/>
+            </w:tcBorders>
+            <w:shd w:val="clear" w:color="auto" w:fill="FFFFFF"/>
           </w:tcPr>
-          <w:p>
+          <w:p ns2:paraId="2DACED9E" ns2:textId="77777777">
             <w:pPr>
-              <w:jc w:val="center"/>
               <w:rPr>
-                <w:rFonts w:asciiTheme="majorHAnsi" w:hAnsiTheme="majorHAnsi" w:cstheme="majorHAnsi"/>
+                <w:rFonts w:ascii="Aptos" w:hAnsi="Aptos" w:cstheme="majorHAnsi"/>
+                <w:color w:val="000000"/>
+                <w:sz w:val="21"/>
               </w:rPr>
             </w:pPr>
             <w:r>
               <w:rPr>
-                <w:rFonts w:asciiTheme="majorHAnsi" w:hAnsiTheme="majorHAnsi" w:cstheme="majorHAnsi"/>
+                <w:rFonts w:ascii="Aptos" w:hAnsi="Aptos" w:cstheme="majorHAnsi"/>
+                <w:color w:val="000000"/>
+                <w:sz w:val="21"/>
               </w:rPr>
               <w:t>Word List Elimination</w:t>
             </w:r>
@@ -6063,18 +5092,25 @@
         </w:tc>
         <w:tc>
           <w:tcPr>
-            <w:tcW w:w="3041" w:type="dxa"/>
+            <w:tcW w:w="1667" w:type="pct"/>
+            <w:tcBorders>
+              <w:bottom w:val="single" w:sz="4" w:space="0" w:color="auto"/>
+            </w:tcBorders>
+            <w:shd w:val="clear" w:color="auto" w:fill="FFFFFF"/>
           </w:tcPr>
-          <w:p>
+          <w:p ns2:paraId="5E249825" ns2:textId="77777777">
             <w:pPr>
-              <w:jc w:val="center"/>
               <w:rPr>
-                <w:rFonts w:asciiTheme="majorHAnsi" w:hAnsiTheme="majorHAnsi" w:cstheme="majorHAnsi"/>
+                <w:rFonts w:ascii="Aptos" w:hAnsi="Aptos" w:cstheme="majorHAnsi"/>
+                <w:color w:val="000000"/>
+                <w:sz w:val="21"/>
               </w:rPr>
             </w:pPr>
             <w:r>
               <w:rPr>
-                <w:rFonts w:asciiTheme="majorHAnsi" w:hAnsiTheme="majorHAnsi" w:cstheme="majorHAnsi"/>
+                <w:rFonts w:ascii="Aptos" w:hAnsi="Aptos" w:cstheme="majorHAnsi"/>
+                <w:color w:val="000000"/>
+                <w:sz w:val="21"/>
               </w:rPr>
               <w:t>Hoge gemiddelde reward</w:t>
             </w:r>
@@ -6082,43 +5118,56 @@
         </w:tc>
         <w:tc>
           <w:tcPr>
-            <w:tcW w:w="3041" w:type="dxa"/>
+            <w:tcW w:w="1667" w:type="pct"/>
+            <w:tcBorders>
+              <w:bottom w:val="single" w:sz="4" w:space="0" w:color="auto"/>
+            </w:tcBorders>
+            <w:shd w:val="clear" w:color="auto" w:fill="FFFFFF"/>
           </w:tcPr>
-          <w:p>
+          <w:p ns2:paraId="3CEDA3CD" ns2:textId="77777777">
             <w:pPr>
-              <w:jc w:val="center"/>
               <w:rPr>
-                <w:rFonts w:asciiTheme="majorHAnsi" w:hAnsiTheme="majorHAnsi" w:cstheme="majorHAnsi"/>
+                <w:rFonts w:ascii="Aptos" w:hAnsi="Aptos" w:cstheme="majorHAnsi"/>
+                <w:color w:val="000000"/>
+                <w:sz w:val="21"/>
               </w:rPr>
             </w:pPr>
             <w:r>
               <w:rPr>
-                <w:rFonts w:asciiTheme="majorHAnsi" w:hAnsiTheme="majorHAnsi" w:cstheme="majorHAnsi"/>
+                <w:rFonts w:ascii="Aptos" w:hAnsi="Aptos" w:cstheme="majorHAnsi"/>
+                <w:color w:val="000000"/>
+                <w:sz w:val="21"/>
               </w:rPr>
               <w:t>Vergelijkbaar consistent</w:t>
             </w:r>
           </w:p>
         </w:tc>
       </w:tr>
-      <w:tr>
+      <w:tr ns2:paraId="0E882D86" ns2:textId="77777777">
         <w:trPr>
           <w:jc w:val="center"/>
         </w:trPr>
         <w:tc>
           <w:tcPr>
-            <w:tcW w:w="3041" w:type="dxa"/>
-            <w:shd w:val="clear" w:color="auto" w:fill="DCE6F1"/>
+            <w:tcW w:w="1667" w:type="pct"/>
+            <w:tcBorders>
+              <w:bottom w:val="single" w:sz="4" w:space="0" w:color="auto"/>
+            </w:tcBorders>
+            <w:shd w:val="clear" w:color="auto" w:fill="F2F6FA"/>
           </w:tcPr>
-          <w:p>
+          <w:p ns2:paraId="54292EE4" ns2:textId="77777777">
             <w:pPr>
-              <w:jc w:val="center"/>
               <w:rPr>
-                <w:rFonts w:asciiTheme="majorHAnsi" w:hAnsiTheme="majorHAnsi" w:cstheme="majorHAnsi"/>
+                <w:rFonts w:ascii="Aptos" w:hAnsi="Aptos" w:cstheme="majorHAnsi"/>
+                <w:color w:val="000000"/>
+                <w:sz w:val="21"/>
               </w:rPr>
             </w:pPr>
             <w:r>
               <w:rPr>
-                <w:rFonts w:asciiTheme="majorHAnsi" w:hAnsiTheme="majorHAnsi" w:cstheme="majorHAnsi"/>
+                <w:rFonts w:ascii="Aptos" w:hAnsi="Aptos" w:cstheme="majorHAnsi"/>
+                <w:color w:val="000000"/>
+                <w:sz w:val="21"/>
               </w:rPr>
               <w:t>Positional Frequency</w:t>
             </w:r>
@@ -6126,19 +5175,25 @@
         </w:tc>
         <w:tc>
           <w:tcPr>
-            <w:tcW w:w="3041" w:type="dxa"/>
-            <w:shd w:val="clear" w:color="auto" w:fill="DCE6F1"/>
+            <w:tcW w:w="1667" w:type="pct"/>
+            <w:tcBorders>
+              <w:bottom w:val="single" w:sz="4" w:space="0" w:color="auto"/>
+            </w:tcBorders>
+            <w:shd w:val="clear" w:color="auto" w:fill="F2F6FA"/>
           </w:tcPr>
-          <w:p>
+          <w:p ns2:paraId="4AF8CFA6" ns2:textId="77777777">
             <w:pPr>
-              <w:jc w:val="center"/>
               <w:rPr>
-                <w:rFonts w:asciiTheme="majorHAnsi" w:hAnsiTheme="majorHAnsi" w:cstheme="majorHAnsi"/>
+                <w:rFonts w:ascii="Aptos" w:hAnsi="Aptos" w:cstheme="majorHAnsi"/>
+                <w:color w:val="000000"/>
+                <w:sz w:val="21"/>
               </w:rPr>
             </w:pPr>
             <w:r>
               <w:rPr>
-                <w:rFonts w:asciiTheme="majorHAnsi" w:hAnsiTheme="majorHAnsi" w:cstheme="majorHAnsi"/>
+                <w:rFonts w:ascii="Aptos" w:hAnsi="Aptos" w:cstheme="majorHAnsi"/>
+                <w:color w:val="000000"/>
+                <w:sz w:val="21"/>
               </w:rPr>
               <w:t>Gemiddelde reward</w:t>
             </w:r>
@@ -6146,43 +5201,56 @@
         </w:tc>
         <w:tc>
           <w:tcPr>
-            <w:tcW w:w="3041" w:type="dxa"/>
-            <w:shd w:val="clear" w:color="auto" w:fill="DCE6F1"/>
+            <w:tcW w:w="1667" w:type="pct"/>
+            <w:tcBorders>
+              <w:bottom w:val="single" w:sz="4" w:space="0" w:color="auto"/>
+            </w:tcBorders>
+            <w:shd w:val="clear" w:color="auto" w:fill="F2F6FA"/>
           </w:tcPr>
-          <w:p>
+          <w:p ns2:paraId="4642DF95" ns2:textId="77777777">
             <w:pPr>
-              <w:jc w:val="center"/>
               <w:rPr>
-                <w:rFonts w:asciiTheme="majorHAnsi" w:hAnsiTheme="majorHAnsi" w:cstheme="majorHAnsi"/>
+                <w:rFonts w:ascii="Aptos" w:hAnsi="Aptos" w:cstheme="majorHAnsi"/>
+                <w:color w:val="000000"/>
+                <w:sz w:val="21"/>
               </w:rPr>
             </w:pPr>
             <w:r>
               <w:rPr>
-                <w:rFonts w:asciiTheme="majorHAnsi" w:hAnsiTheme="majorHAnsi" w:cstheme="majorHAnsi"/>
+                <w:rFonts w:ascii="Aptos" w:hAnsi="Aptos" w:cstheme="majorHAnsi"/>
+                <w:color w:val="000000"/>
+                <w:sz w:val="21"/>
               </w:rPr>
               <w:t>Matige spreiding</w:t>
             </w:r>
           </w:p>
         </w:tc>
       </w:tr>
-      <w:tr>
+      <w:tr ns2:paraId="73515E31" ns2:textId="77777777">
         <w:trPr>
           <w:jc w:val="center"/>
         </w:trPr>
         <w:tc>
           <w:tcPr>
-            <w:tcW w:w="3041" w:type="dxa"/>
+            <w:tcW w:w="1667" w:type="pct"/>
+            <w:tcBorders>
+              <w:bottom w:val="single" w:sz="4" w:space="0" w:color="auto"/>
+            </w:tcBorders>
+            <w:shd w:val="clear" w:color="auto" w:fill="FFFFFF"/>
           </w:tcPr>
-          <w:p>
+          <w:p ns2:paraId="194731B8" ns2:textId="77777777">
             <w:pPr>
-              <w:jc w:val="center"/>
               <w:rPr>
-                <w:rFonts w:asciiTheme="majorHAnsi" w:hAnsiTheme="majorHAnsi" w:cstheme="majorHAnsi"/>
+                <w:rFonts w:ascii="Aptos" w:hAnsi="Aptos" w:cstheme="majorHAnsi"/>
+                <w:color w:val="000000"/>
+                <w:sz w:val="21"/>
               </w:rPr>
             </w:pPr>
             <w:r>
               <w:rPr>
-                <w:rFonts w:asciiTheme="majorHAnsi" w:hAnsiTheme="majorHAnsi" w:cstheme="majorHAnsi"/>
+                <w:rFonts w:ascii="Aptos" w:hAnsi="Aptos" w:cstheme="majorHAnsi"/>
+                <w:color w:val="000000"/>
+                <w:sz w:val="21"/>
               </w:rPr>
               <w:t>Frequency Agent</w:t>
             </w:r>
@@ -6190,18 +5258,25 @@
         </w:tc>
         <w:tc>
           <w:tcPr>
-            <w:tcW w:w="3041" w:type="dxa"/>
+            <w:tcW w:w="1667" w:type="pct"/>
+            <w:tcBorders>
+              <w:bottom w:val="single" w:sz="4" w:space="0" w:color="auto"/>
+            </w:tcBorders>
+            <w:shd w:val="clear" w:color="auto" w:fill="FFFFFF"/>
           </w:tcPr>
-          <w:p>
+          <w:p ns2:paraId="5B4B109F" ns2:textId="77777777">
             <w:pPr>
-              <w:jc w:val="center"/>
               <w:rPr>
-                <w:rFonts w:asciiTheme="majorHAnsi" w:hAnsiTheme="majorHAnsi" w:cstheme="majorHAnsi"/>
+                <w:rFonts w:ascii="Aptos" w:hAnsi="Aptos" w:cstheme="majorHAnsi"/>
+                <w:color w:val="000000"/>
+                <w:sz w:val="21"/>
               </w:rPr>
             </w:pPr>
             <w:r>
               <w:rPr>
-                <w:rFonts w:asciiTheme="majorHAnsi" w:hAnsiTheme="majorHAnsi" w:cstheme="majorHAnsi"/>
+                <w:rFonts w:ascii="Aptos" w:hAnsi="Aptos" w:cstheme="majorHAnsi"/>
+                <w:color w:val="000000"/>
+                <w:sz w:val="21"/>
               </w:rPr>
               <w:t>Lage gemiddelde reward</w:t>
             </w:r>
@@ -6209,43 +5284,53 @@
         </w:tc>
         <w:tc>
           <w:tcPr>
-            <w:tcW w:w="3041" w:type="dxa"/>
+            <w:tcW w:w="1667" w:type="pct"/>
+            <w:tcBorders>
+              <w:bottom w:val="single" w:sz="4" w:space="0" w:color="auto"/>
+            </w:tcBorders>
+            <w:shd w:val="clear" w:color="auto" w:fill="FFFFFF"/>
           </w:tcPr>
-          <w:p>
+          <w:p ns2:paraId="69C9871D" ns2:textId="77777777">
             <w:pPr>
-              <w:jc w:val="center"/>
               <w:rPr>
-                <w:rFonts w:asciiTheme="majorHAnsi" w:hAnsiTheme="majorHAnsi" w:cstheme="majorHAnsi"/>
+                <w:rFonts w:ascii="Aptos" w:hAnsi="Aptos" w:cstheme="majorHAnsi"/>
+                <w:color w:val="000000"/>
+                <w:sz w:val="21"/>
               </w:rPr>
             </w:pPr>
             <w:r>
               <w:rPr>
-                <w:rFonts w:asciiTheme="majorHAnsi" w:hAnsiTheme="majorHAnsi" w:cstheme="majorHAnsi"/>
+                <w:rFonts w:ascii="Aptos" w:hAnsi="Aptos" w:cstheme="majorHAnsi"/>
+                <w:color w:val="000000"/>
+                <w:sz w:val="21"/>
               </w:rPr>
               <w:t>Brede spreiding</w:t>
             </w:r>
           </w:p>
         </w:tc>
       </w:tr>
-      <w:tr>
+      <w:tr ns2:paraId="288985B2" ns2:textId="77777777">
         <w:trPr>
           <w:jc w:val="center"/>
         </w:trPr>
         <w:tc>
           <w:tcPr>
-            <w:tcW w:w="3041" w:type="dxa"/>
-            <w:shd w:val="clear" w:color="auto" w:fill="DCE6F1"/>
+            <w:tcW w:w="1667" w:type="pct"/>
+            <w:shd w:val="clear" w:color="auto" w:fill="F2F6FA"/>
           </w:tcPr>
-          <w:p>
+          <w:p ns2:paraId="139764E8" ns2:textId="77777777">
             <w:pPr>
-              <w:jc w:val="center"/>
               <w:rPr>
-                <w:rFonts w:asciiTheme="majorHAnsi" w:hAnsiTheme="majorHAnsi" w:cstheme="majorHAnsi"/>
+                <w:rFonts w:ascii="Aptos" w:hAnsi="Aptos" w:cstheme="majorHAnsi"/>
+                <w:color w:val="000000"/>
+                <w:sz w:val="21"/>
               </w:rPr>
             </w:pPr>
             <w:r>
               <w:rPr>
-                <w:rFonts w:asciiTheme="majorHAnsi" w:hAnsiTheme="majorHAnsi" w:cstheme="majorHAnsi"/>
+                <w:rFonts w:ascii="Aptos" w:hAnsi="Aptos" w:cstheme="majorHAnsi"/>
+                <w:color w:val="000000"/>
+                <w:sz w:val="21"/>
               </w:rPr>
               <w:t>Random Agent</w:t>
             </w:r>
@@ -6253,19 +5338,22 @@
         </w:tc>
         <w:tc>
           <w:tcPr>
-            <w:tcW w:w="3041" w:type="dxa"/>
-            <w:shd w:val="clear" w:color="auto" w:fill="DCE6F1"/>
+            <w:tcW w:w="1667" w:type="pct"/>
+            <w:shd w:val="clear" w:color="auto" w:fill="F2F6FA"/>
           </w:tcPr>
-          <w:p>
+          <w:p ns2:paraId="3206C95C" ns2:textId="77777777">
             <w:pPr>
-              <w:jc w:val="center"/>
               <w:rPr>
-                <w:rFonts w:asciiTheme="majorHAnsi" w:hAnsiTheme="majorHAnsi" w:cstheme="majorHAnsi"/>
+                <w:rFonts w:ascii="Aptos" w:hAnsi="Aptos" w:cstheme="majorHAnsi"/>
+                <w:color w:val="000000"/>
+                <w:sz w:val="21"/>
               </w:rPr>
             </w:pPr>
             <w:r>
               <w:rPr>
-                <w:rFonts w:asciiTheme="majorHAnsi" w:hAnsiTheme="majorHAnsi" w:cstheme="majorHAnsi"/>
+                <w:rFonts w:ascii="Aptos" w:hAnsi="Aptos" w:cstheme="majorHAnsi"/>
+                <w:color w:val="000000"/>
+                <w:sz w:val="21"/>
               </w:rPr>
               <w:t>Laagste gemiddelde reward</w:t>
             </w:r>
@@ -6273,19 +5361,22 @@
         </w:tc>
         <w:tc>
           <w:tcPr>
-            <w:tcW w:w="3041" w:type="dxa"/>
-            <w:shd w:val="clear" w:color="auto" w:fill="DCE6F1"/>
+            <w:tcW w:w="1667" w:type="pct"/>
+            <w:shd w:val="clear" w:color="auto" w:fill="F2F6FA"/>
           </w:tcPr>
-          <w:p>
+          <w:p ns2:paraId="4967A749" ns2:textId="77777777">
             <w:pPr>
-              <w:jc w:val="center"/>
               <w:rPr>
-                <w:rFonts w:asciiTheme="majorHAnsi" w:hAnsiTheme="majorHAnsi" w:cstheme="majorHAnsi"/>
+                <w:rFonts w:ascii="Aptos" w:hAnsi="Aptos" w:cstheme="majorHAnsi"/>
+                <w:color w:val="000000"/>
+                <w:sz w:val="21"/>
               </w:rPr>
             </w:pPr>
             <w:r>
               <w:rPr>
-                <w:rFonts w:asciiTheme="majorHAnsi" w:hAnsiTheme="majorHAnsi" w:cstheme="majorHAnsi"/>
+                <w:rFonts w:ascii="Aptos" w:hAnsi="Aptos" w:cstheme="majorHAnsi"/>
+                <w:color w:val="000000"/>
+                <w:sz w:val="21"/>
               </w:rPr>
               <w:t>Grootste spreiding</w:t>
             </w:r>
@@ -6293,7 +5384,7 @@
         </w:tc>
       </w:tr>
     </w:tbl>
-    <w:p>
+    <w:p ns2:paraId="3EDABFE7" ns2:textId="77777777">
       <w:pPr>
         <w:rPr>
           <w:rFonts w:asciiTheme="majorHAnsi" w:hAnsiTheme="majorHAnsi" w:cstheme="majorHAnsi"/>
@@ -6306,42 +5397,41 @@
         <w:br w:type="page"/>
       </w:r>
     </w:p>
-    <w:p>
+    <w:p ns2:paraId="6900CA45" ns2:textId="77777777">
       <w:pPr>
         <w:pStyle w:val="Heading1"/>
         <w:rPr>
           <w:rFonts w:cstheme="majorHAnsi"/>
         </w:rPr>
       </w:pPr>
-      <w:bookmarkStart w:id="17" w:name="_Toc225792701"/>
+      <w:bookmarkStart w:id="16" w:name="_Toc225795111"/>
       <w:r>
         <w:rPr>
           <w:rFonts w:cstheme="majorHAnsi"/>
           <w:color w:val="1F497D"/>
         </w:rPr>
-        <w:lastRenderedPageBreak/>
         <w:t>4. Reflectie</w:t>
+      </w:r>
+      <w:bookmarkEnd w:id="16"/>
+    </w:p>
+    <w:p ns2:paraId="5E5CB299" ns2:textId="77777777">
+      <w:pPr>
+        <w:pStyle w:val="Heading2"/>
+        <w:rPr>
+          <w:rFonts w:cstheme="majorHAnsi"/>
+        </w:rPr>
+      </w:pPr>
+      <w:bookmarkStart w:id="17" w:name="_Toc225795112"/>
+      <w:r>
+        <w:rPr>
+          <w:rFonts w:cstheme="majorHAnsi"/>
+          <w:color w:val="1F497D"/>
+        </w:rPr>
+        <w:t>4.1 Kritische evaluatie van de prestaties</w:t>
       </w:r>
       <w:bookmarkEnd w:id="17"/>
     </w:p>
-    <w:p>
-      <w:pPr>
-        <w:pStyle w:val="Heading2"/>
-        <w:rPr>
-          <w:rFonts w:cstheme="majorHAnsi"/>
-        </w:rPr>
-      </w:pPr>
-      <w:bookmarkStart w:id="18" w:name="_Toc225792702"/>
-      <w:r>
-        <w:rPr>
-          <w:rFonts w:cstheme="majorHAnsi"/>
-          <w:color w:val="1F497D"/>
-        </w:rPr>
-        <w:t>4.1 Kritische evaluatie van de prestaties</w:t>
-      </w:r>
-      <w:bookmarkEnd w:id="18"/>
-    </w:p>
-    <w:p>
+    <w:p ns2:paraId="253C8940" ns2:textId="77777777">
       <w:pPr>
         <w:rPr>
           <w:rFonts w:asciiTheme="majorHAnsi" w:hAnsiTheme="majorHAnsi" w:cstheme="majorHAnsi"/>
@@ -6356,7 +5446,7 @@
         <w:t>De resultaten bevestigen de hoofdhypothese: meer kennis over het spel leidt aantoonbaar tot betere prestaties. De progressie is bij elke stap meetbaar, al verschilt de omvang van de winst sterk per overgang.</w:t>
       </w:r>
     </w:p>
-    <w:p>
+    <w:p ns2:paraId="1E6A24C8" ns2:textId="77777777">
       <w:pPr>
         <w:rPr>
           <w:rFonts w:asciiTheme="majorHAnsi" w:hAnsiTheme="majorHAnsi" w:cstheme="majorHAnsi"/>
@@ -6368,27 +5458,12 @@
           <w:rFonts w:asciiTheme="majorHAnsi" w:hAnsiTheme="majorHAnsi" w:cstheme="majorHAnsi"/>
           <w:lang w:val="nl-NL"/>
         </w:rPr>
-        <w:t xml:space="preserve">Het meest opvallende resultaat is de grote sprong bij de introductie van Word List </w:t>
-      </w:r>
-      <w:proofErr w:type="spellStart"/>
-      <w:r>
-        <w:rPr>
-          <w:rFonts w:asciiTheme="majorHAnsi" w:hAnsiTheme="majorHAnsi" w:cstheme="majorHAnsi"/>
-          <w:lang w:val="nl-NL"/>
-        </w:rPr>
-        <w:t>Elimination</w:t>
-      </w:r>
-      <w:proofErr w:type="spellEnd"/>
-      <w:r>
-        <w:rPr>
-          <w:rFonts w:asciiTheme="majorHAnsi" w:hAnsiTheme="majorHAnsi" w:cstheme="majorHAnsi"/>
-          <w:lang w:val="nl-NL"/>
-        </w:rPr>
-        <w:t>. Dit suggereert dat actief filteren van de zoekruimte — en dus gebruik maken van de spelgeschiedenis — het krachtigste enkelvoudige mechanisme is in dit domein.</w:t>
+        <w:t>Het meest opvallende resultaat is de grote sprong bij de introductie van Word List Elimination. Dit suggereert dat actief filteren van de zoekruimte — en dus gebruik maken van de spelgeschiedenis — het krachtigste enkelvoudige mechanisme is in dit domein.</w:t>
       </w:r>
     </w:p>
-    <w:p>
-      <w:pPr>
+    <w:p ns2:paraId="4BC48686" ns2:textId="77777777">
+      <w:pPr>
+        <w:pStyle w:val="ListBullet"/>
         <w:rPr>
           <w:rFonts w:asciiTheme="majorHAnsi" w:hAnsiTheme="majorHAnsi" w:cstheme="majorHAnsi"/>
           <w:lang w:val="nl-NL"/>
@@ -6399,147 +5474,187 @@
           <w:rFonts w:asciiTheme="majorHAnsi" w:hAnsiTheme="majorHAnsi" w:cstheme="majorHAnsi"/>
           <w:lang w:val="nl-NL"/>
         </w:rPr>
-        <w:t xml:space="preserve">Het relatief kleine verschil tussen Word List </w:t>
-      </w:r>
-      <w:proofErr w:type="spellStart"/>
-      <w:r>
-        <w:rPr>
-          <w:rFonts w:asciiTheme="majorHAnsi" w:hAnsiTheme="majorHAnsi" w:cstheme="majorHAnsi"/>
-          <w:lang w:val="nl-NL"/>
-        </w:rPr>
-        <w:t>Elimination</w:t>
-      </w:r>
-      <w:proofErr w:type="spellEnd"/>
-      <w:r>
-        <w:rPr>
-          <w:rFonts w:asciiTheme="majorHAnsi" w:hAnsiTheme="majorHAnsi" w:cstheme="majorHAnsi"/>
-          <w:lang w:val="nl-NL"/>
-        </w:rPr>
-        <w:t xml:space="preserve"> en </w:t>
-      </w:r>
-      <w:proofErr w:type="spellStart"/>
-      <w:r>
-        <w:rPr>
-          <w:rFonts w:asciiTheme="majorHAnsi" w:hAnsiTheme="majorHAnsi" w:cstheme="majorHAnsi"/>
-          <w:lang w:val="nl-NL"/>
-        </w:rPr>
-        <w:t>Entropy</w:t>
-      </w:r>
-      <w:proofErr w:type="spellEnd"/>
-      <w:r>
-        <w:rPr>
-          <w:rFonts w:asciiTheme="majorHAnsi" w:hAnsiTheme="majorHAnsi" w:cstheme="majorHAnsi"/>
-          <w:lang w:val="nl-NL"/>
-        </w:rPr>
-        <w:t xml:space="preserve"> Agent op kleine woordenlijsten is verklaarbaar: bij weinig kandidaten is de keuze tussen 'meest voorkomende letter' en '</w:t>
-      </w:r>
-      <w:proofErr w:type="spellStart"/>
-      <w:r>
-        <w:rPr>
-          <w:rFonts w:asciiTheme="majorHAnsi" w:hAnsiTheme="majorHAnsi" w:cstheme="majorHAnsi"/>
-          <w:lang w:val="nl-NL"/>
-        </w:rPr>
-        <w:t>informatieoptimale</w:t>
-      </w:r>
-      <w:proofErr w:type="spellEnd"/>
-      <w:r>
-        <w:rPr>
-          <w:rFonts w:asciiTheme="majorHAnsi" w:hAnsiTheme="majorHAnsi" w:cstheme="majorHAnsi"/>
-          <w:lang w:val="nl-NL"/>
-        </w:rPr>
-        <w:t xml:space="preserve"> letter' vaak identiek. Het verschil manifesteert zich pas wanneer de kandidatenruimte groot en divers genoeg is om van </w:t>
-      </w:r>
-      <w:proofErr w:type="spellStart"/>
-      <w:r>
-        <w:rPr>
-          <w:rFonts w:asciiTheme="majorHAnsi" w:hAnsiTheme="majorHAnsi" w:cstheme="majorHAnsi"/>
-          <w:lang w:val="nl-NL"/>
-        </w:rPr>
-        <w:t>informatieoptimale</w:t>
-      </w:r>
-      <w:proofErr w:type="spellEnd"/>
-      <w:r>
-        <w:rPr>
-          <w:rFonts w:asciiTheme="majorHAnsi" w:hAnsiTheme="majorHAnsi" w:cstheme="majorHAnsi"/>
-          <w:lang w:val="nl-NL"/>
-        </w:rPr>
-        <w:t xml:space="preserve"> splitsing te profiteren.</w:t>
+        <w:t>Het kleine verschil tussen Word List Elimination en Entropy Agent op compacte woordenlijsten is verklaarbaar: bij weinig kandidaten is de keuze tussen 'meest voorkomende letter' en 'informatieoptimale letter' vaak identiek. Na vergroting van de woordenlijst blijkt echter nog steeds geen structureel prestatieverschil tussen beide strategieën.</w:t>
       </w:r>
     </w:p>
-    <w:p>
+    <w:p ns2:paraId="45A7B319" ns2:textId="77777777">
       <w:pPr>
         <w:pStyle w:val="Heading2"/>
-        <w:rPr>
-          <w:rFonts w:cstheme="majorHAnsi"/>
-        </w:rPr>
-      </w:pPr>
-      <w:bookmarkStart w:id="19" w:name="_Toc225792703"/>
-      <w:r>
         <w:rPr>
           <w:rFonts w:cstheme="majorHAnsi"/>
           <w:color w:val="1F497D"/>
         </w:rPr>
-        <w:t xml:space="preserve">4.2 </w:t>
-      </w:r>
-      <w:proofErr w:type="spellStart"/>
+      </w:pPr>
       <w:r>
         <w:rPr>
           <w:rFonts w:cstheme="majorHAnsi"/>
           <w:color w:val="1F497D"/>
         </w:rPr>
-        <w:t>Beperkingen</w:t>
+        <w:t>4.2 Beperkingen van het systeem</w:t>
       </w:r>
-      <w:proofErr w:type="spellEnd"/>
+    </w:p>
+    <w:p ns2:paraId="7A58498B" ns2:textId="77777777">
+      <w:pPr>
+        <w:pStyle w:val="ListBullet"/>
+        <w:rPr>
+          <w:rFonts w:asciiTheme="majorHAnsi" w:hAnsiTheme="majorHAnsi" w:cstheme="majorHAnsi"/>
+          <w:lang w:val="nl-NL"/>
+        </w:rPr>
+      </w:pPr>
       <w:r>
+        <w:rPr>
+          <w:rFonts w:asciiTheme="majorHAnsi" w:hAnsiTheme="majorHAnsi" w:cstheme="majorHAnsi" w:hint="eastAsia"/>
+          <w:lang w:val="nl-NL"/>
+        </w:rPr>
+        <w:t>Statische regels: De regels zijn handmatig ontworpen voor het Engelse taaldomein. Op een woordenlijst in een andere taal (bijv. Nederlands) zou de vaste frequentievolgorde E</w:t>
+      </w:r>
+      <w:r>
+        <w:rPr>
+          <w:rFonts w:asciiTheme="majorHAnsi" w:hAnsiTheme="majorHAnsi" w:cstheme="majorHAnsi" w:hint="eastAsia"/>
+          <w:lang w:val="nl-NL"/>
+        </w:rPr>
+        <w:t>→</w:t>
+      </w:r>
+      <w:r>
+        <w:rPr>
+          <w:rFonts w:asciiTheme="majorHAnsi" w:hAnsiTheme="majorHAnsi" w:cstheme="majorHAnsi" w:hint="eastAsia"/>
+          <w:lang w:val="nl-NL"/>
+        </w:rPr>
+        <w:t>T</w:t>
+      </w:r>
+      <w:r>
+        <w:rPr>
+          <w:rFonts w:asciiTheme="majorHAnsi" w:hAnsiTheme="majorHAnsi" w:cstheme="majorHAnsi" w:hint="eastAsia"/>
+          <w:lang w:val="nl-NL"/>
+        </w:rPr>
+        <w:t>→</w:t>
+      </w:r>
+      <w:r>
+        <w:rPr>
+          <w:rFonts w:asciiTheme="majorHAnsi" w:hAnsiTheme="majorHAnsi" w:cstheme="majorHAnsi" w:hint="eastAsia"/>
+          <w:lang w:val="nl-NL"/>
+        </w:rPr>
+        <w:t>A</w:t>
+      </w:r>
+      <w:r>
+        <w:rPr>
+          <w:rFonts w:asciiTheme="majorHAnsi" w:hAnsiTheme="majorHAnsi" w:cstheme="majorHAnsi" w:hint="eastAsia"/>
+          <w:lang w:val="nl-NL"/>
+        </w:rPr>
+        <w:t>→</w:t>
+      </w:r>
+      <w:r>
+        <w:rPr>
+          <w:rFonts w:asciiTheme="majorHAnsi" w:hAnsiTheme="majorHAnsi" w:cstheme="majorHAnsi" w:hint="eastAsia"/>
+          <w:lang w:val="nl-NL"/>
+        </w:rPr>
+        <w:t>O</w:t>
+      </w:r>
+      <w:r>
+        <w:rPr>
+          <w:rFonts w:asciiTheme="majorHAnsi" w:hAnsiTheme="majorHAnsi" w:cstheme="majorHAnsi" w:hint="eastAsia"/>
+          <w:lang w:val="nl-NL"/>
+        </w:rPr>
+        <w:t>→…</w:t>
+      </w:r>
+      <w:r>
+        <w:rPr>
+          <w:rFonts w:asciiTheme="majorHAnsi" w:hAnsiTheme="majorHAnsi" w:cstheme="majorHAnsi" w:hint="eastAsia"/>
+          <w:lang w:val="nl-NL"/>
+        </w:rPr>
+        <w:t xml:space="preserve"> suboptimaal zijn. De woordenlijst-gebaseerde agents zijn taalonafhankelij</w:t>
+      </w:r>
+      <w:r>
+        <w:rPr>
+          <w:rFonts w:asciiTheme="majorHAnsi" w:hAnsiTheme="majorHAnsi" w:cstheme="majorHAnsi"/>
+          <w:lang w:val="nl-NL"/>
+        </w:rPr>
+        <w:t>ker, maar ook zij passen de strategie niet dynamisch aan.</w:t>
+      </w:r>
+    </w:p>
+    <w:p ns2:paraId="2D507B69" ns2:textId="77777777">
+      <w:pPr>
+        <w:pStyle w:val="ListBullet"/>
+        <w:rPr>
+          <w:rFonts w:asciiTheme="majorHAnsi" w:hAnsiTheme="majorHAnsi" w:cstheme="majorHAnsi"/>
+          <w:lang w:val="nl-NL"/>
+        </w:rPr>
+      </w:pPr>
+      <w:r>
+        <w:rPr>
+          <w:rFonts w:asciiTheme="majorHAnsi" w:hAnsiTheme="majorHAnsi" w:cstheme="majorHAnsi"/>
+          <w:lang w:val="nl-NL"/>
+        </w:rPr>
+        <w:t>Geen aanpassing aan spelmoeilijkheid: Alle agents gebruiken dezelfde strategie ongeacht de lengte van het woord, de resterende levens (behalve de life-aware modus van Entropy) of het stadium van het spel. Een hybride aanpak die wisselt op basis van de situatie zou robuuster kunnen zijn.</w:t>
+      </w:r>
+    </w:p>
+    <w:p ns2:paraId="10BEB646" ns2:textId="77777777">
+      <w:pPr>
+        <w:pStyle w:val="ListBullet"/>
+        <w:rPr>
+          <w:rFonts w:asciiTheme="majorHAnsi" w:hAnsiTheme="majorHAnsi" w:cstheme="majorHAnsi"/>
+          <w:lang w:val="nl-NL"/>
+        </w:rPr>
+      </w:pPr>
+      <w:r>
+        <w:rPr>
+          <w:rFonts w:asciiTheme="majorHAnsi" w:hAnsiTheme="majorHAnsi" w:cstheme="majorHAnsi"/>
+          <w:lang w:val="nl-NL"/>
+        </w:rPr>
+        <w:t>Geheugenloze filtering: De _filter_candidates-methode in zowel Word List Elimination als Entropy Agent herberekent de kandidatenlijst volledig bij elke stap op basis van de state. Er wordt geen incrementele datastructuur (zoals een trie) gebruikt, wat bij zeer grote woordenlijsten tot prestatieverlies leidt.</w:t>
+      </w:r>
+    </w:p>
+    <w:p ns2:paraId="7B6A9825" ns2:textId="77777777">
+      <w:pPr>
+        <w:pStyle w:val="ListBullet"/>
+        <w:rPr>
+          <w:rFonts w:asciiTheme="majorHAnsi" w:hAnsiTheme="majorHAnsi" w:cstheme="majorHAnsi"/>
+          <w:lang w:val="nl-NL"/>
+        </w:rPr>
+      </w:pPr>
+      <w:bookmarkStart w:id="18" w:name="_Toc225795114"/>
+      <w:r>
+        <w:rPr>
+          <w:rFonts w:asciiTheme="majorHAnsi" w:hAnsiTheme="majorHAnsi" w:cstheme="majorHAnsi"/>
+          <w:lang w:val="nl-NL"/>
+        </w:rPr>
+        <w:t>Benchmark met vaste woordenlijst: De resultaten zijn gebaseerd op één specifieke woordenlijst. Andere lijsten (bijv. alleen lange woorden, of woorden met veel zeldzame letters) kunnen de rangorde van de agents beïnvloeden.</w:t>
+      </w:r>
+    </w:p>
+    <w:bookmarkEnd w:id="18"/>
+    <w:p ns2:paraId="20F8754E" ns2:textId="77777777">
+      <w:pPr>
+        <w:pStyle w:val="ListBullet"/>
+        <w:rPr>
+          <w:rFonts w:asciiTheme="majorHAnsi" w:hAnsiTheme="majorHAnsi" w:cstheme="majorHAnsi"/>
+          <w:lang w:val="nl-NL"/>
+        </w:rPr>
+      </w:pPr>
+      <w:r>
+        <w:rPr>
+          <w:rFonts w:asciiTheme="majorHAnsi" w:hAnsiTheme="majorHAnsi" w:cstheme="majorHAnsi"/>
+          <w:lang w:val="nl-NL"/>
+        </w:rPr>
+        <w:t>Geen lerende component: De agents leren niet van gespeelde potjes. Een reinforcement learning agent die zijn strategie aanpast op basis van ervaring zou potentieel de Entropy Agent kunnen overtreffen, maar valt buiten de scope van dit rule-based project.</w:t>
+      </w:r>
+    </w:p>
+    <w:p ns2:paraId="5A8BE371" ns2:textId="77777777">
+      <w:pPr>
+        <w:pStyle w:val="Heading2"/>
         <w:rPr>
           <w:rFonts w:cstheme="majorHAnsi"/>
           <w:color w:val="1F497D"/>
         </w:rPr>
-        <w:t xml:space="preserve"> van het systeem</w:t>
-      </w:r>
-      <w:bookmarkEnd w:id="19"/>
-    </w:p>
-    <w:p>
-      <w:pPr>
-        <w:pStyle w:val="ListBullet"/>
-        <w:rPr>
-          <w:rFonts w:asciiTheme="majorHAnsi" w:hAnsiTheme="majorHAnsi" w:cstheme="majorHAnsi"/>
-          <w:lang w:val="nl-NL"/>
-        </w:rPr>
       </w:pPr>
       <w:r>
         <w:rPr>
-          <w:rFonts w:asciiTheme="majorHAnsi" w:hAnsiTheme="majorHAnsi" w:cstheme="majorHAnsi"/>
-          <w:b/>
-          <w:lang w:val="nl-NL"/>
-        </w:rPr>
-        <w:t xml:space="preserve">Statische regels: </w:t>
-      </w:r>
-      <w:r>
-        <w:rPr>
-          <w:rFonts w:asciiTheme="majorHAnsi" w:hAnsiTheme="majorHAnsi" w:cstheme="majorHAnsi"/>
-          <w:lang w:val="nl-NL"/>
-        </w:rPr>
-        <w:t xml:space="preserve">De regels zijn handmatig ontworpen voor het Engelse taaldomein. Op een woordenlijst in een andere taal (bijv. Nederlands) zou de vaste frequentievolgorde E→T→A→O→… suboptimaal zijn. De woordenlijst-gebaseerde </w:t>
-      </w:r>
-      <w:proofErr w:type="spellStart"/>
-      <w:r>
-        <w:rPr>
-          <w:rFonts w:asciiTheme="majorHAnsi" w:hAnsiTheme="majorHAnsi" w:cstheme="majorHAnsi"/>
-          <w:lang w:val="nl-NL"/>
-        </w:rPr>
-        <w:t>agents</w:t>
-      </w:r>
-      <w:proofErr w:type="spellEnd"/>
-      <w:r>
-        <w:rPr>
-          <w:rFonts w:asciiTheme="majorHAnsi" w:hAnsiTheme="majorHAnsi" w:cstheme="majorHAnsi"/>
-          <w:lang w:val="nl-NL"/>
-        </w:rPr>
-        <w:t xml:space="preserve"> zijn taalonafhankelijker, maar ook zij passen de strategie niet dynamisch aan.</w:t>
+          <w:rFonts w:cstheme="majorHAnsi"/>
+          <w:color w:val="1F497D"/>
+        </w:rPr>
+        <w:t>4.3 Kernbevinding</w:t>
       </w:r>
     </w:p>
-    <w:p>
+    <w:p ns2:paraId="60A4A149" ns2:textId="1FDCF44F">
       <w:pPr>
         <w:pStyle w:val="ListBullet"/>
         <w:rPr>
@@ -6550,172 +5665,28 @@
       <w:r>
         <w:rPr>
           <w:rFonts w:asciiTheme="majorHAnsi" w:hAnsiTheme="majorHAnsi" w:cstheme="majorHAnsi"/>
-          <w:b/>
-          <w:lang w:val="nl-NL"/>
-        </w:rPr>
-        <w:t xml:space="preserve">Geen aanpassing aan spelmoeilijkheid: </w:t>
-      </w:r>
-      <w:r>
-        <w:rPr>
-          <w:rFonts w:asciiTheme="majorHAnsi" w:hAnsiTheme="majorHAnsi" w:cstheme="majorHAnsi"/>
-          <w:lang w:val="nl-NL"/>
-        </w:rPr>
-        <w:t xml:space="preserve">Alle </w:t>
-      </w:r>
-      <w:proofErr w:type="spellStart"/>
-      <w:r>
-        <w:rPr>
-          <w:rFonts w:asciiTheme="majorHAnsi" w:hAnsiTheme="majorHAnsi" w:cstheme="majorHAnsi"/>
-          <w:lang w:val="nl-NL"/>
-        </w:rPr>
-        <w:t>agents</w:t>
-      </w:r>
-      <w:proofErr w:type="spellEnd"/>
-      <w:r>
-        <w:rPr>
-          <w:rFonts w:asciiTheme="majorHAnsi" w:hAnsiTheme="majorHAnsi" w:cstheme="majorHAnsi"/>
-          <w:lang w:val="nl-NL"/>
-        </w:rPr>
-        <w:t xml:space="preserve"> gebruiken dezelfde strategie ongeacht de lengte van het woord, de resterende levens (behalve de life-</w:t>
-      </w:r>
-      <w:proofErr w:type="spellStart"/>
-      <w:r>
-        <w:rPr>
-          <w:rFonts w:asciiTheme="majorHAnsi" w:hAnsiTheme="majorHAnsi" w:cstheme="majorHAnsi"/>
-          <w:lang w:val="nl-NL"/>
-        </w:rPr>
-        <w:t>aware</w:t>
-      </w:r>
-      <w:proofErr w:type="spellEnd"/>
-      <w:r>
-        <w:rPr>
-          <w:rFonts w:asciiTheme="majorHAnsi" w:hAnsiTheme="majorHAnsi" w:cstheme="majorHAnsi"/>
-          <w:lang w:val="nl-NL"/>
-        </w:rPr>
-        <w:t xml:space="preserve"> modus van </w:t>
-      </w:r>
-      <w:proofErr w:type="spellStart"/>
-      <w:r>
-        <w:rPr>
-          <w:rFonts w:asciiTheme="majorHAnsi" w:hAnsiTheme="majorHAnsi" w:cstheme="majorHAnsi"/>
-          <w:lang w:val="nl-NL"/>
-        </w:rPr>
-        <w:t>Entropy</w:t>
-      </w:r>
-      <w:proofErr w:type="spellEnd"/>
-      <w:r>
-        <w:rPr>
-          <w:rFonts w:asciiTheme="majorHAnsi" w:hAnsiTheme="majorHAnsi" w:cstheme="majorHAnsi"/>
-          <w:lang w:val="nl-NL"/>
-        </w:rPr>
-        <w:t>) of het stadium van het spel. Een hybride aanpak die wisselt op basis van de situatie zou robuuster kunnen zijn.</w:t>
+          <w:lang w:val="nl-NL"/>
+        </w:rPr>
+        <w:t>Het centrale inzicht van dit project is dat meer informatie over het spel altijd loont, maar dat verschillende manieren om die informatie te benutten in de praktijk tot hetzelfde resultaat kunnen leiden. Woordeliminatie en entropie gebruiken allebei dezelfde informatie (de kandidatenlijst), en blijken na vergroting van de woordenlijst gelijkwaardig te presteren.</w:t>
       </w:r>
     </w:p>
-    <w:p>
-      <w:pPr>
-        <w:pStyle w:val="ListBullet"/>
-        <w:rPr>
-          <w:rFonts w:asciiTheme="majorHAnsi" w:hAnsiTheme="majorHAnsi" w:cstheme="majorHAnsi"/>
-          <w:lang w:val="nl-NL"/>
+    <w:p ns2:paraId="5A8BE371" ns2:textId="77777777">
+      <w:pPr>
+        <w:pStyle w:val="Heading2"/>
+        <w:rPr>
+          <w:rFonts w:cstheme="majorHAnsi"/>
+          <w:color w:val="1F497D"/>
         </w:rPr>
       </w:pPr>
       <w:r>
         <w:rPr>
-          <w:rFonts w:asciiTheme="majorHAnsi" w:hAnsiTheme="majorHAnsi" w:cstheme="majorHAnsi"/>
-          <w:b/>
-          <w:lang w:val="nl-NL"/>
-        </w:rPr>
-        <w:t xml:space="preserve">Geheugenloze filtering: </w:t>
-      </w:r>
-      <w:r>
-        <w:rPr>
-          <w:rFonts w:asciiTheme="majorHAnsi" w:hAnsiTheme="majorHAnsi" w:cstheme="majorHAnsi"/>
-          <w:lang w:val="nl-NL"/>
-        </w:rPr>
-        <w:t>De _</w:t>
-      </w:r>
-      <w:proofErr w:type="spellStart"/>
-      <w:r>
-        <w:rPr>
-          <w:rFonts w:asciiTheme="majorHAnsi" w:hAnsiTheme="majorHAnsi" w:cstheme="majorHAnsi"/>
-          <w:lang w:val="nl-NL"/>
-        </w:rPr>
-        <w:t>filter_candidates</w:t>
-      </w:r>
-      <w:proofErr w:type="spellEnd"/>
-      <w:r>
-        <w:rPr>
-          <w:rFonts w:asciiTheme="majorHAnsi" w:hAnsiTheme="majorHAnsi" w:cstheme="majorHAnsi"/>
-          <w:lang w:val="nl-NL"/>
-        </w:rPr>
-        <w:t xml:space="preserve">-methode in zowel Word List </w:t>
-      </w:r>
-      <w:proofErr w:type="spellStart"/>
-      <w:r>
-        <w:rPr>
-          <w:rFonts w:asciiTheme="majorHAnsi" w:hAnsiTheme="majorHAnsi" w:cstheme="majorHAnsi"/>
-          <w:lang w:val="nl-NL"/>
-        </w:rPr>
-        <w:t>Elimination</w:t>
-      </w:r>
-      <w:proofErr w:type="spellEnd"/>
-      <w:r>
-        <w:rPr>
-          <w:rFonts w:asciiTheme="majorHAnsi" w:hAnsiTheme="majorHAnsi" w:cstheme="majorHAnsi"/>
-          <w:lang w:val="nl-NL"/>
-        </w:rPr>
-        <w:t xml:space="preserve"> als </w:t>
-      </w:r>
-      <w:proofErr w:type="spellStart"/>
-      <w:r>
-        <w:rPr>
-          <w:rFonts w:asciiTheme="majorHAnsi" w:hAnsiTheme="majorHAnsi" w:cstheme="majorHAnsi"/>
-          <w:lang w:val="nl-NL"/>
-        </w:rPr>
-        <w:t>Entropy</w:t>
-      </w:r>
-      <w:proofErr w:type="spellEnd"/>
-      <w:r>
-        <w:rPr>
-          <w:rFonts w:asciiTheme="majorHAnsi" w:hAnsiTheme="majorHAnsi" w:cstheme="majorHAnsi"/>
-          <w:lang w:val="nl-NL"/>
-        </w:rPr>
-        <w:t xml:space="preserve"> Agent </w:t>
-      </w:r>
-      <w:proofErr w:type="spellStart"/>
-      <w:r>
-        <w:rPr>
-          <w:rFonts w:asciiTheme="majorHAnsi" w:hAnsiTheme="majorHAnsi" w:cstheme="majorHAnsi"/>
-          <w:lang w:val="nl-NL"/>
-        </w:rPr>
-        <w:t>herberekent</w:t>
-      </w:r>
-      <w:proofErr w:type="spellEnd"/>
-      <w:r>
-        <w:rPr>
-          <w:rFonts w:asciiTheme="majorHAnsi" w:hAnsiTheme="majorHAnsi" w:cstheme="majorHAnsi"/>
-          <w:lang w:val="nl-NL"/>
-        </w:rPr>
-        <w:t xml:space="preserve"> de kandidatenlijst volledig bij elke stap op basis van de state. Er wordt geen incrementele datastructuur (zoals een </w:t>
-      </w:r>
-      <w:proofErr w:type="spellStart"/>
-      <w:r>
-        <w:rPr>
-          <w:rFonts w:asciiTheme="majorHAnsi" w:hAnsiTheme="majorHAnsi" w:cstheme="majorHAnsi"/>
-          <w:lang w:val="nl-NL"/>
-        </w:rPr>
-        <w:t>trie</w:t>
-      </w:r>
-      <w:proofErr w:type="spellEnd"/>
-      <w:r>
-        <w:rPr>
-          <w:rFonts w:asciiTheme="majorHAnsi" w:hAnsiTheme="majorHAnsi" w:cstheme="majorHAnsi"/>
-          <w:lang w:val="nl-NL"/>
-        </w:rPr>
-        <w:t>) gebruikt, wat bij zeer grote woordenlijsten tot prestatieverlies leidt.</w:t>
+          <w:rFonts w:cstheme="majorHAnsi"/>
+          <w:color w:val="1F497D"/>
+        </w:rPr>
+        <w:t>Bronnenlijst</w:t>
       </w:r>
     </w:p>
-    <w:p>
+    <w:p ns2:paraId="60A4A149" ns2:textId="1FDCF44F">
       <w:pPr>
         <w:pStyle w:val="ListBullet"/>
         <w:rPr>
@@ -6726,36 +5697,12 @@
       <w:r>
         <w:rPr>
           <w:rFonts w:asciiTheme="majorHAnsi" w:hAnsiTheme="majorHAnsi" w:cstheme="majorHAnsi"/>
-          <w:b/>
-          <w:lang w:val="nl-NL"/>
-        </w:rPr>
-        <w:t xml:space="preserve">Benchmark met vaste woordenlijst: </w:t>
-      </w:r>
-      <w:r>
-        <w:rPr>
-          <w:rFonts w:asciiTheme="majorHAnsi" w:hAnsiTheme="majorHAnsi" w:cstheme="majorHAnsi"/>
-          <w:lang w:val="nl-NL"/>
-        </w:rPr>
-        <w:t xml:space="preserve">De resultaten zijn gebaseerd op één specifieke woordenlijst. Andere lijsten (bijv. alleen lange woorden, of woorden met veel zeldzame letters) kunnen de rangorde van de </w:t>
-      </w:r>
-      <w:proofErr w:type="spellStart"/>
-      <w:r>
-        <w:rPr>
-          <w:rFonts w:asciiTheme="majorHAnsi" w:hAnsiTheme="majorHAnsi" w:cstheme="majorHAnsi"/>
-          <w:lang w:val="nl-NL"/>
-        </w:rPr>
-        <w:t>agents</w:t>
-      </w:r>
-      <w:proofErr w:type="spellEnd"/>
-      <w:r>
-        <w:rPr>
-          <w:rFonts w:asciiTheme="majorHAnsi" w:hAnsiTheme="majorHAnsi" w:cstheme="majorHAnsi"/>
-          <w:lang w:val="nl-NL"/>
-        </w:rPr>
-        <w:t xml:space="preserve"> beïnvloeden.</w:t>
+          <w:lang w:val="nl-NL"/>
+        </w:rPr>
+        <w:t>Cover, T. M., &amp; Thomas, J. A. (2006). Elements of information theory (2nd ed.). Wiley-Interscience. https://doi.org/10.1002/047174882X</w:t>
       </w:r>
     </w:p>
-    <w:p>
+    <w:p ns2:paraId="60A4A149" ns2:textId="1FDCF44F">
       <w:pPr>
         <w:pStyle w:val="ListBullet"/>
         <w:rPr>
@@ -6766,135 +5713,30 @@
       <w:r>
         <w:rPr>
           <w:rFonts w:asciiTheme="majorHAnsi" w:hAnsiTheme="majorHAnsi" w:cstheme="majorHAnsi"/>
-          <w:b/>
-          <w:lang w:val="nl-NL"/>
-        </w:rPr>
-        <w:t xml:space="preserve">Geen lerende component: </w:t>
-      </w:r>
-      <w:r>
-        <w:rPr>
-          <w:rFonts w:asciiTheme="majorHAnsi" w:hAnsiTheme="majorHAnsi" w:cstheme="majorHAnsi"/>
-          <w:lang w:val="nl-NL"/>
-        </w:rPr>
-        <w:t xml:space="preserve">De </w:t>
-      </w:r>
-      <w:proofErr w:type="spellStart"/>
-      <w:r>
-        <w:rPr>
-          <w:rFonts w:asciiTheme="majorHAnsi" w:hAnsiTheme="majorHAnsi" w:cstheme="majorHAnsi"/>
-          <w:lang w:val="nl-NL"/>
-        </w:rPr>
-        <w:t>agents</w:t>
-      </w:r>
-      <w:proofErr w:type="spellEnd"/>
-      <w:r>
-        <w:rPr>
-          <w:rFonts w:asciiTheme="majorHAnsi" w:hAnsiTheme="majorHAnsi" w:cstheme="majorHAnsi"/>
-          <w:lang w:val="nl-NL"/>
-        </w:rPr>
-        <w:t xml:space="preserve"> leren niet van gespeelde potjes. Een </w:t>
-      </w:r>
-      <w:proofErr w:type="spellStart"/>
-      <w:r>
-        <w:rPr>
-          <w:rFonts w:asciiTheme="majorHAnsi" w:hAnsiTheme="majorHAnsi" w:cstheme="majorHAnsi"/>
-          <w:lang w:val="nl-NL"/>
-        </w:rPr>
-        <w:t>reinforcement</w:t>
-      </w:r>
-      <w:proofErr w:type="spellEnd"/>
-      <w:r>
-        <w:rPr>
-          <w:rFonts w:asciiTheme="majorHAnsi" w:hAnsiTheme="majorHAnsi" w:cstheme="majorHAnsi"/>
-          <w:lang w:val="nl-NL"/>
-        </w:rPr>
-        <w:t xml:space="preserve"> </w:t>
-      </w:r>
-      <w:proofErr w:type="spellStart"/>
-      <w:r>
-        <w:rPr>
-          <w:rFonts w:asciiTheme="majorHAnsi" w:hAnsiTheme="majorHAnsi" w:cstheme="majorHAnsi"/>
-          <w:lang w:val="nl-NL"/>
-        </w:rPr>
-        <w:t>learning</w:t>
-      </w:r>
-      <w:proofErr w:type="spellEnd"/>
-      <w:r>
-        <w:rPr>
-          <w:rFonts w:asciiTheme="majorHAnsi" w:hAnsiTheme="majorHAnsi" w:cstheme="majorHAnsi"/>
-          <w:lang w:val="nl-NL"/>
-        </w:rPr>
-        <w:t xml:space="preserve"> agent die zijn strategie aanpast op basis van ervaring zou potentieel de </w:t>
-      </w:r>
-      <w:proofErr w:type="spellStart"/>
-      <w:r>
-        <w:rPr>
-          <w:rFonts w:asciiTheme="majorHAnsi" w:hAnsiTheme="majorHAnsi" w:cstheme="majorHAnsi"/>
-          <w:lang w:val="nl-NL"/>
-        </w:rPr>
-        <w:t>Entropy</w:t>
-      </w:r>
-      <w:proofErr w:type="spellEnd"/>
-      <w:r>
-        <w:rPr>
-          <w:rFonts w:asciiTheme="majorHAnsi" w:hAnsiTheme="majorHAnsi" w:cstheme="majorHAnsi"/>
-          <w:lang w:val="nl-NL"/>
-        </w:rPr>
-        <w:t xml:space="preserve"> Agent kunnen overtreffen, maar valt buiten de scope van dit </w:t>
-      </w:r>
-      <w:proofErr w:type="spellStart"/>
-      <w:r>
-        <w:rPr>
-          <w:rFonts w:asciiTheme="majorHAnsi" w:hAnsiTheme="majorHAnsi" w:cstheme="majorHAnsi"/>
-          <w:lang w:val="nl-NL"/>
-        </w:rPr>
-        <w:t>rule-based</w:t>
-      </w:r>
-      <w:proofErr w:type="spellEnd"/>
-      <w:r>
-        <w:rPr>
-          <w:rFonts w:asciiTheme="majorHAnsi" w:hAnsiTheme="majorHAnsi" w:cstheme="majorHAnsi"/>
-          <w:lang w:val="nl-NL"/>
-        </w:rPr>
-        <w:t xml:space="preserve"> project.</w:t>
+          <w:lang w:val="nl-NL"/>
+        </w:rPr>
+        <w:t>Norvig, P. (2012). English letter frequency counts: Mayzner revisited. https://norvig.com/mayzner.html</w:t>
       </w:r>
     </w:p>
-    <w:p>
-      <w:pPr>
-        <w:pStyle w:val="Heading2"/>
-        <w:rPr>
-          <w:rFonts w:cstheme="majorHAnsi"/>
-          <w:lang w:val="nl-NL"/>
-        </w:rPr>
-      </w:pPr>
-      <w:bookmarkStart w:id="20" w:name="_Toc225792704"/>
+    <w:p ns2:paraId="60A4A149" ns2:textId="1FDCF44F">
+      <w:pPr>
+        <w:pStyle w:val="ListBullet"/>
+        <w:rPr>
+          <w:rFonts w:asciiTheme="majorHAnsi" w:hAnsiTheme="majorHAnsi" w:cstheme="majorHAnsi"/>
+          <w:lang w:val="nl-NL"/>
+        </w:rPr>
+      </w:pPr>
       <w:r>
         <w:rPr>
-          <w:rFonts w:cstheme="majorHAnsi"/>
-          <w:color w:val="1F497D"/>
-          <w:lang w:val="nl-NL"/>
-        </w:rPr>
-        <w:t>4.3 Kernbevinding</w:t>
-      </w:r>
-      <w:bookmarkEnd w:id="20"/>
-    </w:p>
-    <w:p>
-      <w:pPr>
-        <w:rPr>
-          <w:rFonts w:asciiTheme="majorHAnsi" w:hAnsiTheme="majorHAnsi" w:cstheme="majorHAnsi"/>
-          <w:lang w:val="nl-NL"/>
-        </w:rPr>
-      </w:pPr>
-      <w:r>
-        <w:rPr>
-          <w:rFonts w:asciiTheme="majorHAnsi" w:hAnsiTheme="majorHAnsi" w:cstheme="majorHAnsi"/>
-          <w:lang w:val="nl-NL"/>
-        </w:rPr>
-        <w:t>Het centrale inzicht van dit project is dat meer informatie over het spel altijd loont, maar dat de manier waarop die informatie wordt gebruikt het verschil maakt. Woordeliminatie en entropie gebruiken allebei dezelfde informatie (de kandidatenlijst), maar entropie benut die informatie optimaler door te kiezen op verwachte informatiewinst in plaats van op kans op een directe hit.</w:t>
+          <w:rFonts w:asciiTheme="majorHAnsi" w:hAnsiTheme="majorHAnsi" w:cstheme="majorHAnsi"/>
+          <w:lang w:val="nl-NL"/>
+        </w:rPr>
+        <w:t>Shannon, C. E. (1948). A mathematical theory of communication. Bell System Technical Journal, 27(3), 379–423. https://doi.org/10.1002/j.1538-7305.1948.tb01338.x</w:t>
       </w:r>
     </w:p>
-    <w:p>
-      <w:pPr>
+    <w:p ns2:paraId="60A4A149" ns2:textId="1FDCF44F">
+      <w:pPr>
+        <w:pStyle w:val="ListBullet"/>
         <w:rPr>
           <w:rFonts w:asciiTheme="majorHAnsi" w:hAnsiTheme="majorHAnsi" w:cstheme="majorHAnsi"/>
           <w:lang w:val="nl-NL"/>
@@ -6905,175 +5747,7 @@
           <w:rFonts w:asciiTheme="majorHAnsi" w:hAnsiTheme="majorHAnsi" w:cstheme="majorHAnsi"/>
           <w:lang w:val="nl-NL"/>
         </w:rPr>
-        <w:lastRenderedPageBreak/>
-        <w:t xml:space="preserve">Dit sluit aan bij de bredere theorie van </w:t>
-      </w:r>
-      <w:proofErr w:type="spellStart"/>
-      <w:r>
-        <w:rPr>
-          <w:rFonts w:asciiTheme="majorHAnsi" w:hAnsiTheme="majorHAnsi" w:cstheme="majorHAnsi"/>
-          <w:lang w:val="nl-NL"/>
-        </w:rPr>
-        <w:t>informatieoptimale</w:t>
-      </w:r>
-      <w:proofErr w:type="spellEnd"/>
-      <w:r>
-        <w:rPr>
-          <w:rFonts w:asciiTheme="majorHAnsi" w:hAnsiTheme="majorHAnsi" w:cstheme="majorHAnsi"/>
-          <w:lang w:val="nl-NL"/>
-        </w:rPr>
-        <w:t xml:space="preserve"> beslissingen (Cover &amp; Thomas, 2006): de agent die zijn onzekerheid het snelst reduceert, wint het vaakst.</w:t>
-      </w:r>
-    </w:p>
-    <w:p>
-      <w:pPr>
-        <w:rPr>
-          <w:rFonts w:asciiTheme="majorHAnsi" w:hAnsiTheme="majorHAnsi" w:cstheme="majorHAnsi"/>
-          <w:lang w:val="nl-NL"/>
-        </w:rPr>
-      </w:pPr>
-      <w:r>
-        <w:rPr>
-          <w:rFonts w:asciiTheme="majorHAnsi" w:hAnsiTheme="majorHAnsi" w:cstheme="majorHAnsi"/>
-          <w:lang w:val="nl-NL"/>
-        </w:rPr>
-        <w:br w:type="page"/>
-      </w:r>
-    </w:p>
-    <w:p>
-      <w:pPr>
-        <w:pStyle w:val="Heading1"/>
-        <w:rPr>
-          <w:rFonts w:cstheme="majorHAnsi"/>
-        </w:rPr>
-      </w:pPr>
-      <w:bookmarkStart w:id="21" w:name="_Toc225792705"/>
-      <w:proofErr w:type="spellStart"/>
-      <w:r>
-        <w:rPr>
-          <w:rFonts w:cstheme="majorHAnsi"/>
-          <w:color w:val="1F497D"/>
-        </w:rPr>
-        <w:lastRenderedPageBreak/>
-        <w:t>Bronnenlijst</w:t>
-      </w:r>
-      <w:bookmarkEnd w:id="21"/>
-      <w:proofErr w:type="spellEnd"/>
-    </w:p>
-    <w:p>
-      <w:pPr>
-        <w:pStyle w:val="ListBullet"/>
-        <w:rPr>
-          <w:rFonts w:asciiTheme="majorHAnsi" w:hAnsiTheme="majorHAnsi" w:cstheme="majorHAnsi"/>
-        </w:rPr>
-      </w:pPr>
-      <w:r>
-        <w:rPr>
-          <w:rFonts w:asciiTheme="majorHAnsi" w:hAnsiTheme="majorHAnsi" w:cstheme="majorHAnsi"/>
-        </w:rPr>
-        <w:t xml:space="preserve">Cover, T. M., &amp; Thomas, J. A. (2006). Elements of information theory (2nd ed.). Wiley-Interscience. </w:t>
-      </w:r>
-      <w:hyperlink r:id="rId6" w:history="1">
-        <w:r>
-          <w:rPr>
-            <w:rStyle w:val="Hyperlink"/>
-            <w:rFonts w:asciiTheme="majorHAnsi" w:hAnsiTheme="majorHAnsi" w:cstheme="majorHAnsi"/>
-          </w:rPr>
-          <w:t>https://doi.org/10.1002/047174882X</w:t>
-        </w:r>
-      </w:hyperlink>
-      <w:r>
-        <w:rPr>
-          <w:rFonts w:asciiTheme="majorHAnsi" w:hAnsiTheme="majorHAnsi" w:cstheme="majorHAnsi"/>
-        </w:rPr>
-        <w:t xml:space="preserve"> </w:t>
-      </w:r>
-    </w:p>
-    <w:p>
-      <w:pPr>
-        <w:pStyle w:val="ListBullet"/>
-        <w:rPr>
-          <w:rFonts w:asciiTheme="majorHAnsi" w:hAnsiTheme="majorHAnsi" w:cstheme="majorHAnsi"/>
-        </w:rPr>
-      </w:pPr>
-      <w:r>
-        <w:rPr>
-          <w:rFonts w:asciiTheme="majorHAnsi" w:hAnsiTheme="majorHAnsi" w:cstheme="majorHAnsi"/>
-        </w:rPr>
-        <w:t xml:space="preserve">Norvig, P. (2012). English letter frequency counts: Mayzner revisited. </w:t>
-      </w:r>
-      <w:hyperlink r:id="rId7" w:history="1">
-        <w:r>
-          <w:rPr>
-            <w:rStyle w:val="Hyperlink"/>
-            <w:rFonts w:asciiTheme="majorHAnsi" w:hAnsiTheme="majorHAnsi" w:cstheme="majorHAnsi"/>
-          </w:rPr>
-          <w:t>https://norvig.com/mayzner.html</w:t>
-        </w:r>
-      </w:hyperlink>
-      <w:r>
-        <w:rPr>
-          <w:rFonts w:asciiTheme="majorHAnsi" w:hAnsiTheme="majorHAnsi" w:cstheme="majorHAnsi"/>
-        </w:rPr>
-        <w:t xml:space="preserve"> </w:t>
-      </w:r>
-    </w:p>
-    <w:p>
-      <w:pPr>
-        <w:pStyle w:val="ListBullet"/>
-        <w:rPr>
-          <w:rFonts w:asciiTheme="majorHAnsi" w:hAnsiTheme="majorHAnsi" w:cstheme="majorHAnsi"/>
-        </w:rPr>
-      </w:pPr>
-      <w:r>
-        <w:rPr>
-          <w:rFonts w:asciiTheme="majorHAnsi" w:hAnsiTheme="majorHAnsi" w:cstheme="majorHAnsi"/>
-        </w:rPr>
-        <w:t xml:space="preserve">Shannon, C. E. (1948). A mathematical theory of communication. Bell System Technical Journal, 27(3), 379–423. </w:t>
-      </w:r>
-      <w:hyperlink r:id="rId8" w:history="1">
-        <w:r>
-          <w:rPr>
-            <w:rStyle w:val="Hyperlink"/>
-            <w:rFonts w:asciiTheme="majorHAnsi" w:hAnsiTheme="majorHAnsi" w:cstheme="majorHAnsi"/>
-          </w:rPr>
-          <w:t>https://doi.org/10.1002/j.1538-7305.1948.tb01338.x</w:t>
-        </w:r>
-      </w:hyperlink>
-      <w:r>
-        <w:rPr>
-          <w:rFonts w:asciiTheme="majorHAnsi" w:hAnsiTheme="majorHAnsi" w:cstheme="majorHAnsi"/>
-        </w:rPr>
-        <w:t xml:space="preserve"> </w:t>
-      </w:r>
-    </w:p>
-    <w:p>
-      <w:pPr>
-        <w:pStyle w:val="ListBullet"/>
-        <w:rPr>
-          <w:rFonts w:asciiTheme="majorHAnsi" w:hAnsiTheme="majorHAnsi" w:cstheme="majorHAnsi"/>
-        </w:rPr>
-      </w:pPr>
-      <w:r>
-        <w:rPr>
-          <w:rFonts w:asciiTheme="majorHAnsi" w:hAnsiTheme="majorHAnsi" w:cstheme="majorHAnsi"/>
-        </w:rPr>
-        <w:t xml:space="preserve">Sutton, R. S., &amp; Barto, A. G. (2018). Reinforcement learning: An introduction (2nd ed.). MIT Press. </w:t>
-      </w:r>
-      <w:hyperlink r:id="rId9" w:history="1">
-        <w:r>
-          <w:rPr>
-            <w:rStyle w:val="Hyperlink"/>
-            <w:rFonts w:asciiTheme="majorHAnsi" w:hAnsiTheme="majorHAnsi" w:cstheme="majorHAnsi"/>
-          </w:rPr>
-          <w:t>http://incompleteideas.net/book/the-book-2nd.html</w:t>
-        </w:r>
-      </w:hyperlink>
-      <w:r>
-        <w:rPr>
-          <w:rFonts w:asciiTheme="majorHAnsi" w:hAnsiTheme="majorHAnsi" w:cstheme="majorHAnsi"/>
-        </w:rPr>
-        <w:t xml:space="preserve"> </w:t>
+        <w:t>Sutton, R. S., &amp; Barto, A. G. (2018). Reinforcement learning: An introduction (2nd ed.). MIT Press. http://incompleteideas.net/book/the-book-2nd.html</w:t>
       </w:r>
     </w:p>
     <w:sectPr>
@@ -7285,6 +5959,9 @@
   </w:num>
   <w:num w:numId="9" w16cid:durableId="1130173284">
     <w:abstractNumId w:val="0"/>
+  </w:num>
+  <w:num w:numId="10" w16cid:durableId="874779328">
+    <w:abstractNumId w:val="8"/>
   </w:num>
 </w:numbering>
 </file>
